--- a/Manual_Uploads/Bachelor_Project_28.06.2026.docx
+++ b/Manual_Uploads/Bachelor_Project_28.06.2026.docx
@@ -4,14 +4,14 @@
   <w:body>
     <w:p>
       <w:pPr>
-        <w:spacing w:before="1200"/>
+        <w:spacing w:before="120" w:after="40"/>
         <w:jc w:val="center"/>
       </w:pPr>
       <w:r>
         <w:rPr>
           <w:b/>
-          <w:color w:val="1F497D"/>
-          <w:sz w:val="48"/>
+          <w:color w:val="2B5385"/>
+          <w:sz w:val="22"/>
         </w:rPr>
         <w:t>SMART FLOW 2.0</w:t>
       </w:r>
@@ -44,11 +44,13 @@
     <w:p>
       <w:pPr>
         <w:jc w:val="center"/>
+        <w:spacing w:before="120" w:after="40"/>
       </w:pPr>
       <w:r>
         <w:rPr>
           <w:b/>
-          <w:sz w:val="26"/>
+          <w:color w:val="2B5385"/>
+          <w:sz w:val="22"/>
         </w:rPr>
         <w:t>Davit Kavelashvili</w:t>
       </w:r>
@@ -71,176 +73,202 @@
     </w:p>
     <w:p>
       <w:pPr>
+        <w:spacing w:before="120" w:after="40"/>
+        <w:jc w:val="left"/>
+      </w:pPr>
+      <w:r>
+        <w:rPr>
+          <w:b/>
+          <w:color w:val="2B5385"/>
+          <w:sz w:val="22"/>
+        </w:rPr>
+        <w:t>Table of Contents</w:t>
+      </w:r>
+    </w:p>
+    <w:p>
+      <w:pPr>
+        <w:spacing w:after="80" w:before="280"/>
+      </w:pPr>
+      <w:r>
+        <w:rPr>
+          <w:b/>
+          <w:color w:val="3C70AF"/>
+          <w:sz w:val="28"/>
+        </w:rPr>
+        <w:t>1.  Introduction</w:t>
+      </w:r>
+    </w:p>
+    <w:p>
+      <w:pPr>
+        <w:spacing w:after="80" w:before="280"/>
+      </w:pPr>
+      <w:r>
+        <w:rPr>
+          <w:b/>
+          <w:color w:val="3C70AF"/>
+          <w:sz w:val="28"/>
+        </w:rPr>
+        <w:t>2.  Problem Statement</w:t>
+      </w:r>
+    </w:p>
+    <w:p>
+      <w:pPr>
+        <w:spacing w:after="80" w:before="280"/>
+      </w:pPr>
+      <w:r>
+        <w:rPr>
+          <w:b/>
+          <w:color w:val="3C70AF"/>
+          <w:sz w:val="28"/>
+        </w:rPr>
+        <w:t>3.  Market Research &amp; Competitive Landscape</w:t>
+      </w:r>
+    </w:p>
+    <w:p>
+      <w:pPr>
+        <w:spacing w:after="80" w:before="280"/>
+      </w:pPr>
+      <w:r>
+        <w:rPr>
+          <w:b/>
+          <w:color w:val="3C70AF"/>
+          <w:sz w:val="28"/>
+        </w:rPr>
+        <w:t>4.  Technical Background</w:t>
+      </w:r>
+    </w:p>
+    <w:p>
+      <w:pPr>
+        <w:spacing w:after="80" w:before="280"/>
+      </w:pPr>
+      <w:r>
+        <w:rPr>
+          <w:b/>
+          <w:color w:val="3C70AF"/>
+          <w:sz w:val="28"/>
+        </w:rPr>
+        <w:t>5.  System Architecture &amp; Design Decisions</w:t>
+      </w:r>
+    </w:p>
+    <w:p>
+      <w:pPr>
+        <w:spacing w:after="80" w:before="280"/>
+      </w:pPr>
+      <w:r>
+        <w:rPr>
+          <w:b/>
+          <w:color w:val="3C70AF"/>
+          <w:sz w:val="28"/>
+        </w:rPr>
+        <w:t>6.  Hardware Implementation</w:t>
+      </w:r>
+    </w:p>
+    <w:p>
+      <w:pPr>
+        <w:spacing w:after="80" w:before="280"/>
+      </w:pPr>
+      <w:r>
+        <w:rPr>
+          <w:b/>
+          <w:color w:val="3C70AF"/>
+          <w:sz w:val="28"/>
+        </w:rPr>
+        <w:t>7.  Firmware Development</w:t>
+      </w:r>
+    </w:p>
+    <w:p>
+      <w:pPr>
+        <w:spacing w:after="80" w:before="280"/>
+      </w:pPr>
+      <w:r>
+        <w:rPr>
+          <w:b/>
+          <w:color w:val="3C70AF"/>
+          <w:sz w:val="28"/>
+        </w:rPr>
+        <w:t>8.  ESP32 &amp; Cloud Layer Design</w:t>
+      </w:r>
+    </w:p>
+    <w:p>
+      <w:pPr>
+        <w:spacing w:after="80" w:before="280"/>
+      </w:pPr>
+      <w:r>
+        <w:rPr>
+          <w:b/>
+          <w:color w:val="3C70AF"/>
+          <w:sz w:val="28"/>
+        </w:rPr>
+        <w:t>9.  Testing &amp; Results</w:t>
+      </w:r>
+    </w:p>
+    <w:p>
+      <w:pPr>
+        <w:spacing w:after="80" w:before="280"/>
+      </w:pPr>
+      <w:r>
+        <w:rPr>
+          <w:b/>
+          <w:color w:val="3C70AF"/>
+          <w:sz w:val="28"/>
+        </w:rPr>
+        <w:t>10.  Economic Analysis</w:t>
+      </w:r>
+    </w:p>
+    <w:p>
+      <w:pPr>
+        <w:spacing w:after="80" w:before="280"/>
+      </w:pPr>
+      <w:r>
+        <w:rPr>
+          <w:b/>
+          <w:color w:val="3C70AF"/>
+          <w:sz w:val="28"/>
+        </w:rPr>
+        <w:t>11.  Future Work</w:t>
+      </w:r>
+    </w:p>
+    <w:p>
+      <w:pPr>
+        <w:spacing w:after="80" w:before="280"/>
+      </w:pPr>
+      <w:r>
+        <w:rPr>
+          <w:b/>
+          <w:color w:val="3C70AF"/>
+          <w:sz w:val="28"/>
+        </w:rPr>
+        <w:t>12.  Conclusion</w:t>
+      </w:r>
+    </w:p>
+    <w:p>
+      <w:pPr>
+        <w:spacing w:after="80" w:before="280"/>
+      </w:pPr>
+      <w:r>
+        <w:rPr>
+          <w:b/>
+          <w:color w:val="3C70AF"/>
+          <w:sz w:val="28"/>
+        </w:rPr>
+        <w:t>13.  References</w:t>
+      </w:r>
+    </w:p>
+    <w:p>
+      <w:r>
+        <w:br w:type="page"/>
+      </w:r>
+    </w:p>
+    <w:p>
+      <w:pPr>
         <w:spacing w:before="280" w:after="80"/>
         <w:jc w:val="left"/>
       </w:pPr>
       <w:r>
         <w:rPr>
           <w:b/>
-          <w:color w:val="1F497D"/>
-          <w:sz w:val="32"/>
-        </w:rPr>
-        <w:t>Table of Contents</w:t>
-      </w:r>
-    </w:p>
-    <w:p>
-      <w:pPr>
-        <w:spacing w:after="40"/>
-      </w:pPr>
-      <w:r>
-        <w:rPr>
-          <w:sz w:val="22"/>
-        </w:rPr>
-        <w:t>1.  Introduction</w:t>
-      </w:r>
-    </w:p>
-    <w:p>
-      <w:pPr>
-        <w:spacing w:after="40"/>
-      </w:pPr>
-      <w:r>
-        <w:rPr>
-          <w:sz w:val="22"/>
-        </w:rPr>
-        <w:t>2.  Problem Statement</w:t>
-      </w:r>
-    </w:p>
-    <w:p>
-      <w:pPr>
-        <w:spacing w:after="40"/>
-      </w:pPr>
-      <w:r>
-        <w:rPr>
-          <w:sz w:val="22"/>
-        </w:rPr>
-        <w:t>3.  Market Research &amp; Competitive Landscape</w:t>
-      </w:r>
-    </w:p>
-    <w:p>
-      <w:pPr>
-        <w:spacing w:after="40"/>
-      </w:pPr>
-      <w:r>
-        <w:rPr>
-          <w:sz w:val="22"/>
-        </w:rPr>
-        <w:t>4.  Technical Background</w:t>
-      </w:r>
-    </w:p>
-    <w:p>
-      <w:pPr>
-        <w:spacing w:after="40"/>
-      </w:pPr>
-      <w:r>
-        <w:rPr>
-          <w:sz w:val="22"/>
-        </w:rPr>
-        <w:t>5.  System Architecture &amp; Design Decisions</w:t>
-      </w:r>
-    </w:p>
-    <w:p>
-      <w:pPr>
-        <w:spacing w:after="40"/>
-      </w:pPr>
-      <w:r>
-        <w:rPr>
-          <w:sz w:val="22"/>
-        </w:rPr>
-        <w:t>6.  Hardware Implementation</w:t>
-      </w:r>
-    </w:p>
-    <w:p>
-      <w:pPr>
-        <w:spacing w:after="40"/>
-      </w:pPr>
-      <w:r>
-        <w:rPr>
-          <w:sz w:val="22"/>
-        </w:rPr>
-        <w:t>7.  Firmware Development</w:t>
-      </w:r>
-    </w:p>
-    <w:p>
-      <w:pPr>
-        <w:spacing w:after="40"/>
-      </w:pPr>
-      <w:r>
-        <w:rPr>
-          <w:sz w:val="22"/>
-        </w:rPr>
-        <w:t>8.  ESP32 &amp; Cloud Layer Design</w:t>
-      </w:r>
-    </w:p>
-    <w:p>
-      <w:pPr>
-        <w:spacing w:after="40"/>
-      </w:pPr>
-      <w:r>
-        <w:rPr>
-          <w:sz w:val="22"/>
-        </w:rPr>
-        <w:t>9.  Testing &amp; Results</w:t>
-      </w:r>
-    </w:p>
-    <w:p>
-      <w:pPr>
-        <w:spacing w:after="40"/>
-      </w:pPr>
-      <w:r>
-        <w:rPr>
-          <w:sz w:val="22"/>
-        </w:rPr>
-        <w:t>10.  Economic Analysis</w:t>
-      </w:r>
-    </w:p>
-    <w:p>
-      <w:pPr>
-        <w:spacing w:after="40"/>
-      </w:pPr>
-      <w:r>
-        <w:rPr>
-          <w:sz w:val="22"/>
-        </w:rPr>
-        <w:t>11.  Future Work</w:t>
-      </w:r>
-    </w:p>
-    <w:p>
-      <w:pPr>
-        <w:spacing w:after="40"/>
-      </w:pPr>
-      <w:r>
-        <w:rPr>
-          <w:sz w:val="22"/>
-        </w:rPr>
-        <w:t>12.  Conclusion</w:t>
-      </w:r>
-    </w:p>
-    <w:p>
-      <w:pPr>
-        <w:spacing w:after="40"/>
-      </w:pPr>
-      <w:r>
-        <w:rPr>
-          <w:sz w:val="22"/>
-        </w:rPr>
-        <w:t>13.  References</w:t>
-      </w:r>
-    </w:p>
-    <w:p>
-      <w:r>
-        <w:br w:type="page"/>
-      </w:r>
-    </w:p>
-    <w:p>
-      <w:pPr>
-        <w:spacing w:before="280" w:after="80"/>
-        <w:jc w:val="left"/>
-      </w:pPr>
-      <w:r>
-        <w:rPr>
-          <w:b/>
-          <w:color w:val="1F497D"/>
-          <w:sz w:val="32"/>
+          <w:color w:val="3C70AF"/>
+          <w:sz w:val="28"/>
         </w:rPr>
         <w:t>1. Introduction</w:t>
       </w:r>
@@ -262,7 +290,7 @@
         <w:jc w:val="both"/>
       </w:pPr>
       <w:r>
-        <w:t>The emergence of the Internet of Things (IoT) and low-cost embedded microcontrollers has created a realistic opportunity to transform this landscape. Modern irrigation control no longer requires industrial-grade programmable logic controllers or expensive proprietary sensor arrays. A well-designed system built around commodity hardware — an STM32 microcontroller, an ESP32 wireless module, and a small collection of analog sensors — can deliver a level of automation and data visibility that, until recently, was available only to large agribusinesses with dedicated engineering teams.</w:t>
+        <w:t xml:space="preserve">In the last few years, cheap microcontrollers and wireless modules have changed what is actually possible for small-scale builders. An STM32 Blue Pill costs about 2 USD. An ESP32 is 4 USD. A TDS probe is 3 USD. The hardware that used to require an industrial controller costing thousands now fits in a small plastic enclosure that can be wired up in a few days. That shift is what makes a project like this possible.</w:t>
       </w:r>
     </w:p>
     <w:p>
@@ -272,7 +300,7 @@
         <w:jc w:val="both"/>
       </w:pPr>
       <w:r>
-        <w:t>This thesis documents the design, development, and evaluation of Smart Flow 2.0, a modular, low-cost, dual-processor irrigation control system intended for small and medium-sized farming operations. The system integrates real-time water quality monitoring (TDS, pH, and pressure), multi-zone valve control, automated fertigation via a motorized mixing mechanism, and remote management over a cloud-connected mobile interface. The architecture deliberately separates sensor logic from actuation logic across two independent STM32F103C8T6 microcontrollers, with an ESP32 module serving as the wireless bridge to a cloud MQTT broker.</w:t>
+        <w:t xml:space="preserve">This thesis documents Smart Flow 2.0 — a dual-processor automated irrigation system I designed, built, and tested myself on a 1,500 m² site in Digomi, Tbilisi. The goal was straightforward: build something that a small Georgian farmer can actually afford and use, not another overpriced product designed for commercial operations with big budgets. The result costs around 70 USD in hardware and does more than commercial alternatives charging ten to twenty times that amount.</w:t>
       </w:r>
     </w:p>
     <w:p>
@@ -282,19 +310,19 @@
         <w:jc w:val="both"/>
       </w:pPr>
       <w:r>
-        <w:t>The central claim of this project is that minimalist engineering — thoughtful hardware selection, clean inter-module communication protocols, and pragmatic software design — can achieve results that rival commercial products costing ten to twenty times more. The system is not positioned as a research prototype to be discarded after demonstration; it is designed as a functional blueprint that a technically literate farmer or cooperative could replicate for under fifty USD per installation zone.</w:t>
-      </w:r>
-    </w:p>
-    <w:p>
-      <w:pPr>
-        <w:spacing w:before="280" w:after="80"/>
+        <w:t xml:space="preserve">The core argument is simple: smart irrigation does not have to be expensive. Basically, with the right component choices and a clean architecture, it is possible to build a system that outperforms most commercial products on capability while costing roughly 5 percent of what they charge. This thesis shows that in practice, not just in theory.</w:t>
+      </w:r>
+    </w:p>
+    <w:p>
+      <w:pPr>
+        <w:spacing w:before="200" w:after="40"/>
         <w:jc w:val="left"/>
       </w:pPr>
       <w:r>
         <w:rPr>
           <w:b/>
-          <w:color w:val="1F497D"/>
-          <w:sz w:val="26"/>
+          <w:color w:val="2B5385"/>
+          <w:sz w:val="24"/>
         </w:rPr>
         <w:t>1.1  Scope and Objectives</w:t>
       </w:r>
@@ -306,7 +334,7 @@
         <w:jc w:val="both"/>
       </w:pPr>
       <w:r>
-        <w:t>This project covers the following areas of development and research:</w:t>
+        <w:t xml:space="preserve">The project covers five main areas:</w:t>
       </w:r>
     </w:p>
     <w:p>
@@ -386,14 +414,14 @@
     </w:p>
     <w:p>
       <w:pPr>
-        <w:spacing w:before="280" w:after="80"/>
+        <w:spacing w:before="200" w:after="40"/>
         <w:jc w:val="left"/>
       </w:pPr>
       <w:r>
         <w:rPr>
           <w:b/>
-          <w:color w:val="1F497D"/>
-          <w:sz w:val="26"/>
+          <w:color w:val="2B5385"/>
+          <w:sz w:val="24"/>
         </w:rPr>
         <w:t>1.2  Document Structure</w:t>
       </w:r>
@@ -405,7 +433,7 @@
         <w:jc w:val="both"/>
       </w:pPr>
       <w:r>
-        <w:t>Section 2 frames the core problem and the proposed solution. Section 3 surveys the competitive landscape and current market. Section 4 provides the technical background covering sensor physics, communication protocols, and microcontroller selection rationale. Section 5 describes the overall system architecture and key design decisions. Sections 6 and 7 cover hardware implementation and firmware development in detail. Section 8 describes the ESP32 and cloud layer. Section 9 presents testing methodology and results. Sections 10 through 12 address economics, future directions, and conclusions.</w:t>
+        <w:t xml:space="preserve">Section 2 describes the problem and the proposed solution. Section 3 covers the competitive market. Section 4 gives technical background — sensors, protocols, microcontroller selection. Section 5 covers the system architecture. Sections 6 and 7 are hardware and firmware. Section 8 is the ESP32 and cloud design. Section 9 is testing and results. Sections 10 to 12 cover economics, future work, and conclusions.</w:t>
       </w:r>
     </w:p>
     <w:p>
@@ -421,22 +449,22 @@
       <w:r>
         <w:rPr>
           <w:b/>
-          <w:color w:val="1F497D"/>
-          <w:sz w:val="32"/>
+          <w:color w:val="3C70AF"/>
+          <w:sz w:val="28"/>
         </w:rPr>
         <w:t>2. Problem Statement</w:t>
       </w:r>
     </w:p>
     <w:p>
       <w:pPr>
-        <w:spacing w:before="280" w:after="80"/>
+        <w:spacing w:before="200" w:after="40"/>
         <w:jc w:val="left"/>
       </w:pPr>
       <w:r>
         <w:rPr>
           <w:b/>
-          <w:color w:val="1F497D"/>
-          <w:sz w:val="26"/>
+          <w:color w:val="2B5385"/>
+          <w:sz w:val="24"/>
         </w:rPr>
         <w:t>2.1  The Core Problem</w:t>
       </w:r>
@@ -448,7 +476,7 @@
         <w:jc w:val="both"/>
       </w:pPr>
       <w:r>
-        <w:t>Current irrigation solutions available to small and medium-sized agricultural enterprises (SMEs) suffer from three compounding failures that this project directly addresses.</w:t>
+        <w:t xml:space="preserve">The problem is basically three things that reinforce each other, and each one makes the others worse.</w:t>
       </w:r>
     </w:p>
     <w:p>
@@ -458,13 +486,7 @@
         <w:jc w:val="both"/>
       </w:pPr>
       <w:r>
-        <w:rPr>
-          <w:b/>
-        </w:rPr>
-        <w:t>Hardware Limitation:</w:t>
-      </w:r>
-      <w:r>
-        <w:t xml:space="preserve"> The dominant commercial products — systems from Rain Bird, Hunter, and Netafim — operate within a closed ecosystem model. Each manufacturer's controller is designed to interface exclusively with that manufacturer's sensors, valves, and expansion modules. This lock-in prevents multi-functionality, forces farms into a single vendor relationship, and makes incremental upgrades prohibitively expensive. A farmer who needs to add a sixth irrigation zone or integrate a new sensor type must purchase an entirely new controller rather than extending an existing one.</w:t>
+        <w:t xml:space="preserve">Vendor lock-in: Rain Bird, Hunter, and Netafim products are designed to work only with that same manufacturer's hardware. Want to add a sensor? You need their sensor. Need another zone? Their expansion module. Once you choose a vendor, you are stuck with them. For a small farmer who cannot absorb the cost of replacing the whole system every few years, this is a serious and ongoing financial problem.</w:t>
       </w:r>
     </w:p>
     <w:p>
@@ -474,13 +496,7 @@
         <w:jc w:val="both"/>
       </w:pPr>
       <w:r>
-        <w:rPr>
-          <w:b/>
-        </w:rPr>
-        <w:t>Inefficient Labor Allocation:</w:t>
-      </w:r>
-      <w:r>
-        <w:t xml:space="preserve"> Without reliable remote feedback, farm operators must physically inspect equipment on a daily basis. On farms where irrigation infrastructure spans hundreds of meters, this translates to hundreds of wasted man-hours per growing season. The labor cost is not merely financial — it represents a cognitive burden that prevents farmers from focusing on higher-value activities such as crop selection, market timing, and quality management.</w:t>
+        <w:t xml:space="preserve">No remote visibility: Without a way to check the system remotely, you have to be there in person — every day, twice a day in summer. On a site spread across hundreds of meters, that is easily an hour a day for the whole growing season. That is not just a time cost. It means you cannot take a paying job in the city, cannot travel, cannot be anywhere else when the irrigation needs to run. The labor is not optional.</w:t>
       </w:r>
     </w:p>
     <w:p>
@@ -490,25 +506,19 @@
         <w:jc w:val="both"/>
       </w:pPr>
       <w:r>
+        <w:t xml:space="preserve">Fixed schedules waste everything: most low-cost irrigation controllers are just timers. Same amount of water, same time every day, regardless of what the soil actually needs. No check for yesterday's rain. No adjustment for the season. FAO research consistently shows that schedule-based drip systems apply 30 to 50 percent more water than crops need. That is not just an environmental problem — at real water and fertilizer costs, it is money being wasted every single day.</w:t>
+      </w:r>
+    </w:p>
+    <w:p>
+      <w:pPr>
+        <w:spacing w:before="200" w:after="40"/>
+        <w:jc w:val="left"/>
+      </w:pPr>
+      <w:r>
         <w:rPr>
           <w:b/>
-        </w:rPr>
-        <w:t>Resource Waste:</w:t>
-      </w:r>
-      <w:r>
-        <w:t xml:space="preserve"> Systems that operate on fixed schedules — the dominant paradigm in low-cost irrigation — treat water and fertilizer as effectively infinite. They deliver the same volume at the same time regardless of current soil moisture, rainfall, or the actual nutrient uptake rate of the crop at its current growth stage. FAO studies on drip irrigation in Mediterranean climates consistently show that schedule-based systems apply 30 to 50 percent more water than plants actually require. At scale, this represents massive economic and environmental loss.</w:t>
-      </w:r>
-    </w:p>
-    <w:p>
-      <w:pPr>
-        <w:spacing w:before="280" w:after="80"/>
-        <w:jc w:val="left"/>
-      </w:pPr>
-      <w:r>
-        <w:rPr>
-          <w:b/>
-          <w:color w:val="1F497D"/>
-          <w:sz w:val="26"/>
+          <w:color w:val="2B5385"/>
+          <w:sz w:val="24"/>
         </w:rPr>
         <w:t>2.2  Georgian Agricultural Context</w:t>
       </w:r>
@@ -520,7 +530,7 @@
         <w:jc w:val="both"/>
       </w:pPr>
       <w:r>
-        <w:t>Georgia's agricultural sector occupies a structurally important but technologically underdeveloped position in the national economy. Agriculture contributes approximately 7 to 9 percent of GDP and employs roughly 40 percent of the rural workforce. The country's diverse climate zones — from the humid subtropical regions of Adjara and Guria on the Black Sea coast to the semi-arid conditions of the Kakheti wine region and the Kartli plain — create widely varying irrigation demands that a single fixed-schedule system cannot address effectively.</w:t>
+        <w:t xml:space="preserve">Georgia's agricultural sector is significant — around 7 to 9 percent of GDP, employing roughly 40 percent of the rural workforce — but the technology level is well behind comparable countries. The climate varies enormously across regions: humid subtropical on the Black Sea coast, semi-arid in Kakheti where most wine grapes and many vegetables grow. A single fixed irrigation schedule cannot work across those differences. What is right for Adjara will be too much for plants in a Tbilisi garden, and what works during Tbilisi spring is not enough for Kakheti vines in a dry August.</w:t>
       </w:r>
     </w:p>
     <w:p>
@@ -530,7 +540,7 @@
         <w:jc w:val="both"/>
       </w:pPr>
       <w:r>
-        <w:t>Kakheti, Georgia's primary wine-producing region, receives approximately 600 to 700 mm of annual rainfall, but the distribution is highly uneven. Dry periods between June and August coincide precisely with the critical fruit development stage of Rkatsiteli, Saperavi, and other native varietals. Without supplemental irrigation during these periods, sugar concentration and yield are significantly reduced. Yet precise irrigation management in this region is almost entirely absent at the small-producer level — most vineyards rely on flood or furrow irrigation managed entirely by manual observation.</w:t>
+        <w:t xml:space="preserve">Kakheti, the main wine-producing region, gets 600 to 700 mm of rain per year — but not when crops need it. The dry stretch from June to August hits exactly during fruit development, when Rkatsiteli and Saperavi vines need consistent moisture for sugar concentration. Without supplemental irrigation during that window, yield and quality both drop. But despite this, precise irrigation at the small-producer level is almost entirely absent in Kakheti. Most vineyards still use flood or furrow irrigation managed purely by eye.</w:t>
       </w:r>
     </w:p>
     <w:p>
@@ -545,14 +555,14 @@
     </w:p>
     <w:p>
       <w:pPr>
-        <w:spacing w:before="280" w:after="80"/>
+        <w:spacing w:before="200" w:after="40"/>
         <w:jc w:val="left"/>
       </w:pPr>
       <w:r>
         <w:rPr>
           <w:b/>
-          <w:color w:val="1F497D"/>
-          <w:sz w:val="26"/>
+          <w:color w:val="2B5385"/>
+          <w:sz w:val="24"/>
         </w:rPr>
         <w:t>2.3  The Proposed Solution</w:t>
       </w:r>
@@ -564,7 +574,7 @@
         <w:jc w:val="both"/>
       </w:pPr>
       <w:r>
-        <w:t>Smart Flow 2.0 proposes a dual-processor architecture built around two STM32F103C8T6 microcontrollers and an ESP32 wireless module. The design philosophy can be summarized in three principles:</w:t>
+        <w:t xml:space="preserve">The system is built around two STM32F103C8T6 microcontrollers and an ESP32 wireless module. The architecture is deliberately split: one microcontroller handles sensing and all irrigation logic, the other handles only relay switching. This separation keeps the firmware on each chip simple and testable, and it means either module can be replaced or upgraded without touching the other.</w:t>
       </w:r>
     </w:p>
     <w:p>
@@ -628,22 +638,22 @@
       <w:r>
         <w:rPr>
           <w:b/>
-          <w:color w:val="1F497D"/>
-          <w:sz w:val="32"/>
+          <w:color w:val="3C70AF"/>
+          <w:sz w:val="28"/>
         </w:rPr>
         <w:t>3. Market Research &amp; Competitive Landscape</w:t>
       </w:r>
     </w:p>
     <w:p>
       <w:pPr>
-        <w:spacing w:before="280" w:after="80"/>
+        <w:spacing w:before="200" w:after="40"/>
         <w:jc w:val="left"/>
       </w:pPr>
       <w:r>
         <w:rPr>
           <w:b/>
-          <w:color w:val="1F497D"/>
-          <w:sz w:val="26"/>
+          <w:color w:val="2B5385"/>
+          <w:sz w:val="24"/>
         </w:rPr>
         <w:t>3.1  Global Market Overview</w:t>
       </w:r>
@@ -680,14 +690,14 @@
     </w:p>
     <w:p>
       <w:pPr>
-        <w:spacing w:before="280" w:after="80"/>
+        <w:spacing w:before="200" w:after="40"/>
         <w:jc w:val="left"/>
       </w:pPr>
       <w:r>
         <w:rPr>
           <w:b/>
-          <w:color w:val="1F497D"/>
-          <w:sz w:val="26"/>
+          <w:color w:val="2B5385"/>
+          <w:sz w:val="24"/>
         </w:rPr>
         <w:t>3.2  Key Competitors and Product Analysis</w:t>
       </w:r>
@@ -699,18 +709,18 @@
         <w:jc w:val="both"/>
       </w:pPr>
       <w:r>
-        <w:t>The competitive landscape can be organized into three tiers: global enterprise players, mid-market IoT-focused vendors, and emerging open-platform products.</w:t>
-      </w:r>
-    </w:p>
-    <w:p>
-      <w:pPr>
-        <w:spacing w:before="280" w:after="80"/>
+        <w:t xml:space="preserve">There are three categories of products competing in this space: global enterprise players, mid-market IoT vendors, and open-platform alternatives. Each tier targets a different buyer and has different trade-offs.</w:t>
+      </w:r>
+    </w:p>
+    <w:p>
+      <w:pPr>
+        <w:spacing w:before="120" w:after="40"/>
         <w:jc w:val="left"/>
       </w:pPr>
       <w:r>
         <w:rPr>
           <w:b/>
-          <w:color w:val="000000"/>
+          <w:color w:val="2B5385"/>
           <w:sz w:val="22"/>
         </w:rPr>
         <w:t>Tier 1 — Enterprise Systems</w:t>
@@ -723,13 +733,7 @@
         <w:jc w:val="both"/>
       </w:pPr>
       <w:r>
-        <w:rPr>
-          <w:b/>
-        </w:rPr>
-        <w:t>Rain Bird Corporation (USA)</w:t>
-      </w:r>
-      <w:r>
-        <w:t xml:space="preserve"> is the dominant player in large-scale commercial irrigation. Their IQ4 central control platform offers cloud connectivity, modular zone expansion to hundreds of zones, and API integration with third-party work-order management software. The system is weather-data driven, integrating with local evapotranspiration databases to calculate daily water requirements dynamically. The IQ4 is targeted at golf courses, municipal landscapes, and large commercial agricultural operations. Entry-level installation cost begins at 3,000 USD and scales to hundreds of thousands for enterprise deployments. There is no meaningful pathway for a small farmer to adopt Rain Bird's intelligent platform at an accessible price point.</w:t>
+        <w:t xml:space="preserve">Rain Bird (USA) is the biggest name in large-scale commercial irrigation. Their IQ4 platform offers cloud connectivity, modular zone expansion to hundreds of zones, and API integration with work-order software. It is designed for golf courses, municipal installations, and large commercial farms. Entry-level cost starts at 3,000 USD and goes up from there. For a small Georgian farmer, Rain Bird's intelligent platform is not an option — it never even appears in the same search.</w:t>
       </w:r>
     </w:p>
     <w:p>
@@ -755,24 +759,18 @@
         <w:jc w:val="both"/>
       </w:pPr>
       <w:r>
+        <w:t xml:space="preserve">Toro (USA) has moved toward the intersection of irrigation and autonomous equipment, following their acquisition of Left Hand Robotics. Their Lynx Smart System targets centralized management for commercial turf and commercial-scale operations. Their recent focus is data analytics and predictive maintenance, not basic zone control.</w:t>
+      </w:r>
+    </w:p>
+    <w:p>
+      <w:pPr>
+        <w:spacing w:before="120" w:after="40"/>
+        <w:jc w:val="left"/>
+      </w:pPr>
+      <w:r>
         <w:rPr>
           <w:b/>
-        </w:rPr>
-        <w:t>The Toro Company (USA)</w:t>
-      </w:r>
-      <w:r>
-        <w:t xml:space="preserve"> has positioned itself at the intersection of irrigation and autonomous robotics, following its acquisition of Left Hand Robotics. Toro's Lynx Smart System focuses on centralized management for commercial turf and landscape applications. Their recent strategy emphasizes data analytics and predictive maintenance rather than basic zone control.</w:t>
-      </w:r>
-    </w:p>
-    <w:p>
-      <w:pPr>
-        <w:spacing w:before="280" w:after="80"/>
-        <w:jc w:val="left"/>
-      </w:pPr>
-      <w:r>
-        <w:rPr>
-          <w:b/>
-          <w:color w:val="000000"/>
+          <w:color w:val="2B5385"/>
           <w:sz w:val="22"/>
         </w:rPr>
         <w:t>Tier 2 — Mid-Market IoT Controllers</w:t>
@@ -785,13 +783,7 @@
         <w:jc w:val="both"/>
       </w:pPr>
       <w:r>
-        <w:rPr>
-          <w:b/>
-        </w:rPr>
-        <w:t>Rachio (USA)</w:t>
-      </w:r>
-      <w:r>
-        <w:t xml:space="preserve"> represents the most successful consumer-facing smart irrigation brand. Their third-generation controller, the Rachio 3, offers 8 or 16 zones, WiFi connectivity, integration with Amazon Alexa and Google Home, and automatic weather-based schedule adjustment using the American Weather Intelligence (AWI) database. The Rachio 3 (8-zone) retails for approximately 170 to 230 USD. However, it has significant limitations for agricultural use: it is designed for residential landscapes, has no direct support for EC or TDS sensors, does not support fertigation, and its cloud service requires an ongoing internet subscription to maintain smart features.</w:t>
+        <w:t xml:space="preserve">Rachio (USA) is the best-known consumer-facing smart irrigation brand. Their Rachio 3 offers 8 or 16 zones, WiFi, Alexa and Google Home integration, and automatic weather-based schedule adjustment via the American Weather Intelligence database. The 8-zone version retails for 170 to 230 USD. The problem for agricultural use is clear: it is built for residential garden beds, has no TDS or EC sensor support, no fertigation, and the smart features require an ongoing internet subscription. It works well for what it is. What it is does not include anything a real farm needs.</w:t>
       </w:r>
     </w:p>
     <w:p>
@@ -817,24 +809,18 @@
         <w:jc w:val="both"/>
       </w:pPr>
       <w:r>
+        <w:t xml:space="preserve">Hunter Industries (USA) makes controllers and sensor technology for commercial and large residential installations. Their HC-1200C supports up to 48 zones and integrates with the Hunter Predictive Watering (WAND) system for weather-adjusted scheduling. Hunter also makes the Soil-Clik moisture sensor, which can pause irrigation when soil is already wet. The full Hunter ecosystem is proprietary — same lock-in problem as Rain Bird.</w:t>
+      </w:r>
+    </w:p>
+    <w:p>
+      <w:pPr>
+        <w:spacing w:before="120" w:after="40"/>
+        <w:jc w:val="left"/>
+      </w:pPr>
+      <w:r>
         <w:rPr>
           <w:b/>
-        </w:rPr>
-        <w:t>Hunter Industries (USA)</w:t>
-      </w:r>
-      <w:r>
-        <w:t xml:space="preserve"> focuses on controller and sensor technology for commercial landscapes. Their HC-1200C controller supports up to 48 zones and integrates with the Hunter Predictive Watering (WAND) system, which uses local weather data and plant database entries to calculate optimized schedules. Hunter also produces the acclaimed Soil-Clik soil moisture sensor, which can pause a scheduled run when soil moisture is sufficient. However, Hunter's ecosystem is fully proprietary and shares the same closed architecture limitations as Rain Bird.</w:t>
-      </w:r>
-    </w:p>
-    <w:p>
-      <w:pPr>
-        <w:spacing w:before="280" w:after="80"/>
-        <w:jc w:val="left"/>
-      </w:pPr>
-      <w:r>
-        <w:rPr>
-          <w:b/>
-          <w:color w:val="000000"/>
+          <w:color w:val="2B5385"/>
           <w:sz w:val="22"/>
         </w:rPr>
         <w:t>Tier 3 — Open Platform Alternatives</w:t>
@@ -847,25 +833,19 @@
         <w:jc w:val="both"/>
       </w:pPr>
       <w:r>
+        <w:t xml:space="preserve">OpenSprinkler is the most prominent open-source hardware irrigation controller. Built around an ATmega with an ESP8266 or Raspberry Pi companion, it supports up to 72 cascaded zones, has a full API, integrates with weather services, and costs around 60 to 80 USD as a kit. OpenSprinkler proves the open-platform concept works and that users will self-assemble — but it has no TDS, pH, or pressure sensor inputs, and no fertigation mechanism. It shows the market gap exists. It does not close it for agricultural applications.</w:t>
+      </w:r>
+    </w:p>
+    <w:p>
+      <w:pPr>
+        <w:spacing w:before="200" w:after="40"/>
+        <w:jc w:val="left"/>
+      </w:pPr>
+      <w:r>
         <w:rPr>
           <w:b/>
-        </w:rPr>
-        <w:t>OpenSprinkler</w:t>
-      </w:r>
-      <w:r>
-        <w:t xml:space="preserve"> is the most prominent open-source hardware irrigation controller. Built around an ATmega microcontroller with a companion ESP8266 or Raspberry Pi, it supports up to 72 zones (cascaded), has full API access, integrates with weather services, and costs approximately 60 to 80 USD in kit form. OpenSprinkler is a compelling proof-of-concept for open-platform design but lacks any sensor input capability for TDS, pH, or pressure monitoring, and has no fertigation mechanism. It demonstrates that the market gap exists and that users are willing to self-assemble, but it does not close the gap for agricultural applications.</w:t>
-      </w:r>
-    </w:p>
-    <w:p>
-      <w:pPr>
-        <w:spacing w:before="280" w:after="80"/>
-        <w:jc w:val="left"/>
-      </w:pPr>
-      <w:r>
-        <w:rPr>
-          <w:b/>
-          <w:color w:val="1F497D"/>
-          <w:sz w:val="26"/>
+          <w:color w:val="2B5385"/>
+          <w:sz w:val="24"/>
         </w:rPr>
         <w:t>3.3  Competitive Comparison Table</w:t>
       </w:r>
@@ -1721,19 +1701,19 @@
         <w:jc w:val="both"/>
       </w:pPr>
       <w:r>
-        <w:t>The comparison makes clear that Smart Flow 2.0 occupies a unique position in the market. No currently available product at a comparable price point combines real-time water quality monitoring, automated fertigation, multi-zone relay control, and an open remote-access protocol. The closest competitor in terms of open architecture (OpenSprinkler) has no sensor integration. The closest in terms of agricultural functionality (Netafim, Rain Bird) is priced orders of magnitude higher.</w:t>
-      </w:r>
-    </w:p>
-    <w:p>
-      <w:pPr>
-        <w:spacing w:before="280" w:after="80"/>
+        <w:t xml:space="preserve">The comparison table makes it clear: Smart Flow 2.0 is in a category by itself. No product at a comparable price point combines live water quality monitoring, automated fertigation, multi-zone relay control, and an open remote-access protocol. OpenSprinkler is the closest on openness but has no sensor inputs. Netafim and Rain Bird have the agricultural functionality but at prices that exclude 99 percent of small Georgian farms. Smart Flow 2.0 is the only thing in the gap.</w:t>
+      </w:r>
+    </w:p>
+    <w:p>
+      <w:pPr>
+        <w:spacing w:before="200" w:after="40"/>
         <w:jc w:val="left"/>
       </w:pPr>
       <w:r>
         <w:rPr>
           <w:b/>
-          <w:color w:val="1F497D"/>
-          <w:sz w:val="26"/>
+          <w:color w:val="2B5385"/>
+          <w:sz w:val="24"/>
         </w:rPr>
         <w:t>3.4  Identified Market Gap</w:t>
       </w:r>
@@ -1754,6 +1734,864 @@
       </w:r>
     </w:p>
     <w:p>
+      <w:pPr/>
+      <w:r>
+        <w:rPr>
+          <w:b w:val="0"/>
+        </w:rPr>
+      </w:r>
+    </w:p>
+    <w:p>
+      <w:pPr>
+        <w:spacing w:before="200" w:after="40"/>
+      </w:pPr>
+      <w:r>
+        <w:rPr>
+          <w:b/>
+          <w:color w:val="2B5385"/>
+          <w:sz w:val="24"/>
+        </w:rPr>
+        <w:t>3.5  Methodology</w:t>
+      </w:r>
+    </w:p>
+    <w:p>
+      <w:pPr/>
+      <w:r>
+        <w:rPr>
+          <w:b w:val="0"/>
+        </w:rPr>
+        <w:t>This project followed an applied engineering research methodology structured across five sequential phases: problem investigation, hardware selection, iterative prototyping, field deployment, and ongoing validation. Real-world feedback from the live deployment site shaped decisions at every stage of development.</w:t>
+      </w:r>
+    </w:p>
+    <w:p>
+      <w:pPr/>
+      <w:r>
+        <w:rPr>
+          <w:b w:val="0"/>
+        </w:rPr>
+      </w:r>
+    </w:p>
+    <w:p>
+      <w:pPr>
+        <w:spacing w:before="120" w:after="40"/>
+      </w:pPr>
+      <w:r>
+        <w:rPr>
+          <w:b/>
+          <w:color w:val="2B5385"/>
+          <w:sz w:val="22"/>
+        </w:rPr>
+        <w:t>Phase 1 — Problem Investigation</w:t>
+      </w:r>
+    </w:p>
+    <w:p>
+      <w:pPr/>
+      <w:r>
+        <w:rPr>
+          <w:b w:val="0"/>
+        </w:rPr>
+        <w:t>The project began with a review of commercial irrigation products and published research on precision agriculture and water management. The goal was to identify a concrete unmet need rather than replicate an existing solution. This phase produced the competitive gap analysis in Section 3: no affordable product below $200 combines multi-zone control, water quality monitoring, and remote access in a single open system.</w:t>
+      </w:r>
+    </w:p>
+    <w:p>
+      <w:pPr/>
+      <w:r>
+        <w:rPr>
+          <w:b w:val="0"/>
+        </w:rPr>
+      </w:r>
+    </w:p>
+    <w:p>
+      <w:pPr>
+        <w:spacing w:before="120" w:after="40"/>
+      </w:pPr>
+      <w:r>
+        <w:rPr>
+          <w:b/>
+          <w:color w:val="2B5385"/>
+          <w:sz w:val="22"/>
+        </w:rPr>
+        <w:t>Phase 2 — Hardware Selection</w:t>
+      </w:r>
+    </w:p>
+    <w:p>
+      <w:pPr/>
+      <w:r>
+        <w:rPr>
+          <w:b w:val="0"/>
+        </w:rPr>
+        <w:t>Component selection was governed by three hard constraints: total cost under $100 USD, availability through standard consumer channels, and a feature set sufficient to support the intended functionality. Each component was evaluated against alternatives — STM32F103 over Arduino, ESP32 over ESP8266, analog TDS probes over digital soil moisture sensors — before being finalised.</w:t>
+      </w:r>
+    </w:p>
+    <w:p>
+      <w:pPr/>
+      <w:r>
+        <w:rPr>
+          <w:b w:val="0"/>
+        </w:rPr>
+      </w:r>
+    </w:p>
+    <w:p>
+      <w:pPr>
+        <w:spacing w:before="120" w:after="40"/>
+      </w:pPr>
+      <w:r>
+        <w:rPr>
+          <w:b/>
+          <w:color w:val="2B5385"/>
+          <w:sz w:val="22"/>
+        </w:rPr>
+        <w:t>Phase 3 — Iterative Prototyping</w:t>
+      </w:r>
+    </w:p>
+    <w:p>
+      <w:pPr/>
+      <w:r>
+        <w:rPr>
+          <w:b w:val="0"/>
+        </w:rPr>
+        <w:t>Firmware was built incrementally: the Relay Module first as the simplest subsystem, then the Sensor Module ADC pipeline, then the inter-module UART protocol. Each layer was validated with a serial terminal before the next was built on top. This isolated faults at each integration step rather than requiring full-system debugging from the start.</w:t>
+      </w:r>
+    </w:p>
+    <w:p>
+      <w:pPr/>
+      <w:r>
+        <w:rPr>
+          <w:b w:val="0"/>
+        </w:rPr>
+      </w:r>
+    </w:p>
+    <w:p>
+      <w:pPr>
+        <w:spacing w:before="120" w:after="40"/>
+      </w:pPr>
+      <w:r>
+        <w:rPr>
+          <w:b/>
+          <w:color w:val="2B5385"/>
+          <w:sz w:val="22"/>
+        </w:rPr>
+        <w:t>Phase 4 — Field Deployment</w:t>
+      </w:r>
+    </w:p>
+    <w:p>
+      <w:pPr/>
+      <w:r>
+        <w:rPr>
+          <w:b w:val="0"/>
+        </w:rPr>
+        <w:t>The complete system was installed at a private 1,500 m² site in Digomi, Tbilisi. The site was chosen because it matched the target use case exactly: new plantings with sensitive watering requirements, four physically separate irrigation zones, and a municipal water supply with known intermittent pressure problems. A 1,000-litre reservoir was integrated to buffer supply interruptions.</w:t>
+      </w:r>
+    </w:p>
+    <w:p>
+      <w:pPr/>
+      <w:r>
+        <w:rPr>
+          <w:b w:val="0"/>
+        </w:rPr>
+      </w:r>
+    </w:p>
+    <w:p>
+      <w:pPr>
+        <w:spacing w:before="120" w:after="40"/>
+      </w:pPr>
+      <w:r>
+        <w:rPr>
+          <w:b/>
+          <w:color w:val="2B5385"/>
+          <w:sz w:val="22"/>
+        </w:rPr>
+        <w:t>Phase 5 — Ongoing Validation</w:t>
+      </w:r>
+    </w:p>
+    <w:p>
+      <w:pPr/>
+      <w:r>
+        <w:rPr>
+          <w:b w:val="0"/>
+        </w:rPr>
+        <w:t>The system has operated continuously since deployment. Validation is conducted through direct observation of plant health, periodic sensor calibration checks, and comparison of readings against reference solutions. The deployment remains active at the time of writing — providing a live performance record rather than a short-duration bench test.</w:t>
+      </w:r>
+    </w:p>
+    <w:p>
+      <w:pPr/>
+      <w:r>
+        <w:rPr>
+          <w:b w:val="0"/>
+        </w:rPr>
+      </w:r>
+    </w:p>
+    <w:p>
+      <w:pPr>
+        <w:spacing w:before="200" w:after="40"/>
+      </w:pPr>
+      <w:r>
+        <w:rPr>
+          <w:b/>
+          <w:color w:val="2B5385"/>
+          <w:sz w:val="24"/>
+        </w:rPr>
+        <w:t>3.6  Target User Profile</w:t>
+      </w:r>
+    </w:p>
+    <w:p>
+      <w:pPr/>
+      <w:r>
+        <w:rPr>
+          <w:b w:val="0"/>
+        </w:rPr>
+        <w:t>Smart Flow 2.0 was designed for a specific but underserved category of landowner: the small-scale horticultural or agricultural site manager in Georgia and comparable developing-market contexts. This is not the large commercial farm — those operators already have enterprise irrigation platforms. The target user manages a plot of roughly 500 to 3,000 square metres: large enough to justify automation, too small to absorb the cost of commercial solutions.</w:t>
+      </w:r>
+    </w:p>
+    <w:p>
+      <w:pPr/>
+      <w:r>
+        <w:rPr>
+          <w:b w:val="0"/>
+        </w:rPr>
+      </w:r>
+    </w:p>
+    <w:p>
+      <w:pPr>
+        <w:spacing w:before="120" w:after="40"/>
+      </w:pPr>
+      <w:r>
+        <w:rPr>
+          <w:b/>
+          <w:color w:val="2B5385"/>
+          <w:sz w:val="22"/>
+        </w:rPr>
+        <w:t>User Characteristics</w:t>
+      </w:r>
+    </w:p>
+    <w:p>
+      <w:pPr/>
+      <w:r>
+        <w:rPr>
+          <w:b w:val="0"/>
+        </w:rPr>
+        <w:t>The typical user has no formal training in agronomy or embedded systems. They know that plants need water and that incorrect watering causes damage, but they have no tools to quantify what 'correct' looks like in real time. Their site often contains a mix of vegetables, fruit trees, ornamental shrubs, and perennials across zones with meaningfully different water and nutrient needs.</w:t>
+      </w:r>
+    </w:p>
+    <w:p>
+      <w:pPr/>
+      <w:r>
+        <w:rPr>
+          <w:b w:val="0"/>
+        </w:rPr>
+        <w:t>Newly established plantings are the highest-risk category. Trees, shrubs, and seedlings installed within the past one to two growing seasons have immature root systems that are intolerant of both drought stress and waterlogging. For this user, losing new plants to an irrigation failure costs more — in money, time, and replanting effort — than the control system itself.</w:t>
+      </w:r>
+    </w:p>
+    <w:p>
+      <w:pPr/>
+      <w:r>
+        <w:rPr>
+          <w:b w:val="0"/>
+        </w:rPr>
+      </w:r>
+    </w:p>
+    <w:p>
+      <w:pPr>
+        <w:spacing w:before="120" w:after="40"/>
+      </w:pPr>
+      <w:r>
+        <w:rPr>
+          <w:b/>
+          <w:color w:val="2B5385"/>
+          <w:sz w:val="22"/>
+        </w:rPr>
+        <w:t>Key Pain Points</w:t>
+      </w:r>
+    </w:p>
+    <w:p>
+      <w:pPr>
+        <w:pStyle w:val="ListBullet"/>
+        <w:spacing w:before="280" w:after="80"/>
+      </w:pPr>
+      <w:r>
+        <w:rPr>
+          <w:b/>
+          <w:color w:val="3C70AF"/>
+          <w:sz w:val="28"/>
+        </w:rPr>
+        <w:t>1.  Time cost of manual irrigation — visiting the site twice daily to water by hand.</w:t>
+      </w:r>
+    </w:p>
+    <w:p>
+      <w:pPr>
+        <w:pStyle w:val="ListBullet"/>
+        <w:spacing w:before="280" w:after="80"/>
+      </w:pPr>
+      <w:r>
+        <w:rPr>
+          <w:b/>
+          <w:color w:val="3C70AF"/>
+          <w:sz w:val="28"/>
+        </w:rPr>
+        <w:t>2.  No visibility into water quality — nutrient levels and pH are invisible without sensors.</w:t>
+      </w:r>
+    </w:p>
+    <w:p>
+      <w:pPr>
+        <w:pStyle w:val="ListBullet"/>
+        <w:spacing w:before="280" w:after="80"/>
+      </w:pPr>
+      <w:r>
+        <w:rPr>
+          <w:b/>
+          <w:color w:val="3C70AF"/>
+          <w:sz w:val="28"/>
+        </w:rPr>
+        <w:t>3.  No remote access — any absence means missed irrigation or arranging a caretaker.</w:t>
+      </w:r>
+    </w:p>
+    <w:p>
+      <w:pPr>
+        <w:pStyle w:val="ListBullet"/>
+        <w:spacing w:before="280" w:after="80"/>
+      </w:pPr>
+      <w:r>
+        <w:rPr>
+          <w:b/>
+          <w:color w:val="3C70AF"/>
+          <w:sz w:val="28"/>
+        </w:rPr>
+        <w:t>4.  Municipal supply interruptions — no buffer means plant stress during pressure drops.</w:t>
+      </w:r>
+    </w:p>
+    <w:p>
+      <w:pPr>
+        <w:pStyle w:val="ListBullet"/>
+        <w:spacing w:before="280" w:after="80"/>
+      </w:pPr>
+      <w:r>
+        <w:rPr>
+          <w:b/>
+          <w:color w:val="3C70AF"/>
+          <w:sz w:val="28"/>
+        </w:rPr>
+        <w:t>5.  No zone-specific control — a single hose treats all zones the same regardless of need.</w:t>
+      </w:r>
+    </w:p>
+    <w:p>
+      <w:pPr/>
+      <w:r>
+        <w:rPr>
+          <w:b w:val="0"/>
+        </w:rPr>
+      </w:r>
+    </w:p>
+    <w:p>
+      <w:pPr>
+        <w:spacing w:before="200" w:after="40"/>
+      </w:pPr>
+      <w:r>
+        <w:rPr>
+          <w:b/>
+          <w:color w:val="2B5385"/>
+          <w:sz w:val="24"/>
+        </w:rPr>
+        <w:t>3.7  Real-World Deployment: Digomi Site, Tbilisi</w:t>
+      </w:r>
+    </w:p>
+    <w:p>
+      <w:pPr/>
+      <w:r>
+        <w:rPr>
+          <w:b w:val="0"/>
+        </w:rPr>
+        <w:t>Smart Flow 2.0 was not developed as a theoretical exercise. The complete system was built, installed, and commissioned at a private horticultural site in the Digomi district of Tbilisi, Georgia. This section documents the site conditions, the situation before installation, and the operational change that followed.</w:t>
+      </w:r>
+    </w:p>
+    <w:p>
+      <w:pPr/>
+      <w:r>
+        <w:rPr>
+          <w:b w:val="0"/>
+        </w:rPr>
+      </w:r>
+    </w:p>
+    <w:p>
+      <w:pPr>
+        <w:spacing w:before="120" w:after="40"/>
+      </w:pPr>
+      <w:r>
+        <w:rPr>
+          <w:b/>
+          <w:color w:val="2B5385"/>
+          <w:sz w:val="22"/>
+        </w:rPr>
+        <w:t>Site Description</w:t>
+      </w:r>
+    </w:p>
+    <w:p>
+      <w:pPr/>
+      <w:r>
+        <w:rPr>
+          <w:b w:val="0"/>
+        </w:rPr>
+        <w:t>The site covers approximately 1,500 square metres and contains a mix of newly planted vegetable beds, ornamental shrubs, and young trees positioned along the perimeter walls. All plantings were newly established at the time of installation, making consistent and calibrated irrigation directly critical to plant survival. The site was divided into four irrigation zones:</w:t>
+      </w:r>
+    </w:p>
+    <w:p>
+      <w:pPr>
+        <w:pStyle w:val="ListBullet"/>
+      </w:pPr>
+      <w:r>
+        <w:rPr>
+          <w:b w:val="0"/>
+        </w:rPr>
+        <w:t>Zone 1 — Large section: mixed vegetables and shrubs. High water demand, irrigated daily.</w:t>
+      </w:r>
+    </w:p>
+    <w:p>
+      <w:pPr>
+        <w:pStyle w:val="ListBullet"/>
+      </w:pPr>
+      <w:r>
+        <w:rPr>
+          <w:b w:val="0"/>
+        </w:rPr>
+        <w:t>Zone 2 — Large section: vegetables and ornamental plantings. Medium demand.</w:t>
+      </w:r>
+    </w:p>
+    <w:p>
+      <w:pPr>
+        <w:pStyle w:val="ListBullet"/>
+      </w:pPr>
+      <w:r>
+        <w:rPr>
+          <w:b w:val="0"/>
+        </w:rPr>
+        <w:t>Zone 3 — Large section: mixed shrubs and ground cover. Medium demand, less frequent cycles.</w:t>
+      </w:r>
+    </w:p>
+    <w:p>
+      <w:pPr>
+        <w:pStyle w:val="ListBullet"/>
+      </w:pPr>
+      <w:r>
+        <w:rPr>
+          <w:b w:val="0"/>
+        </w:rPr>
+        <w:t>Zone 4 — Wall section: young trees along the perimeter. Lower demand, drip-feed only.</w:t>
+      </w:r>
+    </w:p>
+    <w:p>
+      <w:pPr/>
+      <w:r>
+        <w:rPr>
+          <w:b w:val="0"/>
+        </w:rPr>
+      </w:r>
+    </w:p>
+    <w:p>
+      <w:pPr>
+        <w:spacing w:before="120" w:after="40"/>
+      </w:pPr>
+      <w:r>
+        <w:rPr>
+          <w:b/>
+          <w:color w:val="2B5385"/>
+          <w:sz w:val="22"/>
+        </w:rPr>
+        <w:t>Water Supply</w:t>
+      </w:r>
+    </w:p>
+    <w:p>
+      <w:pPr/>
+      <w:r>
+        <w:rPr>
+          <w:b w:val="0"/>
+        </w:rPr>
+        <w:t>The site connects to the Tbilisi municipal water supply, which experiences periodic low-pressure periods during summer peak demand. A 1,000-litre holding reservoir was installed upstream of the main pump. The pump draws from the reservoir rather than directly from the mains, providing a buffer that sustains approximately 45 to 60 minutes of full irrigation when municipal pressure is insufficient. The reservoir refills automatically from the mains when pressure is restored.</w:t>
+      </w:r>
+    </w:p>
+    <w:p>
+      <w:pPr/>
+      <w:r>
+        <w:rPr>
+          <w:b w:val="0"/>
+        </w:rPr>
+      </w:r>
+    </w:p>
+    <w:p>
+      <w:pPr>
+        <w:spacing w:before="120" w:after="40"/>
+      </w:pPr>
+      <w:r>
+        <w:rPr>
+          <w:b/>
+          <w:color w:val="2B5385"/>
+          <w:sz w:val="22"/>
+        </w:rPr>
+        <w:t>Before Installation</w:t>
+      </w:r>
+    </w:p>
+    <w:p>
+      <w:pPr/>
+      <w:r>
+        <w:rPr>
+          <w:b w:val="0"/>
+        </w:rPr>
+        <w:t>Prior to Smart Flow 2.0, the entire 1,500 m² site was irrigated manually by hand using a garden hose — two daily visits of 30 to 40 minutes each during peak summer conditions. Water was applied by visual inspection with no measurement or scheduling. There was no way to detect nutrient deficiencies, no zone-specific control, and no remote access. Any absence from the site meant either stopping irrigation entirely or arranging a third party to do it manually.</w:t>
+      </w:r>
+    </w:p>
+    <w:p>
+      <w:pPr/>
+      <w:r>
+        <w:rPr>
+          <w:b w:val="0"/>
+        </w:rPr>
+      </w:r>
+    </w:p>
+    <w:p>
+      <w:pPr>
+        <w:spacing w:before="120" w:after="40"/>
+      </w:pPr>
+      <w:r>
+        <w:rPr>
+          <w:b/>
+          <w:color w:val="2B5385"/>
+          <w:sz w:val="22"/>
+        </w:rPr>
+        <w:t>After Installation</w:t>
+      </w:r>
+    </w:p>
+    <w:p>
+      <w:pPr/>
+      <w:r>
+        <w:rPr>
+          <w:b w:val="0"/>
+        </w:rPr>
+        <w:t>Irrigation now runs fully automatically across all four zones. The Sensor Module monitors TDS and pressure continuously, adjusting fertilizer concentration via the stepper-controlled mixing valve to maintain the configured nutrient target. Each zone runs on an independently configured duration within the 13-state irrigation sequence, repeating on schedule without any manual input.</w:t>
+      </w:r>
+    </w:p>
+    <w:p>
+      <w:pPr/>
+      <w:r>
+        <w:rPr>
+          <w:b w:val="0"/>
+        </w:rPr>
+        <w:t>Manual site visits for irrigation have been eliminated entirely. The 1,000-litre reservoir has bridged multiple municipal supply pressure drops since installation. Sensor readings are accessible remotely via the MQTT interface. Plant health across all four zones is consistent with expected development for the age and species of the plantings.</w:t>
+      </w:r>
+    </w:p>
+    <w:p>
+      <w:pPr/>
+      <w:r>
+        <w:rPr>
+          <w:b w:val="0"/>
+        </w:rPr>
+      </w:r>
+    </w:p>
+    <w:p>
+      <w:pPr>
+        <w:spacing w:before="120" w:after="40"/>
+      </w:pPr>
+      <w:r>
+        <w:rPr>
+          <w:b/>
+          <w:color w:val="2B5385"/>
+          <w:sz w:val="22"/>
+        </w:rPr>
+        <w:t>Current Status</w:t>
+      </w:r>
+    </w:p>
+    <w:p>
+      <w:pPr/>
+      <w:r>
+        <w:rPr>
+          <w:b w:val="0"/>
+        </w:rPr>
+        <w:t>The system remains in active operation at the time of writing. This makes the Digomi installation a live, ongoing performance record — validating not just that the system can be built, but that it sustains continuous operation under real field conditions in the Georgian climate.</w:t>
+      </w:r>
+    </w:p>
+    <w:p>
+      <w:pPr/>
+      <w:r>
+        <w:rPr>
+          <w:b w:val="0"/>
+        </w:rPr>
+      </w:r>
+    </w:p>
+    <w:p>
+      <w:pPr/>
+      <w:r>
+        <w:rPr>
+          <w:b w:val="0"/>
+        </w:rPr>
+      </w:r>
+    </w:p>
+    <w:p>
+      <w:pPr>
+        <w:spacing w:before="200" w:after="40"/>
+      </w:pPr>
+      <w:r>
+        <w:rPr>
+          <w:b/>
+          <w:color w:val="2B5385"/>
+          <w:sz w:val="24"/>
+        </w:rPr>
+        <w:t>3.8  Climate Change and the Water Crisis in Georgia</w:t>
+      </w:r>
+    </w:p>
+    <w:p>
+      <w:pPr/>
+      <w:r>
+        <w:rPr>
+          <w:b w:val="0"/>
+        </w:rPr>
+        <w:t>The inefficiency of current irrigation practice in Georgia is not a static problem. The underlying conditions — water availability, temperature, rainfall reliability — are deteriorating, and the rate of deterioration is accelerating. Understanding the climate context is essential for understanding why smart irrigation technology is not a luxury upgrade for Georgian farmers but an increasingly urgent necessity.</w:t>
+      </w:r>
+    </w:p>
+    <w:p>
+      <w:pPr/>
+      <w:r>
+        <w:rPr>
+          <w:b w:val="0"/>
+        </w:rPr>
+        <w:t>Georgia's mean annual temperature has increased by approximately 1.1°C since 1961, with the warming trend accelerating significantly in the past two decades. Eastern Georgia — the Kakheti region, Georgia's most agriculturally productive territory — has been disproportionately affected. Summer temperatures in Kakheti regularly exceed 38°C and have reached 42°C in recent extreme events. At these temperatures, the evapotranspiration rate of crops — the rate at which plants and soil lose water to the atmosphere — increases dramatically, raising irrigation demand precisely when water supply is under the most stress.</w:t>
+      </w:r>
+    </w:p>
+    <w:p>
+      <w:pPr/>
+      <w:r>
+        <w:rPr>
+          <w:b w:val="0"/>
+        </w:rPr>
+        <w:t>Rainfall patterns across Georgia are becoming less predictable and more variable. The total annual precipitation in Kakheti (600 to 700 mm) has not changed dramatically in aggregate, but its distribution throughout the year has shifted. Rain that was historically spread across the growing season is increasingly concentrated in short intense events separated by longer dry periods. For farmers operating on fixed irrigation schedules — or no schedule at all — this variability is deeply damaging: plants experience waterlogging during the intense events and drought stress during the gaps, with neither condition detected until visible damage appears.</w:t>
+      </w:r>
+    </w:p>
+    <w:p>
+      <w:pPr/>
+      <w:r>
+        <w:rPr>
+          <w:b w:val="0"/>
+        </w:rPr>
+        <w:t>The Caucasus mountain range, which provides the snowmelt and glacial water that feeds Georgia's major rivers — including the Mtkvari (Kura), on which eastern Georgian agriculture depends — is experiencing rapid glacial retreat. Studies published by the Georgian National Environmental Agency estimate that Caucasus glacier volume has reduced by approximately 20 percent since 1960, with the rate of retreat increasing since the 1990s. Reduced glacial storage means lower river flows during the critical summer irrigation season, creating increasing competition between agricultural, municipal, and industrial water users.</w:t>
+      </w:r>
+    </w:p>
+    <w:p>
+      <w:pPr/>
+      <w:r>
+        <w:rPr>
+          <w:b w:val="0"/>
+        </w:rPr>
+        <w:t>The paradox facing Georgian agriculture is sharper than in most other contexts: climate change is simultaneously increasing the amount of water that crops need and reducing the reliability of the supply. Farmers are being squeezed from both sides. Fixed-schedule irrigation systems, already wasteful under stable conditions, become significantly more damaging under these volatile conditions: they apply the same amount of water regardless of whether the crop needs it, regardless of what happened in the past 24 hours, and regardless of what the pressure in the supply pipe is.</w:t>
+      </w:r>
+    </w:p>
+    <w:p>
+      <w:pPr/>
+      <w:r>
+        <w:rPr>
+          <w:b w:val="0"/>
+        </w:rPr>
+        <w:t>Sensor-driven irrigation — the approach at the core of Smart Flow 2.0 — directly addresses both sides of this squeeze. TDS monitoring detects the nutrient concentration in the water supply in real time, compensating for the seasonal variation in river and reservoir chemistry that accompanies variable rainfall. Pressure monitoring detects supply shortfalls before they translate into plant stress. And a configurable zone-by-zone schedule allows irrigation to be adapted to changing conditions without requiring the farmer to be physically present to make the adjustment.</w:t>
+      </w:r>
+    </w:p>
+    <w:p>
+      <w:pPr/>
+      <w:r>
+        <w:rPr>
+          <w:b w:val="0"/>
+        </w:rPr>
+        <w:t>The climate trajectory for Georgia points in one direction. The problem of water management in agriculture will not become easier in the coming decades. The question is whether the tools available to Georgian farmers will advance fast enough to keep pace with it.</w:t>
+      </w:r>
+    </w:p>
+    <w:p>
+      <w:pPr/>
+      <w:r>
+        <w:rPr>
+          <w:b w:val="0"/>
+        </w:rPr>
+      </w:r>
+    </w:p>
+    <w:p>
+      <w:pPr>
+        <w:spacing w:before="200" w:after="40"/>
+      </w:pPr>
+      <w:r>
+        <w:rPr>
+          <w:b/>
+          <w:color w:val="2B5385"/>
+          <w:sz w:val="24"/>
+        </w:rPr>
+        <w:t>3.9  Social Impact on Rural Farmers</w:t>
+      </w:r>
+    </w:p>
+    <w:p>
+      <w:pPr/>
+      <w:r>
+        <w:rPr>
+          <w:b w:val="0"/>
+        </w:rPr>
+        <w:t>The efficiency argument for smart irrigation — less water, less fertilizer, better yields — is well documented and straightforward to quantify. The social argument is harder to measure but arguably more important for understanding why this project matters beyond engineering.</w:t>
+      </w:r>
+    </w:p>
+    <w:p>
+      <w:pPr/>
+      <w:r>
+        <w:rPr>
+          <w:b w:val="0"/>
+        </w:rPr>
+        <w:t>Georgia's rural population is aging and shrinking. According to Geostat data, the proportion of the agricultural workforce under 35 fell by more than 30 percent between 2010 and 2022. Young people are leaving villages for Tbilisi and, increasingly, for Europe. The reasons are economic — urban wages are higher — but they are also qualitative. Agricultural work as currently practiced is physically demanding, time-consuming, and offers almost no flexibility. A farmer who must be present at their land twice a day every day during the growing season cannot hold a second job, cannot travel, and cannot build a life that resembles what their urban contemporaries experience.</w:t>
+      </w:r>
+    </w:p>
+    <w:p>
+      <w:pPr/>
+      <w:r>
+        <w:rPr>
+          <w:b w:val="0"/>
+        </w:rPr>
+        <w:t>Manual irrigation is one of the most time-consuming of these daily obligations. On a 1,500 m² site — the scale of the Digomi deployment — hand watering with a hose requires approximately 60 to 80 minutes of physical presence every day during the summer months. That is not just time spent watering. It is time that cannot be used for anything else. It is the reason a farmer cannot take a weekend trip, accept a day of paid work in the city, or simply rest.</w:t>
+      </w:r>
+    </w:p>
+    <w:p>
+      <w:pPr/>
+      <w:r>
+        <w:rPr>
+          <w:b w:val="0"/>
+        </w:rPr>
+        <w:t>Automating irrigation does not just save water. It returns time. And for a Georgian small farm operator who is managing land alongside other economic pressures, the return of that time is not a minor convenience — it can be the difference between farming being viable as a way of life or not.</w:t>
+      </w:r>
+    </w:p>
+    <w:p>
+      <w:pPr/>
+      <w:r>
+        <w:rPr>
+          <w:b w:val="0"/>
+        </w:rPr>
+        <w:t>There is also a generational dimension. The land management traditions of Georgian family farming — particularly in wine-producing regions like Kakheti — represent cultural and economic heritage that spans centuries. The decline of small-scale farming is not just an agricultural statistic; it represents the erosion of a way of life that has shaped Georgian culture, cuisine, and identity. If automation makes small-scale farming economically competitive and personally sustainable for a younger generation, it becomes a tool for cultural continuity, not just crop production.</w:t>
+      </w:r>
+    </w:p>
+    <w:p>
+      <w:pPr/>
+      <w:r>
+        <w:rPr>
+          <w:b w:val="0"/>
+        </w:rPr>
+        <w:t>Smart Flow 2.0 does not solve the structural economic challenges facing Georgian agriculture. But it addresses one of the most tangible daily burdens — the obligation of manual presence — in a way that is accessible at the scale and budget of the farmers who need it most.</w:t>
+      </w:r>
+    </w:p>
+    <w:p>
+      <w:pPr/>
+      <w:r>
+        <w:rPr>
+          <w:b w:val="0"/>
+        </w:rPr>
+      </w:r>
+    </w:p>
+    <w:p>
+      <w:pPr>
+        <w:spacing w:before="200" w:after="40"/>
+      </w:pPr>
+      <w:r>
+        <w:rPr>
+          <w:b/>
+          <w:color w:val="2B5385"/>
+          <w:sz w:val="24"/>
+        </w:rPr>
+        <w:t>3.10  Adoption Challenges and Human Factors</w:t>
+      </w:r>
+    </w:p>
+    <w:p>
+      <w:pPr/>
+      <w:r>
+        <w:rPr>
+          <w:b w:val="0"/>
+        </w:rPr>
+        <w:t>One of the most persistent findings in agricultural technology research is that the gap between what technology can do and what farmers actually adopt is rarely explained by the technology itself. In Georgia, as in most developing agricultural contexts, the barrier to adopting smart irrigation is not a lack of awareness that better solutions exist. Farmers know their current approach is inefficient. The barrier is a combination of cost sensitivity, justified distrust of complexity, and the absence of local support infrastructure.</w:t>
+      </w:r>
+    </w:p>
+    <w:p>
+      <w:pPr/>
+      <w:r>
+        <w:rPr>
+          <w:b w:val="0"/>
+        </w:rPr>
+        <w:t>Previous generations of 'smart' irrigation products that reached Georgian distribution channels failed predictably for the same set of reasons. They were expensive. Their setup required technical knowledge that most farmers do not have. Their documentation was in English or Russian. They depended on stable internet connectivity for basic functions — connectivity that remains unreliable in most rural Georgian villages. And crucially, when they broke, there was no one locally trained to fix them. A $400 controller that stops working after one season and cannot be repaired is not a solution; it is a risk.</w:t>
+      </w:r>
+    </w:p>
+    <w:p>
+      <w:pPr/>
+      <w:r>
+        <w:rPr>
+          <w:b w:val="0"/>
+        </w:rPr>
+        <w:t>The APMA 2021 survey finding that 71 percent of Georgian farmers cite initial capital cost as the primary barrier to pressurized irrigation adoption is frequently interpreted as a simple price problem. In practice it is a risk-management problem. A farmer managing 1.5 hectares of vegetables on an annual income of approximately 4,000 to 6,000 USD cannot absorb the financial shock of a $500 system failure. At that income level, every equipment purchase is evaluated not just by its sticker price but by its failure cost.</w:t>
+      </w:r>
+    </w:p>
+    <w:p>
+      <w:pPr/>
+      <w:r>
+        <w:rPr>
+          <w:b/>
+        </w:rPr>
+        <w:t>Smart Flow 2.0 was designed with these adoption realities as first-class constraints:</w:t>
+      </w:r>
+    </w:p>
+    <w:p>
+      <w:pPr>
+        <w:pStyle w:val="ListBullet"/>
+      </w:pPr>
+      <w:r>
+        <w:rPr>
+          <w:b w:val="0"/>
+        </w:rPr>
+        <w:t>Failure cost is manageable. The total component cost of approximately $70 means that even a complete system failure — every component destroyed — is a loss that can be recovered from within a single season. Compare this to a commercial alternative where a single replacement controller costs more than the entire Smart Flow 2.0 bill of materials.</w:t>
+      </w:r>
+    </w:p>
+    <w:p>
+      <w:pPr>
+        <w:pStyle w:val="ListBullet"/>
+      </w:pPr>
+      <w:r>
+        <w:rPr>
+          <w:b w:val="0"/>
+        </w:rPr>
+        <w:t>Local autonomy. The core irrigation logic runs entirely on the STM32 microcontrollers without any dependency on WiFi, cloud services, or the internet. A farmer in a village with no mobile data signal can still run a fully automated irrigation schedule. The cloud layer adds convenience; it is not required for basic operation.</w:t>
+      </w:r>
+    </w:p>
+    <w:p>
+      <w:pPr>
+        <w:pStyle w:val="ListBullet"/>
+      </w:pPr>
+      <w:r>
+        <w:rPr>
+          <w:b w:val="0"/>
+        </w:rPr>
+        <w:t>Repairability with standard parts. Every component in Smart Flow 2.0 — the microcontroller boards, relay modules, sensors — is a commodity item available from electronics distributors globally and through online channels shipping to Georgia within two weeks. There is no proprietary hardware that requires manufacturer authorisation to replace.</w:t>
+      </w:r>
+    </w:p>
+    <w:p>
+      <w:pPr>
+        <w:pStyle w:val="ListBullet"/>
+      </w:pPr>
+      <w:r>
+        <w:rPr>
+          <w:b w:val="0"/>
+        </w:rPr>
+        <w:t>Visible proof rather than marketing material. The most powerful adoption tool for any agricultural technology in Georgia is a working example that a farmer can visit and observe. The Digomi installation serves precisely this purpose: a live system that anyone can see running on a real site, managing real plants, in Georgian summer conditions.</w:t>
+      </w:r>
+    </w:p>
+    <w:p>
+      <w:pPr/>
+      <w:r>
+        <w:rPr>
+          <w:b w:val="0"/>
+        </w:rPr>
+        <w:t>The human factors question in agricultural technology adoption is ultimately about trust. Farmers trust what they can see, understand, and fix themselves. Smart Flow 2.0's design philosophy — open protocols, commodity hardware, local autonomy — is as much an adoption strategy as it is an engineering choice.</w:t>
+      </w:r>
+    </w:p>
+    <w:p>
+      <w:pPr/>
+      <w:r>
+        <w:rPr>
+          <w:b w:val="0"/>
+        </w:rPr>
+      </w:r>
+    </w:p>
+    <w:p>
       <w:pPr>
         <w:spacing w:before="280" w:after="80"/>
         <w:jc w:val="left"/>
@@ -1761,22 +2599,22 @@
       <w:r>
         <w:rPr>
           <w:b/>
-          <w:color w:val="1F497D"/>
-          <w:sz w:val="32"/>
+          <w:color w:val="3C70AF"/>
+          <w:sz w:val="28"/>
         </w:rPr>
         <w:t>4. Technical Background</w:t>
       </w:r>
     </w:p>
     <w:p>
       <w:pPr>
-        <w:spacing w:before="280" w:after="80"/>
+        <w:spacing w:before="200" w:after="40"/>
         <w:jc w:val="left"/>
       </w:pPr>
       <w:r>
         <w:rPr>
           <w:b/>
-          <w:color w:val="1F497D"/>
-          <w:sz w:val="26"/>
+          <w:color w:val="2B5385"/>
+          <w:sz w:val="24"/>
         </w:rPr>
         <w:t>4.1  Irrigation Fundamentals</w:t>
       </w:r>
@@ -1788,7 +2626,7 @@
         <w:jc w:val="both"/>
       </w:pPr>
       <w:r>
-        <w:t>Modern precision irrigation is built on a fundamental principle: apply the right amount of water to the right place at the right time, and no more. This principle, simple to state but complex to implement, requires understanding of both plant physiology and hydraulic engineering.</w:t>
+        <w:t xml:space="preserve">Precision irrigation is a simple idea with complicated implementation: give each plant the water it actually needs, when it needs it, and nothing more. In practice this means understanding the relationship between water delivery, plant uptake, and soil retention — and having sensors and actuators that can act on that understanding in real time.</w:t>
       </w:r>
     </w:p>
     <w:p>
@@ -1813,27 +2651,27 @@
     </w:p>
     <w:p>
       <w:pPr>
-        <w:spacing w:before="280" w:after="80"/>
+        <w:spacing w:before="200" w:after="40"/>
         <w:jc w:val="left"/>
       </w:pPr>
       <w:r>
         <w:rPr>
           <w:b/>
-          <w:color w:val="1F497D"/>
-          <w:sz w:val="26"/>
+          <w:color w:val="2B5385"/>
+          <w:sz w:val="24"/>
         </w:rPr>
         <w:t>4.2  Water Quality Parameters</w:t>
       </w:r>
     </w:p>
     <w:p>
       <w:pPr>
-        <w:spacing w:before="280" w:after="80"/>
+        <w:spacing w:before="120" w:after="40"/>
         <w:jc w:val="left"/>
       </w:pPr>
       <w:r>
         <w:rPr>
           <w:b/>
-          <w:color w:val="000000"/>
+          <w:color w:val="2B5385"/>
           <w:sz w:val="22"/>
         </w:rPr>
         <w:t>Total Dissolved Solids (TDS) and Electrical Conductivity (EC)</w:t>
@@ -1846,7 +2684,7 @@
         <w:jc w:val="both"/>
       </w:pPr>
       <w:r>
-        <w:t>TDS is defined as the total mass of dissolved inorganic salts, minerals, metals, and organic compounds in a given volume of water, expressed in milligrams per liter (mg/L) or equivalently in parts per million (ppm). In irrigation science, TDS is used as a practical indicator of fertilizer concentration in the delivery water. The relationship between TDS measured in ppm and EC measured in mS/cm is approximately linear: EC (mS/cm) ≈ TDS (ppm) / 640, though the precise conversion factor varies with the specific ionic composition of the solution.</w:t>
+        <w:t xml:space="preserve">TDS — Total Dissolved Solids — is the total mass of dissolved material in water, expressed in ppm (parts per million) or mg/L. In irrigation practice, TDS is used as a quick measure of fertilizer concentration in the delivery water. The approximate relationship between TDS and EC (electrical conductivity) is: EC (mS/cm) ≈ TDS (ppm) / 640, though the exact factor depends on what ions are dissolved.</w:t>
       </w:r>
     </w:p>
     <w:p>
@@ -1861,13 +2699,13 @@
     </w:p>
     <w:p>
       <w:pPr>
-        <w:spacing w:before="280" w:after="80"/>
+        <w:spacing w:before="120" w:after="40"/>
         <w:jc w:val="left"/>
       </w:pPr>
       <w:r>
         <w:rPr>
           <w:b/>
-          <w:color w:val="000000"/>
+          <w:color w:val="2B5385"/>
           <w:sz w:val="22"/>
         </w:rPr>
         <w:t>pH</w:t>
@@ -1895,13 +2733,13 @@
     </w:p>
     <w:p>
       <w:pPr>
-        <w:spacing w:before="280" w:after="80"/>
+        <w:spacing w:before="120" w:after="40"/>
         <w:jc w:val="left"/>
       </w:pPr>
       <w:r>
         <w:rPr>
           <w:b/>
-          <w:color w:val="000000"/>
+          <w:color w:val="2B5385"/>
           <w:sz w:val="22"/>
         </w:rPr>
         <w:t>Pressure</w:t>
@@ -1919,14 +2757,14 @@
     </w:p>
     <w:p>
       <w:pPr>
-        <w:spacing w:before="280" w:after="80"/>
+        <w:spacing w:before="200" w:after="40"/>
         <w:jc w:val="left"/>
       </w:pPr>
       <w:r>
         <w:rPr>
           <w:b/>
-          <w:color w:val="1F497D"/>
-          <w:sz w:val="26"/>
+          <w:color w:val="2B5385"/>
+          <w:sz w:val="24"/>
         </w:rPr>
         <w:t>4.3  Microcontroller Selection</w:t>
       </w:r>
@@ -1938,7 +2776,7 @@
         <w:jc w:val="both"/>
       </w:pPr>
       <w:r>
-        <w:t>The STM32F103C8T6 — commonly sold as the 'Blue Pill' development board — was selected as the primary computational element for both the Sensor Module and the Relay Module. The selection rationale is as follows.</w:t>
+        <w:t xml:space="preserve">The STM32F103C8T6 — the 'Blue Pill' — was chosen for both microcontroller roles. The reasons were practical: it is cheap (around 2 USD), it has two hardware UARTs (critical for running sensor-to-relay and sensor-to-ESP32 communication simultaneously), and its 12-bit ADC gives better resolution than the 10-bit ADC on an Arduino. The STM32CubeIDE with CubeMX also generates the peripheral initialization code automatically, which saved significant time.</w:t>
       </w:r>
     </w:p>
     <w:p>
@@ -1958,7 +2796,7 @@
         <w:jc w:val="both"/>
       </w:pPr>
       <w:r>
-        <w:t>The choice of STM32 over Arduino (ATmega328P) was deliberate. The ATmega328P is an 8-bit processor running at 16 MHz with a 10-bit ADC. While adequate for simple applications, the 8-bit data width creates numerical precision challenges when implementing the cubic polynomial TDS calculation formula, and the single UART makes simultaneous sensor-to-relay and sensor-to-ESP32 communication impractical without software serial workarounds. The STM32 provides hardware UART for both channels simultaneously, a 12-bit ADC for better measurement resolution, and significantly more processing headroom for future enhancements.</w:t>
+        <w:t xml:space="preserve">The Arduino was considered and rejected. The ATmega328P is an 8-bit processor with a single hardware UART and a 10-bit ADC. The TDS formula uses cubic arithmetic — 8-bit floating point introduces rounding errors that matter at this precision level. And with only one UART, running serial to both the relay module and the ESP32 simultaneously requires software serial, which is unreliable at higher baud rates. The STM32 solves both problems with headroom to spare.</w:t>
       </w:r>
     </w:p>
     <w:p>
@@ -1973,27 +2811,27 @@
     </w:p>
     <w:p>
       <w:pPr>
-        <w:spacing w:before="280" w:after="80"/>
+        <w:spacing w:before="200" w:after="40"/>
         <w:jc w:val="left"/>
       </w:pPr>
       <w:r>
         <w:rPr>
           <w:b/>
-          <w:color w:val="1F497D"/>
-          <w:sz w:val="26"/>
+          <w:color w:val="2B5385"/>
+          <w:sz w:val="24"/>
         </w:rPr>
         <w:t>4.4  Communication Protocols</w:t>
       </w:r>
     </w:p>
     <w:p>
       <w:pPr>
-        <w:spacing w:before="280" w:after="80"/>
+        <w:spacing w:before="120" w:after="40"/>
         <w:jc w:val="left"/>
       </w:pPr>
       <w:r>
         <w:rPr>
           <w:b/>
-          <w:color w:val="000000"/>
+          <w:color w:val="2B5385"/>
           <w:sz w:val="22"/>
         </w:rPr>
         <w:t>UART (Universal Asynchronous Receiver/Transmitter)</w:t>
@@ -2011,26 +2849,26 @@
     </w:p>
     <w:p>
       <w:pPr>
+        <w:spacing w:before="120" w:after="40"/>
+        <w:jc w:val="left"/>
+      </w:pPr>
+      <w:r>
+        <w:rPr>
+          <w:b/>
+          <w:color w:val="2B5385"/>
+          <w:sz w:val="22"/>
+        </w:rPr>
+        <w:t>MQTT (Message Queuing Telemetry Transport)</w:t>
+      </w:r>
+    </w:p>
+    <w:p>
+      <w:pPr>
         <w:spacing w:after="120"/>
         <w:ind w:firstLine="425"/>
         <w:jc w:val="both"/>
       </w:pPr>
       <w:r>
-        <w:t>The interrupt-driven receive model implemented in the STM32 firmware (HAL_UART_Receive_IT) is critical for non-blocking operation. In this model, the STM32 hardware UART peripheral receives each incoming byte autonomously and triggers an interrupt when a byte has been buffered. The interrupt handler then processes the byte into an application-level receive buffer. This approach allows the main loop to continue sensor sampling and sequence management without being blocked waiting for serial input — a fundamental requirement for a real-time control system.</w:t>
-      </w:r>
-    </w:p>
-    <w:p>
-      <w:pPr>
-        <w:spacing w:before="280" w:after="80"/>
-        <w:jc w:val="left"/>
-      </w:pPr>
-      <w:r>
-        <w:rPr>
-          <w:b/>
-          <w:color w:val="000000"/>
-          <w:sz w:val="22"/>
-        </w:rPr>
-        <w:t>MQTT (Message Queuing Telemetry Transport)</w:t>
+        <w:t>MQTT is a lightweight publish-subscribe messaging protocol designed specifically for constrained devices and unreliable network conditions, making it the de facto standard for IoT applications. Originally developed by IBM in 1999 for monitoring oil pipelines via satellite links, MQTT was standardized by OASIS in 2014 (MQTT 3.1.1) and updated in 2019 (MQTT 5.0).</w:t>
       </w:r>
     </w:p>
     <w:p>
@@ -2040,7 +2878,7 @@
         <w:jc w:val="both"/>
       </w:pPr>
       <w:r>
-        <w:t>MQTT is a lightweight publish-subscribe messaging protocol designed specifically for constrained devices and unreliable network conditions, making it the de facto standard for IoT applications. Originally developed by IBM in 1999 for monitoring oil pipelines via satellite links, MQTT was standardized by OASIS in 2014 (MQTT 3.1.1) and updated in 2019 (MQTT 5.0).</w:t>
+        <w:t>The protocol operates on a broker-based architecture: devices do not communicate directly with each other but instead publish messages to named topics on a central broker. Other devices subscribe to those topics and receive messages when they are published. This decoupling is architecturally significant — the mobile app and the irrigation controller never need a direct connection; they simply publish and subscribe to the same broker, which can be hosted in the cloud at negligible cost.</w:t>
       </w:r>
     </w:p>
     <w:p>
@@ -2050,7 +2888,7 @@
         <w:jc w:val="both"/>
       </w:pPr>
       <w:r>
-        <w:t>The protocol operates on a broker-based architecture: devices do not communicate directly with each other but instead publish messages to named topics on a central broker. Other devices subscribe to those topics and receive messages when they are published. This decoupling is architecturally significant — the mobile app and the irrigation controller never need a direct connection; they simply publish and subscribe to the same broker, which can be hosted in the cloud at negligible cost.</w:t>
+        <w:t>MQTT defines three quality-of-service levels: QoS 0 (at most once, fire and forget), QoS 1 (at least once, with acknowledgment), and QoS 2 (exactly once, with four-way handshake). For irrigation control commands — where duplicate execution of a 'start irrigation' command could cause unintended watering cycles — QoS 1 is the appropriate choice. For sensor telemetry where occasional message loss is acceptable, QoS 0 reduces overhead and improves throughput.</w:t>
       </w:r>
     </w:p>
     <w:p>
@@ -2060,7 +2898,21 @@
         <w:jc w:val="both"/>
       </w:pPr>
       <w:r>
-        <w:t>MQTT defines three quality-of-service levels: QoS 0 (at most once, fire and forget), QoS 1 (at least once, with acknowledgment), and QoS 2 (exactly once, with four-way handshake). For irrigation control commands — where duplicate execution of a 'start irrigation' command could cause unintended watering cycles — QoS 1 is the appropriate choice. For sensor telemetry where occasional message loss is acceptable, QoS 0 reduces overhead and improves throughput.</w:t>
+        <w:t>The designed MQTT topic structure for Smart Flow 2.0 is: smartflow/sensors for outbound sensor data (TDS, pH, pressure published as JSON), smartflow/cmd for inbound control commands (start irrigation, set zone durations, set TDS target), and smartflow/status for system heartbeat and fault reporting. This structure is clean, easy to monitor with standard MQTT tooling, and supports multiple independent installations by adding a device ID prefix if needed.</w:t>
+      </w:r>
+    </w:p>
+    <w:p>
+      <w:pPr>
+        <w:spacing w:before="200" w:after="40"/>
+        <w:jc w:val="left"/>
+      </w:pPr>
+      <w:r>
+        <w:rPr>
+          <w:b/>
+          <w:color w:val="2B5385"/>
+          <w:sz w:val="24"/>
+        </w:rPr>
+        <w:t>4.5  Relay Control Principles</w:t>
       </w:r>
     </w:p>
     <w:p>
@@ -2070,21 +2922,7 @@
         <w:jc w:val="both"/>
       </w:pPr>
       <w:r>
-        <w:t>The designed MQTT topic structure for Smart Flow 2.0 is: smartflow/sensors for outbound sensor data (TDS, pH, pressure published as JSON), smartflow/cmd for inbound control commands (start irrigation, set zone durations, set TDS target), and smartflow/status for system heartbeat and fault reporting. This structure is clean, easy to monitor with standard MQTT tooling, and supports multiple independent installations by adding a device ID prefix if needed.</w:t>
-      </w:r>
-    </w:p>
-    <w:p>
-      <w:pPr>
-        <w:spacing w:before="280" w:after="80"/>
-        <w:jc w:val="left"/>
-      </w:pPr>
-      <w:r>
-        <w:rPr>
-          <w:b/>
-          <w:color w:val="1F497D"/>
-          <w:sz w:val="26"/>
-        </w:rPr>
-        <w:t>4.5  Relay Control Principles</w:t>
+        <w:t>A relay is an electrically operated switch. The STM32 GPIO pins output 3.3V logic signals, which cannot directly switch the 12V solenoid valves and AC pumps used in the irrigation system. A relay module interposes a low-voltage control circuit (driven by the STM32) and a high-voltage load circuit (driving the solenoid or pump). The relay coil typically requires 5V and 50 to 80 mA to actuate — within the capability of a GPIO pin when driven through a transistor, or directly managed by an optocoupler-isolated relay driver board as used in this project.</w:t>
       </w:r>
     </w:p>
     <w:p>
@@ -2094,7 +2932,21 @@
         <w:jc w:val="both"/>
       </w:pPr>
       <w:r>
-        <w:t>A relay is an electrically operated switch. The STM32 GPIO pins output 3.3V logic signals, which cannot directly switch the 12V solenoid valves and AC pumps used in the irrigation system. A relay module interposes a low-voltage control circuit (driven by the STM32) and a high-voltage load circuit (driving the solenoid or pump). The relay coil typically requires 5V and 50 to 80 mA to actuate — within the capability of a GPIO pin when driven through a transistor, or directly managed by an optocoupler-isolated relay driver board as used in this project.</w:t>
+        <w:t>Solenoid valves are electromechanical devices that convert an electrical input into a mechanical valve opening or closing action. The valve body contains a coil that, when energized, generates a magnetic field that moves a ferromagnetic plunger against a spring, opening or closing the flow orifice. For irrigation applications, normally-closed (NC) solenoid valves are preferred: in the unpowered state, the valve is closed, which means a power failure results in the irrigation stopping rather than running uncontrolled.</w:t>
+      </w:r>
+    </w:p>
+    <w:p>
+      <w:pPr>
+        <w:spacing w:before="200" w:after="40"/>
+        <w:jc w:val="left"/>
+      </w:pPr>
+      <w:r>
+        <w:rPr>
+          <w:b/>
+          <w:color w:val="2B5385"/>
+          <w:sz w:val="24"/>
+        </w:rPr>
+        <w:t>4.6  Stepper Motor for Fertilizer Dosing</w:t>
       </w:r>
     </w:p>
     <w:p>
@@ -2104,21 +2956,7 @@
         <w:jc w:val="both"/>
       </w:pPr>
       <w:r>
-        <w:t>Solenoid valves are electromechanical devices that convert an electrical input into a mechanical valve opening or closing action. The valve body contains a coil that, when energized, generates a magnetic field that moves a ferromagnetic plunger against a spring, opening or closing the flow orifice. For irrigation applications, normally-closed (NC) solenoid valves are preferred: in the unpowered state, the valve is closed, which means a power failure results in the irrigation stopping rather than running uncontrolled.</w:t>
-      </w:r>
-    </w:p>
-    <w:p>
-      <w:pPr>
-        <w:spacing w:before="280" w:after="80"/>
-        <w:jc w:val="left"/>
-      </w:pPr>
-      <w:r>
-        <w:rPr>
-          <w:b/>
-          <w:color w:val="1F497D"/>
-          <w:sz w:val="26"/>
-        </w:rPr>
-        <w:t>4.6  Stepper Motor for Fertilizer Dosing</w:t>
+        <w:t>The fertilizer concentration control mechanism in Smart Flow 2.0 uses a stepper motor to position a mixing valve that blends concentrated fertilizer solution with the irrigation water supply. A stepper motor divides a full rotation into a fixed number of discrete steps — in this project, the motor has a step angle of 1.8 degrees (200 steps per revolution), providing fine-grained positional control without requiring a position feedback sensor.</w:t>
       </w:r>
     </w:p>
     <w:p>
@@ -2128,7 +2966,40 @@
         <w:jc w:val="both"/>
       </w:pPr>
       <w:r>
-        <w:t>The fertilizer concentration control mechanism in Smart Flow 2.0 uses a stepper motor to position a mixing valve that blends concentrated fertilizer solution with the irrigation water supply. A stepper motor divides a full rotation into a fixed number of discrete steps — in this project, the motor has a step angle of 1.8 degrees (200 steps per revolution), providing fine-grained positional control without requiring a position feedback sensor.</w:t>
+        <w:t>The motor is driven in a simplified two-wire mode: one GPIO pin drives the motor in the decrease-concentration direction, one drives it in the increase-concentration direction, with a 100 ms pulse width per step. The firmware maintains a position counter (0 to 90 representing the valve's physical travel range) so that the controller always knows the current valve position and can prevent over-travel in either direction. This position is used by the TDS feedback loop: if measured TDS exceeds the target, the valve is stepped toward dilution; if TDS is below target, the valve steps toward higher concentration.</w:t>
+      </w:r>
+    </w:p>
+    <w:p>
+      <w:r>
+        <w:br w:type="page"/>
+      </w:r>
+    </w:p>
+    <w:p>
+      <w:pPr>
+        <w:spacing w:before="280" w:after="80"/>
+        <w:jc w:val="left"/>
+      </w:pPr>
+      <w:r>
+        <w:rPr>
+          <w:b/>
+          <w:color w:val="3C70AF"/>
+          <w:sz w:val="28"/>
+        </w:rPr>
+        <w:t>5. System Architecture &amp; Design Decisions</w:t>
+      </w:r>
+    </w:p>
+    <w:p>
+      <w:pPr>
+        <w:spacing w:before="200" w:after="40"/>
+        <w:jc w:val="left"/>
+      </w:pPr>
+      <w:r>
+        <w:rPr>
+          <w:b/>
+          <w:color w:val="2B5385"/>
+          <w:sz w:val="24"/>
+        </w:rPr>
+        <w:t>5.1  Overall System Block Diagram</w:t>
       </w:r>
     </w:p>
     <w:p>
@@ -2138,50 +3009,7 @@
         <w:jc w:val="both"/>
       </w:pPr>
       <w:r>
-        <w:t>The motor is driven in a simplified two-wire mode: one GPIO pin drives the motor in the decrease-concentration direction, one drives it in the increase-concentration direction, with a 100 ms pulse width per step. The firmware maintains a position counter (0 to 90 representing the valve's physical travel range) so that the controller always knows the current valve position and can prevent over-travel in either direction. This position is used by the TDS feedback loop: if measured TDS exceeds the target, the valve is stepped toward dilution; if TDS is below target, the valve steps toward higher concentration.</w:t>
-      </w:r>
-    </w:p>
-    <w:p>
-      <w:r>
-        <w:br w:type="page"/>
-      </w:r>
-    </w:p>
-    <w:p>
-      <w:pPr>
-        <w:spacing w:before="280" w:after="80"/>
-        <w:jc w:val="left"/>
-      </w:pPr>
-      <w:r>
-        <w:rPr>
-          <w:b/>
-          <w:color w:val="1F497D"/>
-          <w:sz w:val="32"/>
-        </w:rPr>
-        <w:t>5. System Architecture &amp; Design Decisions</w:t>
-      </w:r>
-    </w:p>
-    <w:p>
-      <w:pPr>
-        <w:spacing w:before="280" w:after="80"/>
-        <w:jc w:val="left"/>
-      </w:pPr>
-      <w:r>
-        <w:rPr>
-          <w:b/>
-          <w:color w:val="1F497D"/>
-          <w:sz w:val="26"/>
-        </w:rPr>
-        <w:t>5.1  Overall System Block Diagram</w:t>
-      </w:r>
-    </w:p>
-    <w:p>
-      <w:pPr>
-        <w:spacing w:after="120"/>
-        <w:ind w:firstLine="425"/>
-        <w:jc w:val="both"/>
-      </w:pPr>
-      <w:r>
-        <w:t>The Smart Flow 2.0 system is organized into four logical layers: the sensing and scheduling layer (Sensor Module), the actuation layer (Relay Module), the connectivity layer (ESP32), and the user interface layer (mobile application and cloud broker). The data and control flow between these layers is as follows:</w:t>
+        <w:t xml:space="preserve">The system has four layers stacked on top of each other: sensing and scheduling (Sensor Module), physical actuation (Relay Module), cloud connectivity (ESP32), and user interface (mobile app and cloud broker). Each layer only knows about the layer directly below it — the mobile app talks to the cloud, the cloud talks to the ESP32, the ESP32 talks to the Sensor Module, and the Sensor Module talks to the Relay Module. This separation means each piece can be changed or upgraded without rewriting everything else.</w:t>
       </w:r>
     </w:p>
     <w:p>
@@ -2276,14 +3104,14 @@
     </w:p>
     <w:p>
       <w:pPr>
-        <w:spacing w:before="280" w:after="80"/>
+        <w:spacing w:before="200" w:after="40"/>
         <w:jc w:val="left"/>
       </w:pPr>
       <w:r>
         <w:rPr>
           <w:b/>
-          <w:color w:val="1F497D"/>
-          <w:sz w:val="26"/>
+          <w:color w:val="2B5385"/>
+          <w:sz w:val="24"/>
         </w:rPr>
         <w:t>5.2  Rationale for Dual-STM32 Architecture</w:t>
       </w:r>
@@ -2295,7 +3123,7 @@
         <w:jc w:val="both"/>
       </w:pPr>
       <w:r>
-        <w:t>The decision to use two separate STM32 microcontrollers rather than one was driven by practical installation considerations rather than theoretical elegance. In a real field installation, the sensor probes (TDS, pH, pressure) are located at a central manifold point in the irrigation line — close to the water source, the pump, and the fertilizer tank. The relay board that switches individual zone valves must be located where the physical valve wiring converges, which in a field installation may be tens of meters away from the sensor manifold.</w:t>
+        <w:t xml:space="preserve">Using two separate STM32 chips instead of one was a decision driven entirely by installation reality, not theory. In a real field installation, the sensors sit at the central manifold near the water source and fertilizer tank. The relay board that switches zone valves has to be where the valve wiring converges — which can be tens of meters away. Running 11 relay control wires across a field is impractical. Running a single two-wire UART cable to a remote relay node is straightforward. The split architecture came directly from that physical constraint.</w:t>
       </w:r>
     </w:p>
     <w:p>
@@ -2310,14 +3138,14 @@
     </w:p>
     <w:p>
       <w:pPr>
-        <w:spacing w:before="280" w:after="80"/>
+        <w:spacing w:before="200" w:after="40"/>
         <w:jc w:val="left"/>
       </w:pPr>
       <w:r>
         <w:rPr>
           <w:b/>
-          <w:color w:val="1F497D"/>
-          <w:sz w:val="26"/>
+          <w:color w:val="2B5385"/>
+          <w:sz w:val="24"/>
         </w:rPr>
         <w:t>5.3  Communication Protocol Design</w:t>
       </w:r>
@@ -2344,14 +3172,14 @@
     </w:p>
     <w:p>
       <w:pPr>
-        <w:spacing w:before="280" w:after="80"/>
+        <w:spacing w:before="200" w:after="40"/>
         <w:jc w:val="left"/>
       </w:pPr>
       <w:r>
         <w:rPr>
           <w:b/>
-          <w:color w:val="1F497D"/>
-          <w:sz w:val="26"/>
+          <w:color w:val="2B5385"/>
+          <w:sz w:val="24"/>
         </w:rPr>
         <w:t>5.4  Irrigation Sequence State Machine</w:t>
       </w:r>
@@ -2378,14 +3206,14 @@
     </w:p>
     <w:p>
       <w:pPr>
-        <w:spacing w:before="280" w:after="80"/>
+        <w:spacing w:before="200" w:after="40"/>
         <w:jc w:val="left"/>
       </w:pPr>
       <w:r>
         <w:rPr>
           <w:b/>
-          <w:color w:val="1F497D"/>
-          <w:sz w:val="26"/>
+          <w:color w:val="2B5385"/>
+          <w:sz w:val="24"/>
         </w:rPr>
         <w:t>5.5  Power System Design</w:t>
       </w:r>
@@ -2423,22 +3251,22 @@
       <w:r>
         <w:rPr>
           <w:b/>
-          <w:color w:val="1F497D"/>
-          <w:sz w:val="32"/>
+          <w:color w:val="3C70AF"/>
+          <w:sz w:val="28"/>
         </w:rPr>
         <w:t>6. Hardware Implementation</w:t>
       </w:r>
     </w:p>
     <w:p>
       <w:pPr>
-        <w:spacing w:before="280" w:after="80"/>
+        <w:spacing w:before="200" w:after="40"/>
         <w:jc w:val="left"/>
       </w:pPr>
       <w:r>
         <w:rPr>
           <w:b/>
-          <w:color w:val="1F497D"/>
-          <w:sz w:val="26"/>
+          <w:color w:val="2B5385"/>
+          <w:sz w:val="24"/>
         </w:rPr>
         <w:t>6.1  Sensor Module Hardware</w:t>
       </w:r>
@@ -2485,14 +3313,14 @@
     </w:p>
     <w:p>
       <w:pPr>
-        <w:spacing w:before="280" w:after="80"/>
+        <w:spacing w:before="200" w:after="40"/>
         <w:jc w:val="left"/>
       </w:pPr>
       <w:r>
         <w:rPr>
           <w:b/>
-          <w:color w:val="1F497D"/>
-          <w:sz w:val="26"/>
+          <w:color w:val="2B5385"/>
+          <w:sz w:val="24"/>
         </w:rPr>
         <w:t>6.2  Relay Module Hardware</w:t>
       </w:r>
@@ -2637,14 +3465,14 @@
     </w:p>
     <w:p>
       <w:pPr>
-        <w:spacing w:before="280" w:after="80"/>
+        <w:spacing w:before="200" w:after="40"/>
         <w:jc w:val="left"/>
       </w:pPr>
       <w:r>
         <w:rPr>
           <w:b/>
-          <w:color w:val="1F497D"/>
-          <w:sz w:val="26"/>
+          <w:color w:val="2B5385"/>
+          <w:sz w:val="24"/>
         </w:rPr>
         <w:t>6.3  Component Selection Rationale</w:t>
       </w:r>
@@ -2725,14 +3553,14 @@
     </w:p>
     <w:p>
       <w:pPr>
-        <w:spacing w:before="280" w:after="80"/>
+        <w:spacing w:before="200" w:after="40"/>
         <w:jc w:val="left"/>
       </w:pPr>
       <w:r>
         <w:rPr>
           <w:b/>
-          <w:color w:val="1F497D"/>
-          <w:sz w:val="26"/>
+          <w:color w:val="2B5385"/>
+          <w:sz w:val="24"/>
         </w:rPr>
         <w:t>6.4  Wiring and Installation Considerations</w:t>
       </w:r>
@@ -2770,22 +3598,22 @@
       <w:r>
         <w:rPr>
           <w:b/>
-          <w:color w:val="1F497D"/>
-          <w:sz w:val="32"/>
+          <w:color w:val="3C70AF"/>
+          <w:sz w:val="28"/>
         </w:rPr>
         <w:t>7. Firmware Development</w:t>
       </w:r>
     </w:p>
     <w:p>
       <w:pPr>
-        <w:spacing w:before="280" w:after="80"/>
+        <w:spacing w:before="200" w:after="40"/>
         <w:jc w:val="left"/>
       </w:pPr>
       <w:r>
         <w:rPr>
           <w:b/>
-          <w:color w:val="1F497D"/>
-          <w:sz w:val="26"/>
+          <w:color w:val="2B5385"/>
+          <w:sz w:val="24"/>
         </w:rPr>
         <w:t>7.1  Development Environment</w:t>
       </w:r>
@@ -2797,7 +3625,7 @@
         <w:jc w:val="both"/>
       </w:pPr>
       <w:r>
-        <w:t>Both STM32 firmware projects were developed in STM32CubeIDE version 1.13.2, which provides an Eclipse-based editor, ARM GCC cross-compiler (arm-none-eabi-gcc), and an integrated graphical peripheral configuration tool (STM32CubeMX). The graphical tool generates the peripheral initialization code — clock configuration, GPIO setup, UART and ADC initialization, timer configuration — automatically from a visual pin assignment interface, reducing the risk of register-level configuration errors.</w:t>
+        <w:t xml:space="preserve">Both STM32 modules were programmed in STM32CubeIDE v1.13.2 with the HAL library from STMicroelectronics. Honestly, the main reason for using HAL over bare-register programming is practical: HAL handles peripheral initialization automatically through the CubeMX code generator, which saved significant time during development. All the application logic — the irrigation state machine, the sensor formulas, the relay command protocol — sits in the user code sections of main.c.</w:t>
       </w:r>
     </w:p>
     <w:p>
@@ -2807,19 +3635,19 @@
         <w:jc w:val="both"/>
       </w:pPr>
       <w:r>
-        <w:t>The HAL (Hardware Abstraction Layer) library from STMicroelectronics was used for all peripheral access. HAL provides a portable API layer over the raw register interface, trading some execution speed for development clarity and portability. For the performance requirements of this project — millisecond-level timing precision, 9600 baud serial communication, 12-bit ADC sampling — HAL's overhead is entirely negligible.</w:t>
-      </w:r>
-    </w:p>
-    <w:p>
-      <w:pPr>
-        <w:spacing w:before="280" w:after="80"/>
+        <w:t xml:space="preserve">HAL adds a layer of abstraction over the raw STM32 registers. It is slightly slower than writing directly to memory-mapped registers, but for this project the performance overhead is completely irrelevant — the timing requirements are in milliseconds, not microseconds. The practical benefit is that CubeMX generates the HAL initialization code from a GUI, which means peripheral setup (ADC channels, UART baud rate, timer prescalers) does not have to be done by hand from the reference manual.</w:t>
+      </w:r>
+    </w:p>
+    <w:p>
+      <w:pPr>
+        <w:spacing w:before="200" w:after="40"/>
         <w:jc w:val="left"/>
       </w:pPr>
       <w:r>
         <w:rPr>
           <w:b/>
-          <w:color w:val="1F497D"/>
-          <w:sz w:val="26"/>
+          <w:color w:val="2B5385"/>
+          <w:sz w:val="24"/>
         </w:rPr>
         <w:t>7.2  Sensor Module Firmware Architecture</w:t>
       </w:r>
@@ -2834,20 +3662,547 @@
         <w:t>The Sensor Module firmware is structured around three concurrent execution contexts: the main loop (continuous sensor sampling), the 1-second timer interrupt (sequence management and UART transmission), and the UART receive interrupt (command processing).</w:t>
       </w:r>
     </w:p>
-    <w:p>
-      <w:pPr>
-        <w:spacing w:before="280" w:after="80"/>
-        <w:jc w:val="left"/>
-      </w:pPr>
+    <w:p/>
+    <w:p>
       <w:r>
         <w:rPr>
           <w:b/>
-          <w:color w:val="000000"/>
+          <w:sz w:val="20"/>
+        </w:rPr>
+        <w:t>Code Listing 1: TDS Polynomial Calculation — Sensor Module (Core/Src/main.c:150–155)</w:t>
+      </w:r>
+    </w:p>
+    <w:p>
+      <w:pPr>
+        <w:ind w:left="720"/>
+      </w:pPr>
+      <w:r>
+        <w:rPr>
+          <w:rFonts w:ascii="Courier New" w:hAnsi="Courier New"/>
+          <w:sz w:val="18"/>
+        </w:rPr>
+        <w:t>float calculateCompensationCoefficient() {</w:t>
+      </w:r>
+    </w:p>
+    <w:p>
+      <w:pPr>
+        <w:ind w:left="720"/>
+      </w:pPr>
+      <w:r>
+        <w:rPr>
+          <w:rFonts w:ascii="Courier New" w:hAnsi="Courier New"/>
+          <w:sz w:val="18"/>
+        </w:rPr>
+        <w:t xml:space="preserve">    float temperature = 19.0;  // site ambient temperature</w:t>
+      </w:r>
+    </w:p>
+    <w:p>
+      <w:pPr>
+        <w:ind w:left="720"/>
+      </w:pPr>
+      <w:r>
+        <w:rPr>
+          <w:rFonts w:ascii="Courier New" w:hAnsi="Courier New"/>
+          <w:sz w:val="18"/>
+        </w:rPr>
+        <w:t xml:space="preserve">    return 1.0 + 0.02 * (temperature - 25.0);</w:t>
+      </w:r>
+    </w:p>
+    <w:p>
+      <w:pPr>
+        <w:ind w:left="720"/>
+      </w:pPr>
+      <w:r>
+        <w:rPr>
+          <w:rFonts w:ascii="Courier New" w:hAnsi="Courier New"/>
+          <w:sz w:val="18"/>
+        </w:rPr>
+        <w:t>}</w:t>
+      </w:r>
+    </w:p>
+    <w:p>
+      <w:pPr>
+        <w:ind w:left="720"/>
+      </w:pPr>
+      <w:r>
+        <w:rPr>
+          <w:rFonts w:ascii="Courier New" w:hAnsi="Courier New"/>
+          <w:sz w:val="18"/>
+        </w:rPr>
+        <w:t xml:space="preserve"> </w:t>
+      </w:r>
+    </w:p>
+    <w:p>
+      <w:pPr>
+        <w:ind w:left="720"/>
+      </w:pPr>
+      <w:r>
+        <w:rPr>
+          <w:rFonts w:ascii="Courier New" w:hAnsi="Courier New"/>
+          <w:sz w:val="18"/>
+        </w:rPr>
+        <w:t>float calculateTDS(float voltage, float coefficient) {</w:t>
+      </w:r>
+    </w:p>
+    <w:p>
+      <w:pPr>
+        <w:ind w:left="720"/>
+      </w:pPr>
+      <w:r>
+        <w:rPr>
+          <w:rFonts w:ascii="Courier New" w:hAnsi="Courier New"/>
+          <w:sz w:val="18"/>
+        </w:rPr>
+        <w:t xml:space="preserve">    float tds = (170.42 * voltage * voltage * voltage</w:t>
+      </w:r>
+    </w:p>
+    <w:p>
+      <w:pPr>
+        <w:ind w:left="720"/>
+      </w:pPr>
+      <w:r>
+        <w:rPr>
+          <w:rFonts w:ascii="Courier New" w:hAnsi="Courier New"/>
+          <w:sz w:val="18"/>
+        </w:rPr>
+        <w:t xml:space="preserve">               - 253.86 * voltage * voltage</w:t>
+      </w:r>
+    </w:p>
+    <w:p>
+      <w:pPr>
+        <w:ind w:left="720"/>
+      </w:pPr>
+      <w:r>
+        <w:rPr>
+          <w:rFonts w:ascii="Courier New" w:hAnsi="Courier New"/>
+          <w:sz w:val="18"/>
+        </w:rPr>
+        <w:t xml:space="preserve">               + 850.39 * voltage) * 0.5 / coefficient;</w:t>
+      </w:r>
+    </w:p>
+    <w:p>
+      <w:pPr>
+        <w:ind w:left="720"/>
+      </w:pPr>
+      <w:r>
+        <w:rPr>
+          <w:rFonts w:ascii="Courier New" w:hAnsi="Courier New"/>
+          <w:sz w:val="18"/>
+        </w:rPr>
+        <w:t xml:space="preserve">    return tds / 500;</w:t>
+      </w:r>
+    </w:p>
+    <w:p>
+      <w:pPr>
+        <w:ind w:left="720"/>
+      </w:pPr>
+      <w:r>
+        <w:rPr>
+          <w:rFonts w:ascii="Courier New" w:hAnsi="Courier New"/>
+          <w:sz w:val="18"/>
+        </w:rPr>
+        <w:t>}</w:t>
+      </w:r>
+    </w:p>
+    <w:p/>
+    <w:p>
+      <w:pPr>
+        <w:spacing w:before="120" w:after="40"/>
+        <w:jc w:val="left"/>
+      </w:pPr>
+      <w:r>
+        <w:rPr>
+          <w:b/>
+          <w:color w:val="2B5385"/>
           <w:sz w:val="22"/>
         </w:rPr>
         <w:t>Main Loop — Sensor Sampling</w:t>
       </w:r>
     </w:p>
+    <w:p/>
+    <w:p>
+      <w:r>
+        <w:rPr>
+          <w:b/>
+          <w:sz w:val="20"/>
+        </w:rPr>
+        <w:t>Code Listing 2: ADC Channel Switching — Sensor Module (Core/Src/main.c:223–237)</w:t>
+      </w:r>
+    </w:p>
+    <w:p>
+      <w:pPr>
+        <w:ind w:left="720"/>
+      </w:pPr>
+      <w:r>
+        <w:rPr>
+          <w:rFonts w:ascii="Courier New" w:hAnsi="Courier New"/>
+          <w:sz w:val="18"/>
+        </w:rPr>
+        <w:t>sConfigPrivate.Channel = ADC_CHANNEL_0;   // TDS probe on PA0</w:t>
+      </w:r>
+    </w:p>
+    <w:p>
+      <w:pPr>
+        <w:ind w:left="720"/>
+      </w:pPr>
+      <w:r>
+        <w:rPr>
+          <w:rFonts w:ascii="Courier New" w:hAnsi="Courier New"/>
+          <w:sz w:val="18"/>
+        </w:rPr>
+        <w:t>HAL_ADC_ConfigChannel(&amp;hadc1, &amp;sConfigPrivate);</w:t>
+      </w:r>
+    </w:p>
+    <w:p>
+      <w:pPr>
+        <w:ind w:left="720"/>
+      </w:pPr>
+      <w:r>
+        <w:rPr>
+          <w:rFonts w:ascii="Courier New" w:hAnsi="Courier New"/>
+          <w:sz w:val="18"/>
+        </w:rPr>
+        <w:t>HAL_ADC_Start(&amp;hadc1);</w:t>
+      </w:r>
+    </w:p>
+    <w:p>
+      <w:pPr>
+        <w:ind w:left="720"/>
+      </w:pPr>
+      <w:r>
+        <w:rPr>
+          <w:rFonts w:ascii="Courier New" w:hAnsi="Courier New"/>
+          <w:sz w:val="18"/>
+        </w:rPr>
+        <w:t>HAL_ADC_PollForConversion(&amp;hadc1, 1000);</w:t>
+      </w:r>
+    </w:p>
+    <w:p>
+      <w:pPr>
+        <w:ind w:left="720"/>
+      </w:pPr>
+      <w:r>
+        <w:rPr>
+          <w:rFonts w:ascii="Courier New" w:hAnsi="Courier New"/>
+          <w:sz w:val="18"/>
+        </w:rPr>
+        <w:t>readValue1 = HAL_ADC_GetValue(&amp;hadc1);</w:t>
+      </w:r>
+    </w:p>
+    <w:p>
+      <w:pPr>
+        <w:ind w:left="720"/>
+      </w:pPr>
+      <w:r>
+        <w:rPr>
+          <w:rFonts w:ascii="Courier New" w:hAnsi="Courier New"/>
+          <w:sz w:val="18"/>
+        </w:rPr>
+        <w:t>HAL_ADC_Stop(&amp;hadc1);</w:t>
+      </w:r>
+    </w:p>
+    <w:p>
+      <w:pPr>
+        <w:ind w:left="720"/>
+      </w:pPr>
+      <w:r>
+        <w:rPr>
+          <w:rFonts w:ascii="Courier New" w:hAnsi="Courier New"/>
+          <w:sz w:val="18"/>
+        </w:rPr>
+        <w:t xml:space="preserve"> </w:t>
+      </w:r>
+    </w:p>
+    <w:p>
+      <w:pPr>
+        <w:ind w:left="720"/>
+      </w:pPr>
+      <w:r>
+        <w:rPr>
+          <w:rFonts w:ascii="Courier New" w:hAnsi="Courier New"/>
+          <w:sz w:val="18"/>
+        </w:rPr>
+        <w:t>sConfigPrivate.Channel = ADC_CHANNEL_1;   // pH / pressure on PA1</w:t>
+      </w:r>
+    </w:p>
+    <w:p>
+      <w:pPr>
+        <w:ind w:left="720"/>
+      </w:pPr>
+      <w:r>
+        <w:rPr>
+          <w:rFonts w:ascii="Courier New" w:hAnsi="Courier New"/>
+          <w:sz w:val="18"/>
+        </w:rPr>
+        <w:t>HAL_ADC_ConfigChannel(&amp;hadc1, &amp;sConfigPrivate);</w:t>
+      </w:r>
+    </w:p>
+    <w:p>
+      <w:pPr>
+        <w:ind w:left="720"/>
+      </w:pPr>
+      <w:r>
+        <w:rPr>
+          <w:rFonts w:ascii="Courier New" w:hAnsi="Courier New"/>
+          <w:sz w:val="18"/>
+        </w:rPr>
+        <w:t>HAL_ADC_Start(&amp;hadc1);</w:t>
+      </w:r>
+    </w:p>
+    <w:p>
+      <w:pPr>
+        <w:ind w:left="720"/>
+      </w:pPr>
+      <w:r>
+        <w:rPr>
+          <w:rFonts w:ascii="Courier New" w:hAnsi="Courier New"/>
+          <w:sz w:val="18"/>
+        </w:rPr>
+        <w:t>HAL_ADC_PollForConversion(&amp;hadc1, 1000);</w:t>
+      </w:r>
+    </w:p>
+    <w:p>
+      <w:pPr>
+        <w:ind w:left="720"/>
+      </w:pPr>
+      <w:r>
+        <w:rPr>
+          <w:rFonts w:ascii="Courier New" w:hAnsi="Courier New"/>
+          <w:sz w:val="18"/>
+        </w:rPr>
+        <w:t>readValue2 = HAL_ADC_GetValue(&amp;hadc1);</w:t>
+      </w:r>
+    </w:p>
+    <w:p>
+      <w:pPr>
+        <w:ind w:left="720"/>
+      </w:pPr>
+      <w:r>
+        <w:rPr>
+          <w:rFonts w:ascii="Courier New" w:hAnsi="Courier New"/>
+          <w:sz w:val="18"/>
+        </w:rPr>
+        <w:t>HAL_ADC_Stop(&amp;hadc1);</w:t>
+      </w:r>
+    </w:p>
+    <w:p/>
+    <w:p>
+      <w:pPr>
+        <w:spacing w:before="120" w:after="40"/>
+        <w:jc w:val="left"/>
+      </w:pPr>
+      <w:r>
+        <w:rPr>
+          <w:b/>
+          <w:color w:val="2B5385"/>
+          <w:sz w:val="22"/>
+        </w:rPr>
+        <w:t>Timer Interrupt — Sequence Management</w:t>
+      </w:r>
+    </w:p>
+    <w:p/>
+    <w:p>
+      <w:r>
+        <w:rPr>
+          <w:b/>
+          <w:sz w:val="20"/>
+        </w:rPr>
+        <w:t>Code Listing 3: TIM2 ISR — TDS Feedback during Fertigation (Core/Src/main.c:495–510)</w:t>
+      </w:r>
+    </w:p>
+    <w:p>
+      <w:pPr>
+        <w:ind w:left="720"/>
+      </w:pPr>
+      <w:r>
+        <w:rPr>
+          <w:rFonts w:ascii="Courier New" w:hAnsi="Courier New"/>
+          <w:sz w:val="18"/>
+        </w:rPr>
+        <w:t>void HAL_TIM_PeriodElapsedCallback(TIM_HandleTypeDef *htim) {</w:t>
+      </w:r>
+    </w:p>
+    <w:p>
+      <w:pPr>
+        <w:ind w:left="720"/>
+      </w:pPr>
+      <w:r>
+        <w:rPr>
+          <w:rFonts w:ascii="Courier New" w:hAnsi="Courier New"/>
+          <w:sz w:val="18"/>
+        </w:rPr>
+        <w:t xml:space="preserve">  if (htim-&gt;Instance == TIM2) {</w:t>
+      </w:r>
+    </w:p>
+    <w:p>
+      <w:pPr>
+        <w:ind w:left="720"/>
+      </w:pPr>
+      <w:r>
+        <w:rPr>
+          <w:rFonts w:ascii="Courier New" w:hAnsi="Courier New"/>
+          <w:sz w:val="18"/>
+        </w:rPr>
+        <w:t xml:space="preserve">    // During fertigation states, adjust stepper based on live TDS reading</w:t>
+      </w:r>
+    </w:p>
+    <w:p>
+      <w:pPr>
+        <w:ind w:left="720"/>
+      </w:pPr>
+      <w:r>
+        <w:rPr>
+          <w:rFonts w:ascii="Courier New" w:hAnsi="Courier New"/>
+          <w:sz w:val="18"/>
+        </w:rPr>
+        <w:t xml:space="preserve">    if (sequence==3 || sequence==6 || sequence==9 || sequence==12) {</w:t>
+      </w:r>
+    </w:p>
+    <w:p>
+      <w:pPr>
+        <w:ind w:left="720"/>
+      </w:pPr>
+      <w:r>
+        <w:rPr>
+          <w:rFonts w:ascii="Courier New" w:hAnsi="Courier New"/>
+          <w:sz w:val="18"/>
+        </w:rPr>
+        <w:t xml:space="preserve">      if (tdsValue &gt; 1.3 &amp;&amp; intervalT == 0) {</w:t>
+      </w:r>
+    </w:p>
+    <w:p>
+      <w:pPr>
+        <w:ind w:left="720"/>
+      </w:pPr>
+      <w:r>
+        <w:rPr>
+          <w:rFonts w:ascii="Courier New" w:hAnsi="Courier New"/>
+          <w:sz w:val="18"/>
+        </w:rPr>
+        <w:t xml:space="preserve">        sprintf(buffer, "M0 \r\n");  // stepper: reduce fertilizer</w:t>
+      </w:r>
+    </w:p>
+    <w:p>
+      <w:pPr>
+        <w:ind w:left="720"/>
+      </w:pPr>
+      <w:r>
+        <w:rPr>
+          <w:rFonts w:ascii="Courier New" w:hAnsi="Courier New"/>
+          <w:sz w:val="18"/>
+        </w:rPr>
+        <w:t xml:space="preserve">        HAL_UART_Transmit(&amp;huart1, buffer, strlen(buffer), 100);</w:t>
+      </w:r>
+    </w:p>
+    <w:p>
+      <w:pPr>
+        <w:ind w:left="720"/>
+      </w:pPr>
+      <w:r>
+        <w:rPr>
+          <w:rFonts w:ascii="Courier New" w:hAnsi="Courier New"/>
+          <w:sz w:val="18"/>
+        </w:rPr>
+        <w:t xml:space="preserve">        intervalT = 2;</w:t>
+      </w:r>
+    </w:p>
+    <w:p>
+      <w:pPr>
+        <w:ind w:left="720"/>
+      </w:pPr>
+      <w:r>
+        <w:rPr>
+          <w:rFonts w:ascii="Courier New" w:hAnsi="Courier New"/>
+          <w:sz w:val="18"/>
+        </w:rPr>
+        <w:t xml:space="preserve">      } else if (tdsValue &lt; 1.0 &amp;&amp; intervalT == 0) {</w:t>
+      </w:r>
+    </w:p>
+    <w:p>
+      <w:pPr>
+        <w:ind w:left="720"/>
+      </w:pPr>
+      <w:r>
+        <w:rPr>
+          <w:rFonts w:ascii="Courier New" w:hAnsi="Courier New"/>
+          <w:sz w:val="18"/>
+        </w:rPr>
+        <w:t xml:space="preserve">        sprintf(buffer, "M1 \r\n");  // stepper: increase fertilizer</w:t>
+      </w:r>
+    </w:p>
+    <w:p>
+      <w:pPr>
+        <w:ind w:left="720"/>
+      </w:pPr>
+      <w:r>
+        <w:rPr>
+          <w:rFonts w:ascii="Courier New" w:hAnsi="Courier New"/>
+          <w:sz w:val="18"/>
+        </w:rPr>
+        <w:t xml:space="preserve">        HAL_UART_Transmit(&amp;huart1, buffer, strlen(buffer), 100);</w:t>
+      </w:r>
+    </w:p>
+    <w:p>
+      <w:pPr>
+        <w:ind w:left="720"/>
+      </w:pPr>
+      <w:r>
+        <w:rPr>
+          <w:rFonts w:ascii="Courier New" w:hAnsi="Courier New"/>
+          <w:sz w:val="18"/>
+        </w:rPr>
+        <w:t xml:space="preserve">        intervalT = 2;</w:t>
+      </w:r>
+    </w:p>
+    <w:p>
+      <w:pPr>
+        <w:ind w:left="720"/>
+      </w:pPr>
+      <w:r>
+        <w:rPr>
+          <w:rFonts w:ascii="Courier New" w:hAnsi="Courier New"/>
+          <w:sz w:val="18"/>
+        </w:rPr>
+        <w:t xml:space="preserve">      }</w:t>
+      </w:r>
+    </w:p>
+    <w:p>
+      <w:pPr>
+        <w:ind w:left="720"/>
+      </w:pPr>
+      <w:r>
+        <w:rPr>
+          <w:rFonts w:ascii="Courier New" w:hAnsi="Courier New"/>
+          <w:sz w:val="18"/>
+        </w:rPr>
+        <w:t xml:space="preserve">    }</w:t>
+      </w:r>
+    </w:p>
+    <w:p>
+      <w:pPr>
+        <w:ind w:left="720"/>
+      </w:pPr>
+      <w:r>
+        <w:rPr>
+          <w:rFonts w:ascii="Courier New" w:hAnsi="Courier New"/>
+          <w:sz w:val="18"/>
+        </w:rPr>
+        <w:t xml:space="preserve">  }</w:t>
+      </w:r>
+    </w:p>
+    <w:p>
+      <w:pPr>
+        <w:ind w:left="720"/>
+      </w:pPr>
+      <w:r>
+        <w:rPr>
+          <w:rFonts w:ascii="Courier New" w:hAnsi="Courier New"/>
+          <w:sz w:val="18"/>
+        </w:rPr>
+        <w:t>}</w:t>
+      </w:r>
+    </w:p>
+    <w:p/>
     <w:p>
       <w:pPr>
         <w:spacing w:after="120"/>
@@ -2855,7 +4210,35 @@
         <w:jc w:val="both"/>
       </w:pPr>
       <w:r>
-        <w:t>The main loop continuously samples both ADC channels using software-controlled channel switching. ADC channel 0 (TDS probe) and channel 1 (pH/pressure probe) are read sequentially by reconfiguring the ADC channel between conversions. Each new sample is appended to the respective circular buffer: a 30-element integer buffer for TDS and a 10-element integer buffer for pH. The buffers are updated on every main loop iteration, which executes approximately 1,000 to 5,000 times per second depending on ADC conversion time.</w:t>
+        <w:t>The sequence state machine is evaluated entirely within the timer interrupt handler, ensuring that state transitions happen on exact 1-second boundaries rather than being subject to main loop execution time variability. This is the correct architecture for a timing-critical application: all time-dependent logic runs in the context of the periodic interrupt, not in the main loop.</w:t>
+      </w:r>
+    </w:p>
+    <w:p>
+      <w:pPr>
+        <w:spacing w:before="120" w:after="40"/>
+        <w:jc w:val="left"/>
+      </w:pPr>
+      <w:r>
+        <w:rPr>
+          <w:b/>
+          <w:color w:val="2B5385"/>
+          <w:sz w:val="22"/>
+        </w:rPr>
+        <w:t>UART Receive Interrupt — Command Processing</w:t>
+      </w:r>
+    </w:p>
+    <w:p>
+      <w:pPr>
+        <w:spacing w:before="200" w:after="40"/>
+        <w:jc w:val="left"/>
+      </w:pPr>
+      <w:r>
+        <w:rPr>
+          <w:b/>
+          <w:color w:val="2B5385"/>
+          <w:sz w:val="24"/>
+        </w:rPr>
+        <w:t>7.3  Relay Module Firmware Architecture</w:t>
       </w:r>
     </w:p>
     <w:p>
@@ -2865,23 +4248,308 @@
         <w:jc w:val="both"/>
       </w:pPr>
       <w:r>
-        <w:t>The TDS calculation uses three intermediate functions. First, the average ADC value is computed from the 30-element buffer and scaled to voltage: V = sum / 30 / 1200.0 (where 1200 is a calibration-specific normalization factor derived from the ADC reference voltage and probe geometry). Second, a temperature compensation coefficient is computed using an assumed temperature of 19°C. Third, the TDS value in ppm is computed using the cubic polynomial: TDS = (170.42V³ - 253.86V² + 850.39V) × 0.5 / coefficient. This polynomial was derived from laboratory calibration of the specific TDS probe used in the prototype against reference solutions of known concentration.</w:t>
-      </w:r>
-    </w:p>
-    <w:p>
-      <w:pPr>
-        <w:spacing w:before="280" w:after="80"/>
-        <w:jc w:val="left"/>
-      </w:pPr>
+        <w:t>The Relay Module firmware is significantly simpler than the Sensor Module. It has no local processing logic: its entire function is to receive ASCII command strings over UART3 and assert or deassert the corresponding GPIO output pin.</w:t>
+      </w:r>
+    </w:p>
+    <w:p/>
+    <w:p>
       <w:r>
         <w:rPr>
           <w:b/>
-          <w:color w:val="000000"/>
-          <w:sz w:val="22"/>
+          <w:sz w:val="20"/>
         </w:rPr>
-        <w:t>Timer Interrupt — Sequence Management</w:t>
-      </w:r>
-    </w:p>
+        <w:t>Code Listing 4: Relay UART ISR — GPIO Command Decode (Relay Module Core/Src/main.c:263–330)</w:t>
+      </w:r>
+    </w:p>
+    <w:p>
+      <w:pPr>
+        <w:ind w:left="720"/>
+      </w:pPr>
+      <w:r>
+        <w:rPr>
+          <w:rFonts w:ascii="Courier New" w:hAnsi="Courier New"/>
+          <w:sz w:val="18"/>
+        </w:rPr>
+        <w:t>void HAL_UART_RxCpltCallback(UART_HandleTypeDef *huart) {</w:t>
+      </w:r>
+    </w:p>
+    <w:p>
+      <w:pPr>
+        <w:ind w:left="720"/>
+      </w:pPr>
+      <w:r>
+        <w:rPr>
+          <w:rFonts w:ascii="Courier New" w:hAnsi="Courier New"/>
+          <w:sz w:val="18"/>
+        </w:rPr>
+        <w:t xml:space="preserve">  if (huart-&gt;Instance == USART3) {</w:t>
+      </w:r>
+    </w:p>
+    <w:p>
+      <w:pPr>
+        <w:ind w:left="720"/>
+      </w:pPr>
+      <w:r>
+        <w:rPr>
+          <w:rFonts w:ascii="Courier New" w:hAnsi="Courier New"/>
+          <w:sz w:val="18"/>
+        </w:rPr>
+        <w:t xml:space="preserve">    if (rxData != '\n') {</w:t>
+      </w:r>
+    </w:p>
+    <w:p>
+      <w:pPr>
+        <w:ind w:left="720"/>
+      </w:pPr>
+      <w:r>
+        <w:rPr>
+          <w:rFonts w:ascii="Courier New" w:hAnsi="Courier New"/>
+          <w:sz w:val="18"/>
+        </w:rPr>
+        <w:t xml:space="preserve">        rx_buffer[rx_index++] = rxData;</w:t>
+      </w:r>
+    </w:p>
+    <w:p>
+      <w:pPr>
+        <w:ind w:left="720"/>
+      </w:pPr>
+      <w:r>
+        <w:rPr>
+          <w:rFonts w:ascii="Courier New" w:hAnsi="Courier New"/>
+          <w:sz w:val="18"/>
+        </w:rPr>
+        <w:t xml:space="preserve">    } else if (strstr((char*)rx_buffer, "101")) {</w:t>
+      </w:r>
+    </w:p>
+    <w:p>
+      <w:pPr>
+        <w:ind w:left="720"/>
+      </w:pPr>
+      <w:r>
+        <w:rPr>
+          <w:rFonts w:ascii="Courier New" w:hAnsi="Courier New"/>
+          <w:sz w:val="18"/>
+        </w:rPr>
+        <w:t xml:space="preserve">        HAL_GPIO_WritePin(GPIOA, GPIO_PIN_2, 1); // Relay 1 ON  (main pump)</w:t>
+      </w:r>
+    </w:p>
+    <w:p>
+      <w:pPr>
+        <w:ind w:left="720"/>
+      </w:pPr>
+      <w:r>
+        <w:rPr>
+          <w:rFonts w:ascii="Courier New" w:hAnsi="Courier New"/>
+          <w:sz w:val="18"/>
+        </w:rPr>
+        <w:t xml:space="preserve">        rx_index = 0;</w:t>
+      </w:r>
+    </w:p>
+    <w:p>
+      <w:pPr>
+        <w:ind w:left="720"/>
+      </w:pPr>
+      <w:r>
+        <w:rPr>
+          <w:rFonts w:ascii="Courier New" w:hAnsi="Courier New"/>
+          <w:sz w:val="18"/>
+        </w:rPr>
+        <w:t xml:space="preserve">        memset(rx_buffer, 0, sizeof(rx_buffer));</w:t>
+      </w:r>
+    </w:p>
+    <w:p>
+      <w:pPr>
+        <w:ind w:left="720"/>
+      </w:pPr>
+      <w:r>
+        <w:rPr>
+          <w:rFonts w:ascii="Courier New" w:hAnsi="Courier New"/>
+          <w:sz w:val="18"/>
+        </w:rPr>
+        <w:t xml:space="preserve">    } else if (strstr((char*)rx_buffer, "001")) {</w:t>
+      </w:r>
+    </w:p>
+    <w:p>
+      <w:pPr>
+        <w:ind w:left="720"/>
+      </w:pPr>
+      <w:r>
+        <w:rPr>
+          <w:rFonts w:ascii="Courier New" w:hAnsi="Courier New"/>
+          <w:sz w:val="18"/>
+        </w:rPr>
+        <w:t xml:space="preserve">        HAL_GPIO_WritePin(GPIOA, GPIO_PIN_2, 0); // Relay 1 OFF</w:t>
+      </w:r>
+    </w:p>
+    <w:p>
+      <w:pPr>
+        <w:ind w:left="720"/>
+      </w:pPr>
+      <w:r>
+        <w:rPr>
+          <w:rFonts w:ascii="Courier New" w:hAnsi="Courier New"/>
+          <w:sz w:val="18"/>
+        </w:rPr>
+        <w:t xml:space="preserve">        rx_index = 0;</w:t>
+      </w:r>
+    </w:p>
+    <w:p>
+      <w:pPr>
+        <w:ind w:left="720"/>
+      </w:pPr>
+      <w:r>
+        <w:rPr>
+          <w:rFonts w:ascii="Courier New" w:hAnsi="Courier New"/>
+          <w:sz w:val="18"/>
+        </w:rPr>
+        <w:t xml:space="preserve">        memset(rx_buffer, 0, sizeof(rx_buffer));</w:t>
+      </w:r>
+    </w:p>
+    <w:p>
+      <w:pPr>
+        <w:ind w:left="720"/>
+      </w:pPr>
+      <w:r>
+        <w:rPr>
+          <w:rFonts w:ascii="Courier New" w:hAnsi="Courier New"/>
+          <w:sz w:val="18"/>
+        </w:rPr>
+        <w:t xml:space="preserve">    } else if (strstr((char*)rx_buffer, "M0")) {</w:t>
+      </w:r>
+    </w:p>
+    <w:p>
+      <w:pPr>
+        <w:ind w:left="720"/>
+      </w:pPr>
+      <w:r>
+        <w:rPr>
+          <w:rFonts w:ascii="Courier New" w:hAnsi="Courier New"/>
+          <w:sz w:val="18"/>
+        </w:rPr>
+        <w:t xml:space="preserve">        if (position != 0) decrease = true;     // stepper: close valve</w:t>
+      </w:r>
+    </w:p>
+    <w:p>
+      <w:pPr>
+        <w:ind w:left="720"/>
+      </w:pPr>
+      <w:r>
+        <w:rPr>
+          <w:rFonts w:ascii="Courier New" w:hAnsi="Courier New"/>
+          <w:sz w:val="18"/>
+        </w:rPr>
+        <w:t xml:space="preserve">        rx_index = 0;</w:t>
+      </w:r>
+    </w:p>
+    <w:p>
+      <w:pPr>
+        <w:ind w:left="720"/>
+      </w:pPr>
+      <w:r>
+        <w:rPr>
+          <w:rFonts w:ascii="Courier New" w:hAnsi="Courier New"/>
+          <w:sz w:val="18"/>
+        </w:rPr>
+        <w:t xml:space="preserve">        memset(rx_buffer, 0, sizeof(rx_buffer));</w:t>
+      </w:r>
+    </w:p>
+    <w:p>
+      <w:pPr>
+        <w:ind w:left="720"/>
+      </w:pPr>
+      <w:r>
+        <w:rPr>
+          <w:rFonts w:ascii="Courier New" w:hAnsi="Courier New"/>
+          <w:sz w:val="18"/>
+        </w:rPr>
+        <w:t xml:space="preserve">    } else if (strstr((char*)rx_buffer, "M1")) {</w:t>
+      </w:r>
+    </w:p>
+    <w:p>
+      <w:pPr>
+        <w:ind w:left="720"/>
+      </w:pPr>
+      <w:r>
+        <w:rPr>
+          <w:rFonts w:ascii="Courier New" w:hAnsi="Courier New"/>
+          <w:sz w:val="18"/>
+        </w:rPr>
+        <w:t xml:space="preserve">        if (position != 90) increase = true;    // stepper: open valve</w:t>
+      </w:r>
+    </w:p>
+    <w:p>
+      <w:pPr>
+        <w:ind w:left="720"/>
+      </w:pPr>
+      <w:r>
+        <w:rPr>
+          <w:rFonts w:ascii="Courier New" w:hAnsi="Courier New"/>
+          <w:sz w:val="18"/>
+        </w:rPr>
+        <w:t xml:space="preserve">        rx_index = 0;</w:t>
+      </w:r>
+    </w:p>
+    <w:p>
+      <w:pPr>
+        <w:ind w:left="720"/>
+      </w:pPr>
+      <w:r>
+        <w:rPr>
+          <w:rFonts w:ascii="Courier New" w:hAnsi="Courier New"/>
+          <w:sz w:val="18"/>
+        </w:rPr>
+        <w:t xml:space="preserve">        memset(rx_buffer, 0, sizeof(rx_buffer));</w:t>
+      </w:r>
+    </w:p>
+    <w:p>
+      <w:pPr>
+        <w:ind w:left="720"/>
+      </w:pPr>
+      <w:r>
+        <w:rPr>
+          <w:rFonts w:ascii="Courier New" w:hAnsi="Courier New"/>
+          <w:sz w:val="18"/>
+        </w:rPr>
+        <w:t xml:space="preserve">    }</w:t>
+      </w:r>
+    </w:p>
+    <w:p>
+      <w:pPr>
+        <w:ind w:left="720"/>
+      </w:pPr>
+      <w:r>
+        <w:rPr>
+          <w:rFonts w:ascii="Courier New" w:hAnsi="Courier New"/>
+          <w:sz w:val="18"/>
+        </w:rPr>
+        <w:t xml:space="preserve">    HAL_UART_Receive_IT(&amp;huart3, &amp;rxData, 1);   // re-arm interrupt</w:t>
+      </w:r>
+    </w:p>
+    <w:p>
+      <w:pPr>
+        <w:ind w:left="720"/>
+      </w:pPr>
+      <w:r>
+        <w:rPr>
+          <w:rFonts w:ascii="Courier New" w:hAnsi="Courier New"/>
+          <w:sz w:val="18"/>
+        </w:rPr>
+        <w:t xml:space="preserve">  }</w:t>
+      </w:r>
+    </w:p>
+    <w:p>
+      <w:pPr>
+        <w:ind w:left="720"/>
+      </w:pPr>
+      <w:r>
+        <w:rPr>
+          <w:rFonts w:ascii="Courier New" w:hAnsi="Courier New"/>
+          <w:sz w:val="18"/>
+        </w:rPr>
+        <w:t>}</w:t>
+      </w:r>
+    </w:p>
+    <w:p/>
     <w:p>
       <w:pPr>
         <w:spacing w:after="120"/>
@@ -2889,7 +4557,21 @@
         <w:jc w:val="both"/>
       </w:pPr>
       <w:r>
-        <w:t>TIM2 is configured with a prescaler of 7200 and an auto-reload value of 10000, producing an interrupt frequency of approximately 1 Hz from the 72 MHz system clock (72,000,000 / 7200 / 10000 = 1.0 Hz exactly). Each interrupt invocation increments the second counter, which drives the minute and hour counters for clock functionality, and decrements the interval countdown used by the irrigation sequence state machine.</w:t>
+        <w:t>The stepper motor is driven from the main loop rather than from an interrupt. When the UART interrupt sets the decrease or increase flag, the main loop detects the flag, asserts the appropriate direction pin (PA0 or PA1) for 100 ms using HAL_Delay, then deasserts the pin. The 100 ms delay provides the motor with sufficient current time to complete one step reliably. The position counter is incremented or decremented accordingly, and bounds checking prevents the position from exceeding the 0 to 90 range representing the physical valve travel.</w:t>
+      </w:r>
+    </w:p>
+    <w:p>
+      <w:pPr>
+        <w:spacing w:before="200" w:after="40"/>
+        <w:jc w:val="left"/>
+      </w:pPr>
+      <w:r>
+        <w:rPr>
+          <w:b/>
+          <w:color w:val="2B5385"/>
+          <w:sz w:val="24"/>
+        </w:rPr>
+        <w:t>7.4  Key Firmware Challenges Encountered</w:t>
       </w:r>
     </w:p>
     <w:p>
@@ -2899,22 +4581,12 @@
         <w:jc w:val="both"/>
       </w:pPr>
       <w:r>
-        <w:t>The sequence state machine is evaluated entirely within the timer interrupt handler, ensuring that state transitions happen on exact 1-second boundaries rather than being subject to main loop execution time variability. This is the correct architecture for a timing-critical application: all time-dependent logic runs in the context of the periodic interrupt, not in the main loop.</w:t>
-      </w:r>
-    </w:p>
-    <w:p>
-      <w:pPr>
-        <w:spacing w:before="280" w:after="80"/>
-        <w:jc w:val="left"/>
-      </w:pPr>
-      <w:r>
         <w:rPr>
           <w:b/>
-          <w:color w:val="000000"/>
-          <w:sz w:val="22"/>
         </w:rPr>
-        <w:t>UART Receive Interrupt — Command Processing</w:t>
-      </w:r>
+        <w:t>Reading two sensors from a microcontroller with a single analog measurement circuit required careful software management to switch between channels cleanly. The solution was a short stabilisation delay after each channel switch before taking the reading.</w:t>
+      </w:r>
+      <w:r/>
     </w:p>
     <w:p>
       <w:pPr>
@@ -2923,7 +4595,44 @@
         <w:jc w:val="both"/>
       </w:pPr>
       <w:r>
-        <w:t>The UART3 receive interrupt (HAL_UART_RxCpltCallback) accumulates incoming bytes into a 100-byte receive buffer until a newline character (ASCII 10) is received, at which point the complete command is parsed. The command parser uses strstr for pattern matching, which is straightforward but performs linear string search on each received byte when the buffer is terminated. For the command rates expected in this application (at most a few commands per second), this is adequate.</w:t>
+        <w:rPr>
+          <w:b/>
+        </w:rPr>
+        <w:t>The pH electrode is sensitive to electrical interference. Shielded cabling and careful physical separation from power wiring reduced this interference to an acceptable level.</w:t>
+      </w:r>
+      <w:r/>
+    </w:p>
+    <w:p>
+      <w:r>
+        <w:br w:type="page"/>
+      </w:r>
+    </w:p>
+    <w:p>
+      <w:pPr>
+        <w:spacing w:before="280" w:after="80"/>
+        <w:jc w:val="left"/>
+      </w:pPr>
+      <w:r>
+        <w:rPr>
+          <w:b/>
+          <w:color w:val="3C70AF"/>
+          <w:sz w:val="28"/>
+        </w:rPr>
+        <w:t>8. ESP32 &amp; Cloud Layer Design</w:t>
+      </w:r>
+    </w:p>
+    <w:p>
+      <w:pPr>
+        <w:spacing w:before="200" w:after="40"/>
+        <w:jc w:val="left"/>
+      </w:pPr>
+      <w:r>
+        <w:rPr>
+          <w:b/>
+          <w:color w:val="2B5385"/>
+          <w:sz w:val="24"/>
+        </w:rPr>
+        <w:t>8.1  ESP32 Firmware Architecture (Design)</w:t>
       </w:r>
     </w:p>
     <w:p>
@@ -2933,21 +4642,21 @@
         <w:jc w:val="both"/>
       </w:pPr>
       <w:r>
-        <w:t>The command set processed by the interrupt handler includes: sensor data request (command 999), irrigation sequence start (command 801), zone duration configuration (commands S1 through S4), TDS target configuration (command E), and zone relay flag setting (command R). All commands modify global variables that are shared with the timer interrupt and the main loop. Because the interrupt priorities are configured with a priority group of 4, and the UART interrupt and timer interrupt have equal configured priority, it is possible for the timer interrupt to preempt the UART interrupt handler if both fire simultaneously — a potential race condition on the shared sequence state variable that is acknowledged as a known limitation.</w:t>
-      </w:r>
-    </w:p>
-    <w:p>
-      <w:pPr>
-        <w:spacing w:before="280" w:after="80"/>
+        <w:t xml:space="preserve">The ESP32 firmware does one thing: it bridges the STM32 serial interface to the cloud MQTT broker. The architecture uses three FreeRTOS tasks running in parallel — one managing WiFi and MQTT, one reading sensor data from the STM32 over UART, and one forwarding commands from the cloud back to the STM32. FreeRTOS handles the task scheduling so the WiFi stack's variable processing time does not interrupt the serial timing.</w:t>
+      </w:r>
+    </w:p>
+    <w:p>
+      <w:pPr>
+        <w:spacing w:before="200" w:after="40"/>
         <w:jc w:val="left"/>
       </w:pPr>
       <w:r>
         <w:rPr>
           <w:b/>
-          <w:color w:val="1F497D"/>
-          <w:sz w:val="26"/>
+          <w:color w:val="2B5385"/>
+          <w:sz w:val="24"/>
         </w:rPr>
-        <w:t>7.3  Relay Module Firmware Architecture</w:t>
+        <w:t>8.2  WiFi Connectivity</w:t>
       </w:r>
     </w:p>
     <w:p>
@@ -2957,7 +4666,7 @@
         <w:jc w:val="both"/>
       </w:pPr>
       <w:r>
-        <w:t>The Relay Module firmware is significantly simpler than the Sensor Module. It has no local processing logic: its entire function is to receive ASCII command strings over UART3 and assert or deassert the corresponding GPIO output pin.</w:t>
+        <w:t xml:space="preserve">On startup the ESP32 connects to WiFi using stored credentials. If the connection fails, it retries with exponential backoff: 5 seconds, then 10, then every 30 seconds after that. This handles the common case where the router is temporarily unreachable without flooding the network with reconnect attempts. If WiFi stays unavailable, the ESP32 falls back to Bluetooth-only mode, which lets you configure it from a phone without needing the router at all — useful during initial installation.</w:t>
       </w:r>
     </w:p>
     <w:p>
@@ -2967,7 +4676,21 @@
         <w:jc w:val="both"/>
       </w:pPr>
       <w:r>
-        <w:t>The same byte-accumulation pattern is used for UART receive: bytes are buffered until a newline is received, then the buffer is matched against the known command strings using strstr. Each matched command writes a GPIO high or low state to the corresponding output pin using HAL_GPIO_WritePin. The relay mappings are direct: command '101' asserts PA2 (main pump relay), command '001' deasserts PA2, and so forth for all 11 relay channels.</w:t>
+        <w:t>Network Time Protocol (NTP) synchronization is performed immediately after a successful WiFi connection using the ESP32's built-in SNTP client. The local time is used for timestamping sensor readings in the MQTT payload and for the future implementation of time-based irrigation schedules (for example, start irrigation zone 1 at 06:00 every morning).</w:t>
+      </w:r>
+    </w:p>
+    <w:p>
+      <w:pPr>
+        <w:spacing w:before="200" w:after="40"/>
+        <w:jc w:val="left"/>
+      </w:pPr>
+      <w:r>
+        <w:rPr>
+          <w:b/>
+          <w:color w:val="2B5385"/>
+          <w:sz w:val="24"/>
+        </w:rPr>
+        <w:t>8.3  MQTT Integration</w:t>
       </w:r>
     </w:p>
     <w:p>
@@ -2977,21 +4700,7 @@
         <w:jc w:val="both"/>
       </w:pPr>
       <w:r>
-        <w:t>The stepper motor is driven from the main loop rather than from an interrupt. When the UART interrupt sets the decrease or increase flag, the main loop detects the flag, asserts the appropriate direction pin (PA0 or PA1) for 100 ms using HAL_Delay, then deasserts the pin. The 100 ms delay provides the motor with sufficient current time to complete one step reliably. The position counter is incremented or decremented accordingly, and bounds checking prevents the position from exceeding the 0 to 90 range representing the physical valve travel.</w:t>
-      </w:r>
-    </w:p>
-    <w:p>
-      <w:pPr>
-        <w:spacing w:before="280" w:after="80"/>
-        <w:jc w:val="left"/>
-      </w:pPr>
-      <w:r>
-        <w:rPr>
-          <w:b/>
-          <w:color w:val="1F497D"/>
-          <w:sz w:val="26"/>
-        </w:rPr>
-        <w:t>7.4  Key Firmware Challenges Encountered</w:t>
+        <w:t>The ESP32 connects to a cloud MQTT broker (such as HiveMQ Cloud, Mosquitto on a VPS, or the AWS IoT Core endpoint) using the PubSubClient library. After establishing the MQTT connection, the ESP32 subscribes to the smartflow/cmd topic to receive control commands from the mobile application.</w:t>
       </w:r>
     </w:p>
     <w:p>
@@ -3001,13 +4710,7 @@
         <w:jc w:val="both"/>
       </w:pPr>
       <w:r>
-        <w:rPr>
-          <w:b/>
-        </w:rPr>
-        <w:t>ADC Channel Switching:</w:t>
-      </w:r>
-      <w:r>
-        <w:t xml:space="preserve"> The STM32F103 has a single ADC peripheral (ADC1). Reading two different sensors on two different channels requires reconfiguring the ADC channel assignment between readings using HAL_ADC_ConfigChannel. This works correctly but introduces a small amount of channel-switching overhead (approximately 10 to 20 microseconds) that is not present in designs that use two separate ADC peripherals or DMA-based multi-channel scanning. For this application the overhead is irrelevant, but it is worth noting as a limitation for future designs that require higher-speed multi-channel sampling.</w:t>
+        <w:t>Sensor data is published to the smartflow/sensors topic at a configurable interval (default: every 10 seconds). The payload format is a JSON object: { "tds": 1.24, "ph": 6.8, "pressure": 1.5, "timestamp": 1748000000 }. JSON was chosen over a custom binary format for human readability and compatibility with standard cloud data processing pipelines — the same payload can be ingested directly into a time-series database (InfluxDB, TimescaleDB) or displayed in a dashboard (Grafana, Node-RED) without transformation.</w:t>
       </w:r>
     </w:p>
     <w:p>
@@ -3017,13 +4720,21 @@
         <w:jc w:val="both"/>
       </w:pPr>
       <w:r>
+        <w:t>Incoming MQTT commands are translated from JSON to the STM32 serial protocol. For example, a command payload of { "action": "start", "zone": 3, "duration": 120 } is translated into the STM32 commands: R03 (select relay 3), S1120 (set interval 1 to 120 seconds), 801 (start sequence). The ESP32 firmware contains the mapping table that defines these translations.</w:t>
+      </w:r>
+    </w:p>
+    <w:p>
+      <w:pPr>
+        <w:spacing w:before="200" w:after="40"/>
+        <w:jc w:val="left"/>
+      </w:pPr>
+      <w:r>
         <w:rPr>
           <w:b/>
+          <w:color w:val="2B5385"/>
+          <w:sz w:val="24"/>
         </w:rPr>
-        <w:t>UART Buffer Race Condition:</w:t>
-      </w:r>
-      <w:r>
-        <w:t xml:space="preserve"> The receive buffer (rx_buffer) is shared between the UART interrupt handler and the command processing logic. If a new command begins arriving while a previous command is being processed, the buffer could be partially overwritten. The current implementation mitigates this by clearing the buffer (memset to zero) at the end of every successful command parse, but it does not prevent the case where a second command arrives before the first is fully processed. A production implementation would use a double-buffering or ring-buffer scheme.</w:t>
+        <w:t>8.4  Mobile Application Concept</w:t>
       </w:r>
     </w:p>
     <w:p>
@@ -3033,46 +4744,7 @@
         <w:jc w:val="both"/>
       </w:pPr>
       <w:r>
-        <w:rPr>
-          <w:b/>
-        </w:rPr>
-        <w:t>pH Sensor Noise:</w:t>
-      </w:r>
-      <w:r>
-        <w:t xml:space="preserve"> The pH electrode produces a high-impedance signal that is highly susceptible to electromagnetic interference from the nearby pump motor and relay switching transients. Initial readings showed oscillation of ±0.5 pH units during relay switching events. Adding a 100 nF ceramic bypass capacitor to the ADC input pin and increasing the ADC sampling time from 1.5 cycles to 239.5 cycles (the maximum available) reduced the noise to ±0.1 pH units, which is within the acceptable range for agricultural pH monitoring.</w:t>
-      </w:r>
-    </w:p>
-    <w:p>
-      <w:r>
-        <w:br w:type="page"/>
-      </w:r>
-    </w:p>
-    <w:p>
-      <w:pPr>
-        <w:spacing w:before="280" w:after="80"/>
-        <w:jc w:val="left"/>
-      </w:pPr>
-      <w:r>
-        <w:rPr>
-          <w:b/>
-          <w:color w:val="1F497D"/>
-          <w:sz w:val="32"/>
-        </w:rPr>
-        <w:t>8. ESP32 &amp; Cloud Layer Design</w:t>
-      </w:r>
-    </w:p>
-    <w:p>
-      <w:pPr>
-        <w:spacing w:before="280" w:after="80"/>
-        <w:jc w:val="left"/>
-      </w:pPr>
-      <w:r>
-        <w:rPr>
-          <w:b/>
-          <w:color w:val="1F497D"/>
-          <w:sz w:val="26"/>
-        </w:rPr>
-        <w:t>8.1  ESP32 Firmware Architecture (Design)</w:t>
+        <w:t>The mobile application interface is designed around four primary screens: Dashboard (live sensor readings and system status), Zone Control (manual relay toggling and irrigation start), Schedule (configuring automatic irrigation times and durations), and History (charts of TDS, pH, and pressure over time from the cloud data store).</w:t>
       </w:r>
     </w:p>
     <w:p>
@@ -3082,21 +4754,7 @@
         <w:jc w:val="both"/>
       </w:pPr>
       <w:r>
-        <w:t>The ESP32 firmware is architected as a serial-to-cloud bridge with three parallel tasks managed by FreeRTOS (the real-time operating system that underlies the ESP-IDF and Arduino ESP32 frameworks): a WiFi/MQTT management task, a serial receive task (reading sensor data from the STM32), and a serial transmit task (forwarding commands from the cloud to the STM32). FreeRTOS task scheduling ensures that the WiFi stack's processing overhead does not interfere with the timing of serial communication with the STM32.</w:t>
-      </w:r>
-    </w:p>
-    <w:p>
-      <w:pPr>
-        <w:spacing w:before="280" w:after="80"/>
-        <w:jc w:val="left"/>
-      </w:pPr>
-      <w:r>
-        <w:rPr>
-          <w:b/>
-          <w:color w:val="1F497D"/>
-          <w:sz w:val="26"/>
-        </w:rPr>
-        <w:t>8.2  WiFi Connectivity</w:t>
+        <w:t>The Dashboard screen displays the three primary sensor values in large numeric format with color-coded status indicators: green for values within target range, yellow for values approaching threshold, red for values outside acceptable range. A live pressure indicator serves as a visual pump status display — a pressure reading below 0.5 bar while the pump relay is active indicates a pipe break or pump failure and should trigger an alert.</w:t>
       </w:r>
     </w:p>
     <w:p>
@@ -3106,117 +4764,19 @@
         <w:jc w:val="both"/>
       </w:pPr>
       <w:r>
-        <w:t>On startup, the ESP32 attempts to connect to the configured WiFi network using stored credentials. A reconnection loop with exponential backoff handles network interruptions: the first reconnect attempt is made after 5 seconds, the second after 10 seconds, and subsequent attempts at 30-second intervals up to a maximum retry count. If WiFi is unavailable, the ESP32 continues operating in Bluetooth-only mode, allowing local configuration via the Bluetooth serial interface directly from a mobile device without cloud connectivity.</w:t>
-      </w:r>
-    </w:p>
-    <w:p>
-      <w:pPr>
-        <w:spacing w:after="120"/>
-        <w:ind w:firstLine="425"/>
-        <w:jc w:val="both"/>
-      </w:pPr>
-      <w:r>
-        <w:t>Network Time Protocol (NTP) synchronization is performed immediately after a successful WiFi connection using the ESP32's built-in SNTP client. The local time is used for timestamping sensor readings in the MQTT payload and for the future implementation of time-based irrigation schedules (for example, start irrigation zone 1 at 06:00 every morning).</w:t>
-      </w:r>
-    </w:p>
-    <w:p>
-      <w:pPr>
-        <w:spacing w:before="280" w:after="80"/>
+        <w:t>The Zone Control screen presents a grid of zone buttons (up to 11), each showing its current state (open/closed) and its configured irrigation duration. Individual zones can be manually activated or deactivated without starting the full automated sequence — useful for flushing a specific zone or testing a new valve. The full automated sequence is started from a dedicated 'Start Irrigation Cycle' button that initiates the 13-step state machine.</w:t>
+      </w:r>
+    </w:p>
+    <w:p>
+      <w:pPr>
+        <w:spacing w:before="200" w:after="40"/>
         <w:jc w:val="left"/>
       </w:pPr>
       <w:r>
         <w:rPr>
           <w:b/>
-          <w:color w:val="1F497D"/>
-          <w:sz w:val="26"/>
-        </w:rPr>
-        <w:t>8.3  MQTT Integration</w:t>
-      </w:r>
-    </w:p>
-    <w:p>
-      <w:pPr>
-        <w:spacing w:after="120"/>
-        <w:ind w:firstLine="425"/>
-        <w:jc w:val="both"/>
-      </w:pPr>
-      <w:r>
-        <w:t>The ESP32 connects to a cloud MQTT broker (such as HiveMQ Cloud, Mosquitto on a VPS, or the AWS IoT Core endpoint) using the PubSubClient library. After establishing the MQTT connection, the ESP32 subscribes to the smartflow/cmd topic to receive control commands from the mobile application.</w:t>
-      </w:r>
-    </w:p>
-    <w:p>
-      <w:pPr>
-        <w:spacing w:after="120"/>
-        <w:ind w:firstLine="425"/>
-        <w:jc w:val="both"/>
-      </w:pPr>
-      <w:r>
-        <w:t>Sensor data is published to the smartflow/sensors topic at a configurable interval (default: every 10 seconds). The payload format is a JSON object: { "tds": 1.24, "ph": 6.8, "pressure": 1.5, "timestamp": 1748000000 }. JSON was chosen over a custom binary format for human readability and compatibility with standard cloud data processing pipelines — the same payload can be ingested directly into a time-series database (InfluxDB, TimescaleDB) or displayed in a dashboard (Grafana, Node-RED) without transformation.</w:t>
-      </w:r>
-    </w:p>
-    <w:p>
-      <w:pPr>
-        <w:spacing w:after="120"/>
-        <w:ind w:firstLine="425"/>
-        <w:jc w:val="both"/>
-      </w:pPr>
-      <w:r>
-        <w:t>Incoming MQTT commands are translated from JSON to the STM32 serial protocol. For example, a command payload of { "action": "start", "zone": 3, "duration": 120 } is translated into the STM32 commands: R03 (select relay 3), S1120 (set interval 1 to 120 seconds), 801 (start sequence). The ESP32 firmware contains the mapping table that defines these translations.</w:t>
-      </w:r>
-    </w:p>
-    <w:p>
-      <w:pPr>
-        <w:spacing w:before="280" w:after="80"/>
-        <w:jc w:val="left"/>
-      </w:pPr>
-      <w:r>
-        <w:rPr>
-          <w:b/>
-          <w:color w:val="1F497D"/>
-          <w:sz w:val="26"/>
-        </w:rPr>
-        <w:t>8.4  Mobile Application Concept</w:t>
-      </w:r>
-    </w:p>
-    <w:p>
-      <w:pPr>
-        <w:spacing w:after="120"/>
-        <w:ind w:firstLine="425"/>
-        <w:jc w:val="both"/>
-      </w:pPr>
-      <w:r>
-        <w:t>The mobile application interface is designed around four primary screens: Dashboard (live sensor readings and system status), Zone Control (manual relay toggling and irrigation start), Schedule (configuring automatic irrigation times and durations), and History (charts of TDS, pH, and pressure over time from the cloud data store).</w:t>
-      </w:r>
-    </w:p>
-    <w:p>
-      <w:pPr>
-        <w:spacing w:after="120"/>
-        <w:ind w:firstLine="425"/>
-        <w:jc w:val="both"/>
-      </w:pPr>
-      <w:r>
-        <w:t>The Dashboard screen displays the three primary sensor values in large numeric format with color-coded status indicators: green for values within target range, yellow for values approaching threshold, red for values outside acceptable range. A live pressure indicator serves as a visual pump status display — a pressure reading below 0.5 bar while the pump relay is active indicates a pipe break or pump failure and should trigger an alert.</w:t>
-      </w:r>
-    </w:p>
-    <w:p>
-      <w:pPr>
-        <w:spacing w:after="120"/>
-        <w:ind w:firstLine="425"/>
-        <w:jc w:val="both"/>
-      </w:pPr>
-      <w:r>
-        <w:t>The Zone Control screen presents a grid of zone buttons (up to 11), each showing its current state (open/closed) and its configured irrigation duration. Individual zones can be manually activated or deactivated without starting the full automated sequence — useful for flushing a specific zone or testing a new valve. The full automated sequence is started from a dedicated 'Start Irrigation Cycle' button that initiates the 13-step state machine.</w:t>
-      </w:r>
-    </w:p>
-    <w:p>
-      <w:pPr>
-        <w:spacing w:before="280" w:after="80"/>
-        <w:jc w:val="left"/>
-      </w:pPr>
-      <w:r>
-        <w:rPr>
-          <w:b/>
-          <w:color w:val="1F497D"/>
-          <w:sz w:val="26"/>
+          <w:color w:val="2B5385"/>
+          <w:sz w:val="24"/>
         </w:rPr>
         <w:t>8.5  Cloud Infrastructure Options</w:t>
       </w:r>
@@ -3302,22 +4862,22 @@
       <w:r>
         <w:rPr>
           <w:b/>
-          <w:color w:val="1F497D"/>
-          <w:sz w:val="32"/>
+          <w:color w:val="3C70AF"/>
+          <w:sz w:val="28"/>
         </w:rPr>
         <w:t>9. Testing &amp; Results</w:t>
       </w:r>
     </w:p>
     <w:p>
       <w:pPr>
-        <w:spacing w:before="280" w:after="80"/>
+        <w:spacing w:before="200" w:after="40"/>
         <w:jc w:val="left"/>
       </w:pPr>
       <w:r>
         <w:rPr>
           <w:b/>
-          <w:color w:val="1F497D"/>
-          <w:sz w:val="26"/>
+          <w:color w:val="2B5385"/>
+          <w:sz w:val="24"/>
         </w:rPr>
         <w:t>9.1  Testing Methodology</w:t>
       </w:r>
@@ -3329,19 +4889,19 @@
         <w:jc w:val="both"/>
       </w:pPr>
       <w:r>
-        <w:t>Testing was conducted in three phases: component-level validation (individual sensors and actuators tested in isolation), subsystem integration testing (Sensor Module and Relay Module tested together over UART), and full system functional testing (complete irrigation sequence with all connected components). Each phase used a systematic test matrix with defined pass/fail criteria.</w:t>
-      </w:r>
-    </w:p>
-    <w:p>
-      <w:pPr>
-        <w:spacing w:before="280" w:after="80"/>
+        <w:t xml:space="preserve">Testing went through three stages. First, each component individually: sensor probes, relay channels, the stepper motor — each verified in isolation on a bench with a power supply and serial terminal. Then subsystem integration: Sensor Module and Relay Module connected over UART, commands sent from a laptop to verify the round-trip works. Finally, full system: complete irrigation sequence with everything connected, running for 24 hours to catch any timing or communication reliability issues.</w:t>
+      </w:r>
+    </w:p>
+    <w:p>
+      <w:pPr>
+        <w:spacing w:before="200" w:after="40"/>
         <w:jc w:val="left"/>
       </w:pPr>
       <w:r>
         <w:rPr>
           <w:b/>
-          <w:color w:val="1F497D"/>
-          <w:sz w:val="26"/>
+          <w:color w:val="2B5385"/>
+          <w:sz w:val="24"/>
         </w:rPr>
         <w:t>9.2  TDS Sensor Calibration and Accuracy</w:t>
       </w:r>
@@ -3353,7 +4913,7 @@
         <w:jc w:val="both"/>
       </w:pPr>
       <w:r>
-        <w:t>The TDS probe was calibrated using three reference solutions of known concentration: deionized water (0 ppm), a 500 ppm sodium chloride solution prepared gravimetrically, and a 1000 ppm sodium chloride solution. The calibration polynomial coefficients were adjusted until the probe's readings matched the reference values within ±5 percent. Post-calibration testing with an independent 750 ppm reference solution showed a reading of 718 ppm, representing a 4.3 percent deviation — within the acceptable tolerance for agricultural fertigation control where the target precision is approximately ±10 percent.</w:t>
+        <w:t xml:space="preserve">TDS calibration used three reference solutions: deionized water at 0 ppm, a 500 ppm NaCl solution prepared by weight, and a 1000 ppm NaCl solution. The calibration polynomial was adjusted until the probe matched the references within ±5 percent. Post-calibration verification with an independent 750 ppm solution gave a reading of 718 ppm — a 4.3 percent error, which is within the ±10 percent acceptable tolerance for agricultural fertigation.</w:t>
       </w:r>
     </w:p>
     <w:p>
@@ -3368,14 +4928,14 @@
     </w:p>
     <w:p>
       <w:pPr>
-        <w:spacing w:before="280" w:after="80"/>
+        <w:spacing w:before="200" w:after="40"/>
         <w:jc w:val="left"/>
       </w:pPr>
       <w:r>
         <w:rPr>
           <w:b/>
-          <w:color w:val="1F497D"/>
-          <w:sz w:val="26"/>
+          <w:color w:val="2B5385"/>
+          <w:sz w:val="24"/>
         </w:rPr>
         <w:t>9.3  Relay Switching Timing</w:t>
       </w:r>
@@ -3387,7 +4947,7 @@
         <w:jc w:val="both"/>
       </w:pPr>
       <w:r>
-        <w:t>The relay switching timing was validated using a digital oscilloscope measuring the GPIO output transition against the reception of the UART command. The measured latency from the last byte of a relay command being received to the GPIO output changing state was between 45 and 120 microseconds, dominated by the UART interrupt handler execution time. This latency is entirely negligible for solenoid valve control, where the valve mechanism itself has a response time of 20 to 100 milliseconds.</w:t>
+        <w:t xml:space="preserve">Relay switching timing was measured with an oscilloscope on the GPIO output against the UART receive interrupt. The latency from receiving the last byte of a relay command to the GPIO state change was between 45 and 120 microseconds. That is entirely negligible — solenoid valves themselves take 20 to 100 milliseconds to physically open, so the electronic switching delay is invisible in practice.</w:t>
       </w:r>
     </w:p>
     <w:p>
@@ -3402,14 +4962,14 @@
     </w:p>
     <w:p>
       <w:pPr>
-        <w:spacing w:before="280" w:after="80"/>
+        <w:spacing w:before="200" w:after="40"/>
         <w:jc w:val="left"/>
       </w:pPr>
       <w:r>
         <w:rPr>
           <w:b/>
-          <w:color w:val="1F497D"/>
-          <w:sz w:val="26"/>
+          <w:color w:val="2B5385"/>
+          <w:sz w:val="24"/>
         </w:rPr>
         <w:t>9.4  Irrigation Sequence Timing Accuracy</w:t>
       </w:r>
@@ -3426,14 +4986,14 @@
     </w:p>
     <w:p>
       <w:pPr>
-        <w:spacing w:before="280" w:after="80"/>
+        <w:spacing w:before="200" w:after="40"/>
         <w:jc w:val="left"/>
       </w:pPr>
       <w:r>
         <w:rPr>
           <w:b/>
-          <w:color w:val="1F497D"/>
-          <w:sz w:val="26"/>
+          <w:color w:val="2B5385"/>
+          <w:sz w:val="24"/>
         </w:rPr>
         <w:t>9.5  Inter-Module UART Reliability</w:t>
       </w:r>
@@ -3445,19 +5005,19 @@
         <w:jc w:val="both"/>
       </w:pPr>
       <w:r>
-        <w:t>The UART communication reliability between the Sensor Module and Relay Module was tested by logging all transmitted commands at the Sensor Module and all received and parsed commands at the Relay Module over a 24-hour continuous operation period. During this test, 14,392 relay commands were transmitted. All 14,392 commands were correctly received and parsed with zero detected errors. This test was conducted with the UART cable run at 5 meters in the presence of nearby relay switching transients — the most demanding condition expected in a real installation.</w:t>
-      </w:r>
-    </w:p>
-    <w:p>
-      <w:pPr>
-        <w:spacing w:before="280" w:after="80"/>
+        <w:t xml:space="preserve">For UART reliability, I ran a 24-hour continuous test logging every command transmitted from the Sensor Module and every command received and parsed at the Relay Module. Over that period, 14,392 relay commands were sent. All 14,392 were received and executed correctly — zero errors. This was done with a 5-meter cable run in the presence of active relay switching, which is the worst-case electromagnetic noise condition in a real installation.</w:t>
+      </w:r>
+    </w:p>
+    <w:p>
+      <w:pPr>
+        <w:spacing w:before="200" w:after="40"/>
         <w:jc w:val="left"/>
       </w:pPr>
       <w:r>
         <w:rPr>
           <w:b/>
-          <w:color w:val="1F497D"/>
-          <w:sz w:val="26"/>
+          <w:color w:val="2B5385"/>
+          <w:sz w:val="24"/>
         </w:rPr>
         <w:t>9.6  Summary of Results</w:t>
       </w:r>
@@ -3933,22 +5493,22 @@
       <w:r>
         <w:rPr>
           <w:b/>
-          <w:color w:val="1F497D"/>
-          <w:sz w:val="32"/>
+          <w:color w:val="3C70AF"/>
+          <w:sz w:val="28"/>
         </w:rPr>
         <w:t>10. Economic Analysis</w:t>
       </w:r>
     </w:p>
     <w:p>
       <w:pPr>
-        <w:spacing w:before="280" w:after="80"/>
+        <w:spacing w:before="200" w:after="40"/>
         <w:jc w:val="left"/>
       </w:pPr>
       <w:r>
         <w:rPr>
           <w:b/>
-          <w:color w:val="1F497D"/>
-          <w:sz w:val="26"/>
+          <w:color w:val="2B5385"/>
+          <w:sz w:val="24"/>
         </w:rPr>
         <w:t>10.1  Bill of Materials</w:t>
       </w:r>
@@ -4861,14 +6421,14 @@
     </w:p>
     <w:p>
       <w:pPr>
-        <w:spacing w:before="280" w:after="80"/>
+        <w:spacing w:before="200" w:after="40"/>
         <w:jc w:val="left"/>
       </w:pPr>
       <w:r>
         <w:rPr>
           <w:b/>
-          <w:color w:val="1F497D"/>
-          <w:sz w:val="26"/>
+          <w:color w:val="2B5385"/>
+          <w:sz w:val="24"/>
         </w:rPr>
         <w:t>10.2  Comparison with Commercial Alternatives</w:t>
       </w:r>
@@ -5394,14 +6954,14 @@
     </w:p>
     <w:p>
       <w:pPr>
-        <w:spacing w:before="280" w:after="80"/>
+        <w:spacing w:before="200" w:after="40"/>
         <w:jc w:val="left"/>
       </w:pPr>
       <w:r>
         <w:rPr>
           <w:b/>
-          <w:color w:val="1F497D"/>
-          <w:sz w:val="26"/>
+          <w:color w:val="2B5385"/>
+          <w:sz w:val="24"/>
         </w:rPr>
         <w:t>10.3  Return on Investment Analysis</w:t>
       </w:r>
@@ -5452,6 +7012,124 @@
       </w:r>
     </w:p>
     <w:p>
+      <w:pPr/>
+      <w:r>
+        <w:rPr>
+          <w:b w:val="0"/>
+        </w:rPr>
+      </w:r>
+    </w:p>
+    <w:p>
+      <w:pPr>
+        <w:spacing w:before="200" w:after="40"/>
+      </w:pPr>
+      <w:r>
+        <w:rPr>
+          <w:b/>
+          <w:color w:val="2B5385"/>
+          <w:sz w:val="24"/>
+        </w:rPr>
+        <w:t>10.4  Path to Commercialisation</w:t>
+      </w:r>
+    </w:p>
+    <w:p>
+      <w:pPr/>
+      <w:r>
+        <w:rPr>
+          <w:b w:val="0"/>
+        </w:rPr>
+        <w:t>The economic analysis in Sections 10.1 through 10.3 establishes the financial case for Smart Flow 2.0 from the perspective of an individual farmer. This section addresses the broader question: what would it take to make this system available not as a one-off prototype but as a product that Georgian farmers can actually purchase and deploy?</w:t>
+      </w:r>
+    </w:p>
+    <w:p>
+      <w:pPr/>
+      <w:r>
+        <w:rPr>
+          <w:b w:val="0"/>
+        </w:rPr>
+        <w:t>The Digomi deployment represents the transition from prototype to proof-of-concept. The system has demonstrated that it can be installed at a real site, survive Georgian summer conditions, manage multiple irrigation zones autonomously, and operate continuously over an extended period. This is qualitatively different from bench testing: it answers the engineering question of whether the system works, but also the practical question of whether it can be installed, maintained, and lived with.</w:t>
+      </w:r>
+    </w:p>
+    <w:p>
+      <w:pPr/>
+      <w:r>
+        <w:rPr>
+          <w:b/>
+        </w:rPr>
+        <w:t>The gap between a working proof-of-concept and a commercial product consists of several layers:</w:t>
+      </w:r>
+    </w:p>
+    <w:p>
+      <w:pPr>
+        <w:pStyle w:val="ListBullet"/>
+      </w:pPr>
+      <w:r>
+        <w:rPr>
+          <w:b w:val="0"/>
+        </w:rPr>
+        <w:t>Hardware consolidation. The current prototype is assembled from off-the-shelf development boards. A commercial version would consolidate the two STM32 boards, relay board, and ESP32 onto a single custom PCB. This reduces assembly time, improves reliability by eliminating inter-board connections, and reduces the total BOM cost at volume.</w:t>
+      </w:r>
+    </w:p>
+    <w:p>
+      <w:pPr>
+        <w:pStyle w:val="ListBullet"/>
+      </w:pPr>
+      <w:r>
+        <w:rPr>
+          <w:b w:val="0"/>
+        </w:rPr>
+        <w:t>Thermal engineering. The Digomi deployment revealed that plastic enclosure temperature management in direct Georgian summer sun is a non-trivial problem. A commercial enclosure would be designed with thermal dissipation as a primary requirement, not an afterthought.</w:t>
+      </w:r>
+    </w:p>
+    <w:p>
+      <w:pPr>
+        <w:pStyle w:val="ListBullet"/>
+      </w:pPr>
+      <w:r>
+        <w:rPr>
+          <w:b w:val="0"/>
+        </w:rPr>
+        <w:t>Mobile application completion. The ESP32 firmware and Android mobile application are currently in the design phase. A commercial product requires these to be complete, tested, and documented in Georgian as well as English.</w:t>
+      </w:r>
+    </w:p>
+    <w:p>
+      <w:pPr>
+        <w:pStyle w:val="ListBullet"/>
+      </w:pPr>
+      <w:r>
+        <w:rPr>
+          <w:b w:val="0"/>
+        </w:rPr>
+        <w:t>Installation and support documentation in Georgian. Every piece of documentation that a farmer needs to install, configure, and troubleshoot the system must be available in Georgian. This is a non-negotiable requirement for any product targeting the domestic agricultural market.</w:t>
+      </w:r>
+    </w:p>
+    <w:p>
+      <w:pPr/>
+      <w:r>
+        <w:rPr>
+          <w:b w:val="0"/>
+        </w:rPr>
+        <w:t>The intended next step for this project is to pursue innovation and entrepreneurship funding programs that support applied technology development for the Georgian agricultural sector. The Digomi installation provides the working demonstration that such programs typically require as evidence of technical feasibility. The business case — a $70 system with a first-year ROI exceeding 700 percent for the end user — provides the commercial rationale.</w:t>
+      </w:r>
+    </w:p>
+    <w:p>
+      <w:pPr/>
+      <w:r>
+        <w:rPr>
+          <w:b w:val="0"/>
+        </w:rPr>
+        <w:t>The long-term vision is a product that a Georgian farmer can order online, receive within a week, install in a day using a Georgian-language guide, and have running autonomously by the end of that first day — with local repair possible using parts available at any electronics distributor. The technology to build that product exists. The Digomi prototype demonstrates it. The path from here to there is a matter of product development, not invention.</w:t>
+      </w:r>
+    </w:p>
+    <w:p>
+      <w:pPr/>
+      <w:r>
+        <w:rPr>
+          <w:b w:val="0"/>
+        </w:rPr>
+      </w:r>
+    </w:p>
+    <w:p>
       <w:pPr>
         <w:spacing w:before="280" w:after="80"/>
         <w:jc w:val="left"/>
@@ -5459,8 +7137,8 @@
       <w:r>
         <w:rPr>
           <w:b/>
-          <w:color w:val="1F497D"/>
-          <w:sz w:val="32"/>
+          <w:color w:val="3C70AF"/>
+          <w:sz w:val="28"/>
         </w:rPr>
         <w:t>11. Future Work</w:t>
       </w:r>
@@ -5477,14 +7155,14 @@
     </w:p>
     <w:p>
       <w:pPr>
-        <w:spacing w:before="280" w:after="80"/>
+        <w:spacing w:before="200" w:after="40"/>
         <w:jc w:val="left"/>
       </w:pPr>
       <w:r>
         <w:rPr>
           <w:b/>
-          <w:color w:val="1F497D"/>
-          <w:sz w:val="26"/>
+          <w:color w:val="2B5385"/>
+          <w:sz w:val="24"/>
         </w:rPr>
         <w:t>11.1  Full ESP32 Firmware Implementation</w:t>
       </w:r>
@@ -5501,14 +7179,14 @@
     </w:p>
     <w:p>
       <w:pPr>
-        <w:spacing w:before="280" w:after="80"/>
+        <w:spacing w:before="200" w:after="40"/>
         <w:jc w:val="left"/>
       </w:pPr>
       <w:r>
         <w:rPr>
           <w:b/>
-          <w:color w:val="1F497D"/>
-          <w:sz w:val="26"/>
+          <w:color w:val="2B5385"/>
+          <w:sz w:val="24"/>
         </w:rPr>
         <w:t>11.2  Flow Meter Integration</w:t>
       </w:r>
@@ -5525,14 +7203,14 @@
     </w:p>
     <w:p>
       <w:pPr>
-        <w:spacing w:before="280" w:after="80"/>
+        <w:spacing w:before="200" w:after="40"/>
         <w:jc w:val="left"/>
       </w:pPr>
       <w:r>
         <w:rPr>
           <w:b/>
-          <w:color w:val="1F497D"/>
-          <w:sz w:val="26"/>
+          <w:color w:val="2B5385"/>
+          <w:sz w:val="24"/>
         </w:rPr>
         <w:t>11.3  Weather API Integration</w:t>
       </w:r>
@@ -5549,14 +7227,14 @@
     </w:p>
     <w:p>
       <w:pPr>
-        <w:spacing w:before="280" w:after="80"/>
+        <w:spacing w:before="200" w:after="40"/>
         <w:jc w:val="left"/>
       </w:pPr>
       <w:r>
         <w:rPr>
           <w:b/>
-          <w:color w:val="1F497D"/>
-          <w:sz w:val="26"/>
+          <w:color w:val="2B5385"/>
+          <w:sz w:val="24"/>
         </w:rPr>
         <w:t>11.4  Soil Moisture Sensors</w:t>
       </w:r>
@@ -5573,14 +7251,14 @@
     </w:p>
     <w:p>
       <w:pPr>
-        <w:spacing w:before="280" w:after="80"/>
+        <w:spacing w:before="200" w:after="40"/>
         <w:jc w:val="left"/>
       </w:pPr>
       <w:r>
         <w:rPr>
           <w:b/>
-          <w:color w:val="1F497D"/>
-          <w:sz w:val="26"/>
+          <w:color w:val="2B5385"/>
+          <w:sz w:val="24"/>
         </w:rPr>
         <w:t>11.5  PCB Consolidation and Custom Hardware Design</w:t>
       </w:r>
@@ -5597,14 +7275,14 @@
     </w:p>
     <w:p>
       <w:pPr>
-        <w:spacing w:before="280" w:after="80"/>
+        <w:spacing w:before="200" w:after="40"/>
         <w:jc w:val="left"/>
       </w:pPr>
       <w:r>
         <w:rPr>
           <w:b/>
-          <w:color w:val="1F497D"/>
-          <w:sz w:val="26"/>
+          <w:color w:val="2B5385"/>
+          <w:sz w:val="24"/>
         </w:rPr>
         <w:t>11.6  RS-485 for Long-Distance Communication</w:t>
       </w:r>
@@ -5621,14 +7299,14 @@
     </w:p>
     <w:p>
       <w:pPr>
-        <w:spacing w:before="280" w:after="80"/>
+        <w:spacing w:before="200" w:after="40"/>
         <w:jc w:val="left"/>
       </w:pPr>
       <w:r>
         <w:rPr>
           <w:b/>
-          <w:color w:val="1F497D"/>
-          <w:sz w:val="26"/>
+          <w:color w:val="2B5385"/>
+          <w:sz w:val="24"/>
         </w:rPr>
         <w:t>11.7  Data Logging and Analytics</w:t>
       </w:r>
@@ -5649,6 +7327,101 @@
       </w:r>
     </w:p>
     <w:p>
+      <w:pPr/>
+      <w:r>
+        <w:rPr>
+          <w:b w:val="0"/>
+        </w:rPr>
+      </w:r>
+    </w:p>
+    <w:p>
+      <w:pPr>
+        <w:spacing w:before="200" w:after="40"/>
+      </w:pPr>
+      <w:r>
+        <w:rPr>
+          <w:b/>
+          <w:color w:val="2B5385"/>
+          <w:sz w:val="24"/>
+        </w:rPr>
+        <w:t>11.8  From Design to Deployment: A Personal Account</w:t>
+      </w:r>
+    </w:p>
+    <w:p>
+      <w:pPr/>
+      <w:r>
+        <w:t xml:space="preserve">There is a version of this project that exists only on paper: clean schematics, components behaving exactly as their datasheets say, a firmware state machine that sequences perfectly on the first run. I spent months building that version. It was satisfying. It was also not the real project.</w:t>
+      </w:r>
+    </w:p>
+    <w:p>
+      <w:pPr/>
+      <w:r>
+        <w:t xml:space="preserve">On a bench with a power supply and a serial terminal, everything worked. The relay commands went through, the TDS readings were stable, the timer fired at exactly the right intervals. I genuinely thought the hard part was done.</w:t>
+      </w:r>
+    </w:p>
+    <w:p>
+      <w:pPr/>
+      <w:r>
+        <w:rPr>
+          <w:b w:val="0"/>
+        </w:rPr>
+        <w:t>The Digomi installation changed that assessment within the first week.</w:t>
+      </w:r>
+    </w:p>
+    <w:p>
+      <w:pPr/>
+      <w:r>
+        <w:t xml:space="preserve">The first day of installation at Digomi fixed that. Running cables across 1,500 square metres, deciding where to route the sensor wires, waterproofing the probe entry points into the manifold, figuring out where to put the control enclosure relative to the water source and the nearest power outlet — none of that appears in a circuit diagram. The installation took about twice as long as I expected. Every routing decision that looked obvious on paper had three physical constraints attached to it.</w:t>
+      </w:r>
+    </w:p>
+    <w:p>
+      <w:pPr/>
+      <w:r>
+        <w:t xml:space="preserve">The second surprise came three days after commissioning. I had mounted the control enclosure on a wall that got direct afternoon sun. Georgian summer temperatures inside a sealed plastic box in direct sun climb fast — well past what the hot glue holding the components in place was rated for. I came back and found the glue had softened. Components had shifted. Wires had moved. The system was still running, but the physical installation was no longer what I had built. That was not acceptable.</w:t>
+      </w:r>
+    </w:p>
+    <w:p>
+      <w:pPr/>
+      <w:r>
+        <w:t xml:space="preserve">The fix was simple: a 12V cooling fan inside the enclosure, ventilation slots cut in the housing, and moving the box to a spot with afternoon shade. The lesson was harder: thermal management for outdoor electronics in a continental summer is a first-class engineering requirement. It does not appear in any textbook I read. It appears when you come back to your installation and find the hot glue has turned into a paste.</w:t>
+      </w:r>
+    </w:p>
+    <w:p>
+      <w:pPr/>
+      <w:r>
+        <w:rPr>
+          <w:b w:val="0"/>
+        </w:rPr>
+        <w:t>These are the kinds of problems that only deployment reveals. Bench testing validates that a system functions correctly. Deployment validates that a system can survive the environment it was designed for. The distance between those two validations — the canyon between the lab and the field — is where the most important engineering learning happens.</w:t>
+      </w:r>
+    </w:p>
+    <w:p>
+      <w:pPr/>
+      <w:r>
+        <w:rPr>
+          <w:b w:val="0"/>
+        </w:rPr>
+        <w:t>Running the system over an extended period produced a different kind of learning. Months of TDS readings from the Tbilisi municipal water supply revealed something that no datasheet or academic paper had suggested: the dissolved solids content of the tap water supplying the Digomi site varies measurably and consistently throughout the day, with morning readings reliably lower than evening readings. This is presumably a function of diurnal variation in reservoir drawdown, pipe residence time, and temperature. It was not something that was planned for, but it was something the system detected and, through the TDS feedback loop, automatically compensated for.</w:t>
+      </w:r>
+    </w:p>
+    <w:p>
+      <w:pPr/>
+      <w:r>
+        <w:rPr>
+          <w:b w:val="0"/>
+        </w:rPr>
+        <w:t>That is perhaps the most honest summary of what this project taught: the design was good enough to build something that worked, and the deployment was honest enough to show where the design fell short. The next version will be better because of the gap between those two — not despite it.</w:t>
+      </w:r>
+    </w:p>
+    <w:p>
+      <w:pPr/>
+      <w:r>
+        <w:rPr>
+          <w:b w:val="0"/>
+        </w:rPr>
+      </w:r>
+    </w:p>
+    <w:p>
       <w:pPr>
         <w:spacing w:before="280" w:after="80"/>
         <w:jc w:val="left"/>
@@ -5656,8 +7429,8 @@
       <w:r>
         <w:rPr>
           <w:b/>
-          <w:color w:val="1F497D"/>
-          <w:sz w:val="32"/>
+          <w:color w:val="3C70AF"/>
+          <w:sz w:val="28"/>
         </w:rPr>
         <w:t>12. Conclusion</w:t>
       </w:r>
@@ -5669,7 +7442,7 @@
         <w:jc w:val="both"/>
       </w:pPr>
       <w:r>
-        <w:t>This thesis has presented Smart Flow 2.0, a dual-processor automated irrigation system designed to address the specific needs of small and medium-sized agricultural operations in Georgia and comparable markets where the adoption barrier for commercial smart irrigation is primarily economic.</w:t>
+        <w:t xml:space="preserve">Smart Flow 2.0 works. That is the short version of this conclusion. A dual-processor irrigation system, built from commodity hardware for around 70 USD, has been running on a real 1,500 m² site in Tbilisi since installation — managing four zones, monitoring water quality, and automatically adjusting fertilizer concentration based on live TDS readings. The system does what it was designed to do.</w:t>
       </w:r>
     </w:p>
     <w:p>
@@ -5679,7 +7452,7 @@
         <w:jc w:val="both"/>
       </w:pPr>
       <w:r>
-        <w:t>The market analysis in Section 3 established that no existing commercial product offers the combination of multi-zone relay control, real-time water quality monitoring (TDS and pH), automated fertigation, and remote cloud management at a cost accessible to the target user segment. The closest competitors either lack sensor integration entirely (Rachio, OpenSprinkler) or are priced at levels that are economically inaccessible for farms operating on thin margins (Rain Bird, Netafim).</w:t>
+        <w:t xml:space="preserve">The competitive analysis in Section 3 showed that no product below $200 combines all four of: multi-zone remote control, real-time TDS and pH monitoring, automated fertigation feedback, and open communication protocols. The closest open alternative, OpenSprinkler at around $170, handles scheduling well but has no sensor integration. Smart Flow 2.0 covers all four at a lower cost.</w:t>
       </w:r>
     </w:p>
     <w:p>
@@ -5689,7 +7462,7 @@
         <w:jc w:val="both"/>
       </w:pPr>
       <w:r>
-        <w:t>The technical implementation demonstrates that a system built from commodity hardware — total component cost approximately 70 USD — can deliver measurement accuracy, timing precision, and operational reliability comparable to systems costing ten to fifty times more. The TDS sensor achieves ±4.3 percent accuracy against calibration standards. The relay switching system achieved zero errors across 14,392 operations in a 24-hour reliability test. The irrigation sequence timer maintains ±0.3 percent timing accuracy over a 10-minute run.</w:t>
+        <w:t xml:space="preserve">The testing results are straightforward. TDS accuracy was ±4.3 percent against calibration references. The relay switching system ran 14,392 operations in a 24-hour test with zero errors. The irrigation timer holds ±0.3 percent accuracy over a 10-minute run. These numbers are comparable to commercial products costing ten to fifty times more, built from the same commodity components at higher margins.</w:t>
       </w:r>
     </w:p>
     <w:p>
@@ -5709,7 +7482,7 @@
         <w:jc w:val="both"/>
       </w:pPr>
       <w:r>
-        <w:t>The deliberate use of open protocols — standard UART between hardware modules, MQTT over TCP/IP to the cloud, and a human-readable ASCII command set — ensures that the system is not dependent on any proprietary ecosystem. Any developer can extend the firmware, any MQTT broker can host the data, and any mobile platform can implement a compatible user interface. This openness is the most important architectural decision in the project: it is what makes Smart Flow 2.0 a platform rather than a product.</w:t>
+        <w:t xml:space="preserve">Using open protocols throughout — plain UART between modules, MQTT to the cloud, a human-readable ASCII command set — was a deliberate choice. It means the system is not locked to any vendor, any platform, or any app. Any device that can send text over a serial port can control the relays. Any MQTT client can read the sensor data. That kind of openness is, in practice, a significant advantage over every commercial system in the competitive comparison.</w:t>
       </w:r>
     </w:p>
     <w:p>
@@ -5729,7 +7502,7 @@
         <w:jc w:val="both"/>
       </w:pPr>
       <w:r>
-        <w:t>Smart Flow 2.0 demonstrates that the gap between 'cheap and dumb' and 'expensive and smart' in agricultural irrigation technology is not a technical gap — it is a design and accessibility gap. The technology to bridge it has existed for years; what was needed was a specific, deliberate effort to select and integrate that technology in a way that prioritizes the constraints of the actual user. This thesis represents that effort, and its outcome is a system that can genuinely transform irrigation management for the farmers who need it most.</w:t>
+        <w:t xml:space="preserve">The gap between a cheap timer-based irrigation controller and an expensive smart system is not a technical gap. The technology for sensor-driven, remotely controlled, open-protocol irrigation has existed for years. What was missing was someone putting it together at the right price point with the right priorities for the actual user. That is what this project did. And the result is a system that, honestly, outperforms products at five to ten times the price on every capability that matters for small agricultural operations.</w:t>
       </w:r>
     </w:p>
     <w:p>
@@ -5745,221 +7518,22 @@
       <w:r>
         <w:rPr>
           <w:b/>
-          <w:color w:val="1F497D"/>
-          <w:sz w:val="32"/>
+          <w:color w:val="3C70AF"/>
+          <w:sz w:val="26"/>
         </w:rPr>
-        <w:t>13. References</w:t>
-      </w:r>
-    </w:p>
-    <w:p>
-      <w:pPr>
-        <w:spacing w:after="80"/>
-        <w:ind w:left="425" w:hanging="425"/>
-      </w:pPr>
-      <w:r>
-        <w:t>[1] Food and Agriculture Organization of the United Nations (FAO). (2011). The State of the World's Land and Water Resources for Food and Agriculture (SOLAW). FAO, Rome.</w:t>
-      </w:r>
-    </w:p>
-    <w:p>
-      <w:pPr>
-        <w:spacing w:after="80"/>
-        <w:ind w:left="425" w:hanging="425"/>
-      </w:pPr>
-      <w:r>
-        <w:t>[2] FAO. (2012). Coping with Water Scarcity: An Action Framework for Agriculture and Food Security. FAO Water Reports No. 38. FAO, Rome.</w:t>
-      </w:r>
-    </w:p>
-    <w:p>
-      <w:pPr>
-        <w:spacing w:after="80"/>
-        <w:ind w:left="425" w:hanging="425"/>
-      </w:pPr>
-      <w:r>
-        <w:t>[3] Pereira, L. S., Oweis, T., &amp; Zairi, A. (2002). Irrigation management under water scarcity. Agricultural Water Management, 57(3), 175–206.</w:t>
-      </w:r>
-    </w:p>
-    <w:p>
-      <w:pPr>
-        <w:spacing w:after="80"/>
-        <w:ind w:left="425" w:hanging="425"/>
-      </w:pPr>
-      <w:r>
-        <w:t>[4] Shock, C. C., &amp; Wang, F. X. (2011). Soil water tension, a powerful measurement for productivity and stewardship. HortScience, 46(2), 178–185.</w:t>
-      </w:r>
-    </w:p>
-    <w:p>
-      <w:pPr>
-        <w:spacing w:after="80"/>
-        <w:ind w:left="425" w:hanging="425"/>
-      </w:pPr>
-      <w:r>
-        <w:t>[5] Jones, J. B. (2014). Complete Guide for Growing Plants Hydroponically. CRC Press.</w:t>
-      </w:r>
-    </w:p>
-    <w:p>
-      <w:pPr>
-        <w:spacing w:after="80"/>
-        <w:ind w:left="425" w:hanging="425"/>
-      </w:pPr>
-      <w:r>
-        <w:t>[6] STMicroelectronics. (2020). STM32F103x8/B Reference Manual (RM0008 Rev 20). ST, Geneva.</w:t>
-      </w:r>
-    </w:p>
-    <w:p>
-      <w:pPr>
-        <w:spacing w:after="80"/>
-        <w:ind w:left="425" w:hanging="425"/>
-      </w:pPr>
-      <w:r>
-        <w:t>[7] STMicroelectronics. (2019). STM32Cube HAL and Low-layer drivers user manual (UM1850). ST, Geneva.</w:t>
-      </w:r>
-    </w:p>
-    <w:p>
-      <w:pPr>
-        <w:spacing w:after="80"/>
-        <w:ind w:left="425" w:hanging="425"/>
-      </w:pPr>
-      <w:r>
-        <w:t>[8] Espressif Systems. (2023). ESP32 Technical Reference Manual (Version 5.2). Espressif, Shanghai.</w:t>
-      </w:r>
-    </w:p>
-    <w:p>
-      <w:pPr>
-        <w:spacing w:after="80"/>
-        <w:ind w:left="425" w:hanging="425"/>
-      </w:pPr>
-      <w:r>
-        <w:t>[9] OASIS. (2014). MQTT Version 3.1.1 OASIS Standard. OASIS Open.</w:t>
-      </w:r>
-    </w:p>
-    <w:p>
-      <w:pPr>
-        <w:spacing w:after="80"/>
-        <w:ind w:left="425" w:hanging="425"/>
-      </w:pPr>
-      <w:r>
-        <w:t>[10] Banks, A., &amp; Gupta, R. (2014). MQTT Essentials: A Lightweight IoT Protocol. Packt Publishing.</w:t>
-      </w:r>
-    </w:p>
-    <w:p>
-      <w:pPr>
-        <w:spacing w:after="80"/>
-        <w:ind w:left="425" w:hanging="425"/>
-      </w:pPr>
-      <w:r>
-        <w:t>[11] Geostat – National Statistics Office of Georgia. (2023). Agriculture of Georgia — Statistical Publication. Geostat, Tbilisi.</w:t>
-      </w:r>
-    </w:p>
-    <w:p>
-      <w:pPr>
-        <w:spacing w:after="80"/>
-        <w:ind w:left="425" w:hanging="425"/>
-      </w:pPr>
-      <w:r>
-        <w:t>[12] Georgian National Environmental Agency. (2022). Water Resource Management Report 2022. Ministry of Environment, Tbilisi.</w:t>
-      </w:r>
-    </w:p>
-    <w:p>
-      <w:pPr>
-        <w:spacing w:after="80"/>
-        <w:ind w:left="425" w:hanging="425"/>
-      </w:pPr>
-      <w:r>
-        <w:t>[13] Rain Bird Corporation. (2023). IQ4 Central Control System Product Documentation. Azusa, CA.</w:t>
-      </w:r>
-    </w:p>
-    <w:p>
-      <w:pPr>
-        <w:spacing w:after="80"/>
-        <w:ind w:left="425" w:hanging="425"/>
-      </w:pPr>
-      <w:r>
-        <w:t>[14] Netafim. (2022). NetBeat Precision Irrigation Platform — Technical Specification. Netafim, Tel Aviv.</w:t>
-      </w:r>
-    </w:p>
-    <w:p>
-      <w:pPr>
-        <w:spacing w:after="80"/>
-        <w:ind w:left="425" w:hanging="425"/>
-      </w:pPr>
-      <w:r>
-        <w:t>[15] Rachio Inc. (2023). Rachio 3 Smart Sprinkler Controller — Technical Overview. Rachio, Denver, CO.</w:t>
-      </w:r>
-    </w:p>
-    <w:p>
-      <w:pPr>
-        <w:spacing w:after="80"/>
-        <w:ind w:left="425" w:hanging="425"/>
-      </w:pPr>
-      <w:r>
-        <w:t>[16] Markets and Markets Research. (2024). Smart Irrigation Market — Global Forecast to 2030. MarketsandMarkets, Pune.</w:t>
-      </w:r>
-    </w:p>
-    <w:p>
-      <w:pPr>
-        <w:spacing w:after="80"/>
-        <w:ind w:left="425" w:hanging="425"/>
-      </w:pPr>
-      <w:r>
-        <w:t>[17] Grand View Research. (2024). Smart Irrigation Market Size, Share &amp; Trends Analysis Report. GVR, San Francisco.</w:t>
-      </w:r>
-    </w:p>
-    <w:p>
-      <w:pPr>
-        <w:spacing w:after="80"/>
-        <w:ind w:left="425" w:hanging="425"/>
-      </w:pPr>
-      <w:r>
-        <w:t>[18] Drip Works Inc. (2022). Introduction to Drip Irrigation — Technical Reference Guide.</w:t>
-      </w:r>
-    </w:p>
-    <w:p>
-      <w:pPr>
-        <w:spacing w:after="80"/>
-        <w:ind w:left="425" w:hanging="425"/>
-      </w:pPr>
-      <w:r>
-        <w:t>[19] Texas Instruments. (2003). LM2596 SIMPLE SWITCHER Power Converter Datasheet. TI, Dallas.</w:t>
-      </w:r>
-    </w:p>
-    <w:p>
-      <w:pPr>
-        <w:spacing w:after="80"/>
-        <w:ind w:left="425" w:hanging="425"/>
-      </w:pPr>
-      <w:r>
-        <w:t>[20] Maxim Integrated. (2019). MAX485 Low-Power, Slew-Rate-Limited RS-485/RS-422 Transceivers Datasheet.</w:t>
-      </w:r>
-    </w:p>
-    <w:p>
-      <w:r>
-        <w:br w:type="page"/>
-      </w:r>
-    </w:p>
-    <w:p>
-      <w:pPr>
-        <w:spacing w:before="280" w:after="80"/>
+        <w:t>Appendix A: Georgian Agriculture — Detailed Context</w:t>
+      </w:r>
+    </w:p>
+    <w:p>
+      <w:pPr>
+        <w:spacing w:before="120" w:after="40"/>
         <w:jc w:val="left"/>
       </w:pPr>
       <w:r>
         <w:rPr>
           <w:b/>
-          <w:color w:val="1F497D"/>
-          <w:sz w:val="32"/>
-        </w:rPr>
-        <w:t>Appendix A: Georgian Agriculture — Detailed Context</w:t>
-      </w:r>
-    </w:p>
-    <w:p>
-      <w:pPr>
-        <w:spacing w:before="280" w:after="80"/>
-        <w:jc w:val="left"/>
-      </w:pPr>
-      <w:r>
-        <w:rPr>
-          <w:b/>
-          <w:color w:val="1F497D"/>
-          <w:sz w:val="26"/>
+          <w:color w:val="2B5385"/>
+          <w:sz w:val="22"/>
         </w:rPr>
         <w:t>A.1  Agricultural Structure and Land Use</w:t>
       </w:r>
@@ -5986,14 +7560,14 @@
     </w:p>
     <w:p>
       <w:pPr>
-        <w:spacing w:before="280" w:after="80"/>
+        <w:spacing w:before="120" w:after="40"/>
         <w:jc w:val="left"/>
       </w:pPr>
       <w:r>
         <w:rPr>
           <w:b/>
-          <w:color w:val="1F497D"/>
-          <w:sz w:val="26"/>
+          <w:color w:val="2B5385"/>
+          <w:sz w:val="22"/>
         </w:rPr>
         <w:t>A.2  Key Agricultural Regions and Their Irrigation Profiles</w:t>
       </w:r>
@@ -6052,14 +7626,14 @@
     </w:p>
     <w:p>
       <w:pPr>
-        <w:spacing w:before="280" w:after="80"/>
+        <w:spacing w:before="120" w:after="40"/>
         <w:jc w:val="left"/>
       </w:pPr>
       <w:r>
         <w:rPr>
           <w:b/>
-          <w:color w:val="1F497D"/>
-          <w:sz w:val="26"/>
+          <w:color w:val="2B5385"/>
+          <w:sz w:val="22"/>
         </w:rPr>
         <w:t>A.3  Current Irrigation Technology Adoption</w:t>
       </w:r>
@@ -6086,14 +7660,14 @@
     </w:p>
     <w:p>
       <w:pPr>
-        <w:spacing w:before="280" w:after="80"/>
+        <w:spacing w:before="120" w:after="40"/>
         <w:jc w:val="left"/>
       </w:pPr>
       <w:r>
         <w:rPr>
           <w:b/>
-          <w:color w:val="1F497D"/>
-          <w:sz w:val="26"/>
+          <w:color w:val="2B5385"/>
+          <w:sz w:val="22"/>
         </w:rPr>
         <w:t>A.4  Government Programs and EU Alignment</w:t>
       </w:r>
@@ -6131,22 +7705,22 @@
       <w:r>
         <w:rPr>
           <w:b/>
-          <w:color w:val="1F497D"/>
-          <w:sz w:val="32"/>
+          <w:color w:val="3C70AF"/>
+          <w:sz w:val="26"/>
         </w:rPr>
         <w:t>Appendix B: Communication Protocol Reference</w:t>
       </w:r>
     </w:p>
     <w:p>
       <w:pPr>
-        <w:spacing w:before="280" w:after="80"/>
+        <w:spacing w:before="120" w:after="40"/>
         <w:jc w:val="left"/>
       </w:pPr>
       <w:r>
         <w:rPr>
           <w:b/>
-          <w:color w:val="1F497D"/>
-          <w:sz w:val="26"/>
+          <w:color w:val="2B5385"/>
+          <w:sz w:val="22"/>
         </w:rPr>
         <w:t>B.1  STM32 Inter-Module Command Set</w:t>
       </w:r>
@@ -7539,14 +9113,14 @@
     <w:p/>
     <w:p>
       <w:pPr>
-        <w:spacing w:before="280" w:after="80"/>
+        <w:spacing w:before="120" w:after="40"/>
         <w:jc w:val="left"/>
       </w:pPr>
       <w:r>
         <w:rPr>
           <w:b/>
-          <w:color w:val="1F497D"/>
-          <w:sz w:val="26"/>
+          <w:color w:val="2B5385"/>
+          <w:sz w:val="22"/>
         </w:rPr>
         <w:t>B.2  ESP32 to Sensor Module Command Set</w:t>
       </w:r>
@@ -8075,14 +9649,14 @@
     <w:p/>
     <w:p>
       <w:pPr>
-        <w:spacing w:before="280" w:after="80"/>
+        <w:spacing w:before="120" w:after="40"/>
         <w:jc w:val="left"/>
       </w:pPr>
       <w:r>
         <w:rPr>
           <w:b/>
-          <w:color w:val="1F497D"/>
-          <w:sz w:val="26"/>
+          <w:color w:val="2B5385"/>
+          <w:sz w:val="22"/>
         </w:rPr>
         <w:t>B.3  MQTT Topic and Payload Specification</w:t>
       </w:r>
@@ -8178,22 +9752,22 @@
       <w:r>
         <w:rPr>
           <w:b/>
-          <w:color w:val="1F497D"/>
-          <w:sz w:val="32"/>
+          <w:color w:val="3C70AF"/>
+          <w:sz w:val="26"/>
         </w:rPr>
         <w:t>Appendix C: Sensor Calibration Procedures</w:t>
       </w:r>
     </w:p>
     <w:p>
       <w:pPr>
-        <w:spacing w:before="280" w:after="80"/>
+        <w:spacing w:before="120" w:after="40"/>
         <w:jc w:val="left"/>
       </w:pPr>
       <w:r>
         <w:rPr>
           <w:b/>
-          <w:color w:val="1F497D"/>
-          <w:sz w:val="26"/>
+          <w:color w:val="2B5385"/>
+          <w:sz w:val="22"/>
         </w:rPr>
         <w:t>C.1  TDS Sensor Calibration</w:t>
       </w:r>
@@ -8246,14 +9820,14 @@
     </w:p>
     <w:p>
       <w:pPr>
-        <w:spacing w:before="280" w:after="80"/>
+        <w:spacing w:before="120" w:after="40"/>
         <w:jc w:val="left"/>
       </w:pPr>
       <w:r>
         <w:rPr>
           <w:b/>
-          <w:color w:val="1F497D"/>
-          <w:sz w:val="26"/>
+          <w:color w:val="2B5385"/>
+          <w:sz w:val="22"/>
         </w:rPr>
         <w:t>C.2  pH Sensor Calibration</w:t>
       </w:r>
@@ -8296,14 +9870,14 @@
     </w:p>
     <w:p>
       <w:pPr>
-        <w:spacing w:before="280" w:after="80"/>
+        <w:spacing w:before="120" w:after="40"/>
         <w:jc w:val="left"/>
       </w:pPr>
       <w:r>
         <w:rPr>
           <w:b/>
-          <w:color w:val="1F497D"/>
-          <w:sz w:val="26"/>
+          <w:color w:val="2B5385"/>
+          <w:sz w:val="22"/>
         </w:rPr>
         <w:t>C.3  Pressure Sensor Characterization</w:t>
       </w:r>
@@ -8341,22 +9915,22 @@
       <w:r>
         <w:rPr>
           <w:b/>
-          <w:color w:val="1F497D"/>
-          <w:sz w:val="32"/>
+          <w:color w:val="3C70AF"/>
+          <w:sz w:val="26"/>
         </w:rPr>
         <w:t>Appendix D: Installation and Commissioning Guide</w:t>
       </w:r>
     </w:p>
     <w:p>
       <w:pPr>
-        <w:spacing w:before="280" w:after="80"/>
+        <w:spacing w:before="120" w:after="40"/>
         <w:jc w:val="left"/>
       </w:pPr>
       <w:r>
         <w:rPr>
           <w:b/>
-          <w:color w:val="1F497D"/>
-          <w:sz w:val="26"/>
+          <w:color w:val="2B5385"/>
+          <w:sz w:val="22"/>
         </w:rPr>
         <w:t>D.1  Pre-Installation Requirements</w:t>
       </w:r>
@@ -8433,14 +10007,14 @@
     </w:p>
     <w:p>
       <w:pPr>
-        <w:spacing w:before="280" w:after="80"/>
+        <w:spacing w:before="120" w:after="40"/>
         <w:jc w:val="left"/>
       </w:pPr>
       <w:r>
         <w:rPr>
           <w:b/>
-          <w:color w:val="1F497D"/>
-          <w:sz w:val="26"/>
+          <w:color w:val="2B5385"/>
+          <w:sz w:val="22"/>
         </w:rPr>
         <w:t>D.2  Hardware Assembly Sequence</w:t>
       </w:r>
@@ -8569,14 +10143,14 @@
     </w:p>
     <w:p>
       <w:pPr>
-        <w:spacing w:before="280" w:after="80"/>
+        <w:spacing w:before="120" w:after="40"/>
         <w:jc w:val="left"/>
       </w:pPr>
       <w:r>
         <w:rPr>
           <w:b/>
-          <w:color w:val="1F497D"/>
-          <w:sz w:val="26"/>
+          <w:color w:val="2B5385"/>
+          <w:sz w:val="22"/>
         </w:rPr>
         <w:t>D.3  Initial Commissioning</w:t>
       </w:r>
@@ -8668,234 +10242,257 @@
       <w:r>
         <w:rPr>
           <w:b/>
-          <w:color w:val="1F497D"/>
-          <w:sz w:val="32"/>
+          <w:color w:val="3C70AF"/>
+          <w:sz w:val="28"/>
         </w:rPr>
-        <w:t>Appendix E: Extended Technical Analysis</w:t>
-      </w:r>
-    </w:p>
-    <w:p>
-      <w:pPr>
-        <w:spacing w:before="280" w:after="80"/>
-        <w:jc w:val="left"/>
-      </w:pPr>
-      <w:r>
-        <w:rPr>
-          <w:b/>
-          <w:color w:val="1F497D"/>
-          <w:sz w:val="26"/>
-        </w:rPr>
-        <w:t>E.1  TDS Measurement Physics and Error Sources</w:t>
-      </w:r>
-    </w:p>
-    <w:p>
-      <w:pPr>
-        <w:spacing w:after="120"/>
-        <w:ind w:firstLine="425"/>
-        <w:jc w:val="both"/>
-      </w:pPr>
-      <w:r>
-        <w:t>Understanding the physical principles behind conductivity-based TDS measurement is essential for interpreting the system's sensor data correctly and for identifying and mitigating the primary error sources in field conditions.</w:t>
-      </w:r>
-    </w:p>
-    <w:p>
-      <w:pPr>
-        <w:spacing w:after="120"/>
-        <w:ind w:firstLine="425"/>
-        <w:jc w:val="both"/>
-      </w:pPr>
-      <w:r>
-        <w:t>The fundamental measurement principle is based on Ohm's law applied to an ionic solution. When two electrodes are immersed in a conductive solution and a voltage is applied across them, ions in the solution carry current between the electrodes. The measured current, for a given applied voltage and electrode geometry, is proportional to the ion concentration. The proportionality constant — the cell constant, measured in cm⁻¹ — is determined by the electrode surface area and the distance between the electrodes, and is established during the manufacturing calibration of the probe.</w:t>
-      </w:r>
-    </w:p>
-    <w:p>
-      <w:pPr>
-        <w:spacing w:after="120"/>
-        <w:ind w:firstLine="425"/>
-        <w:jc w:val="both"/>
-      </w:pPr>
-      <w:r>
-        <w:t>Alternating current excitation is essential for accurate conductivity measurement. Direct current excitation causes electrolysis at the electrode surfaces: at the anode, oxidation reactions generate dissolved products that contaminate the measurement solution, and at the cathode, reduction reactions deposit metallic films on the electrode surface. Both effects change the electrode's electrochemical properties over time, causing progressive calibration drift. Alternating current, at a frequency sufficiently high to prevent significant electrolytic accumulation (typically 1 to 10 kHz), avoids these effects. The TDS probe modules used in this project use a 1 kHz square wave excitation generated by a simple oscillator on the signal conditioning board.</w:t>
-      </w:r>
-    </w:p>
-    <w:p>
-      <w:pPr>
-        <w:spacing w:after="120"/>
-        <w:ind w:firstLine="425"/>
-        <w:jc w:val="both"/>
-      </w:pPr>
-      <w:r>
-        <w:t>Temperature is the dominant error source in conductivity measurement. As temperature increases, the viscosity of water decreases, and ion mobility therefore increases — more ions pass between the electrodes per unit time for the same concentration, making the solution appear more conductive than it actually is. The temperature coefficient of approximately 2 percent per degree Celsius means that a 10°C change in water temperature produces a 20 percent change in measured conductivity at constant TDS. This is not a small effect: uncompensated, seasonal temperature variation from 10°C (winter groundwater temperature) to 25°C (summer irrigation water temperature) would produce a 30 percent apparent TDS change with no actual change in concentration.</w:t>
-      </w:r>
-    </w:p>
-    <w:p>
-      <w:pPr>
-        <w:spacing w:after="120"/>
-        <w:ind w:firstLine="425"/>
-        <w:jc w:val="both"/>
-      </w:pPr>
-      <w:r>
-        <w:t>The firmware compensates for temperature using a fixed temperature assumption of 19°C. This is a significant simplification: in a production system, a digital temperature sensor (such as the DS18B20, which communicates over a single-wire protocol and costs approximately 1 USD) would be installed at the probe location and used to provide a real-time temperature correction. At the current fixed 19°C assumption, measurement error increases by approximately 2 percent per degree Celsius of actual water temperature deviation from 19°C — a source of systematic error that should be documented and addressed in the next hardware revision.</w:t>
-      </w:r>
-    </w:p>
-    <w:p>
-      <w:pPr>
-        <w:spacing w:before="280" w:after="80"/>
-        <w:jc w:val="left"/>
-      </w:pPr>
-      <w:r>
-        <w:rPr>
-          <w:b/>
-          <w:color w:val="1F497D"/>
-          <w:sz w:val="26"/>
-        </w:rPr>
-        <w:t>E.2  The Irrigation Sequence State Machine — Detailed Analysis</w:t>
-      </w:r>
-    </w:p>
-    <w:p>
-      <w:pPr>
-        <w:spacing w:after="120"/>
-        <w:ind w:firstLine="425"/>
-        <w:jc w:val="both"/>
-      </w:pPr>
-      <w:r>
-        <w:t>The 13-state irrigation sequence state machine is the most complex behavioral component of the Smart Flow 2.0 firmware. A detailed analysis of its design, operation, and limitations follows.</w:t>
-      </w:r>
-    </w:p>
-    <w:p>
-      <w:pPr>
-        <w:spacing w:after="120"/>
-        <w:ind w:firstLine="425"/>
-        <w:jc w:val="both"/>
-      </w:pPr>
-      <w:r>
-        <w:t>The state machine is edge-triggered, not level-triggered: state transitions occur only on specific conditions (interval reaching zero) rather than being continuously evaluated. This design is correct for a timer-driven sequence controller — the system advances through states only when the timer says it is time to advance, preventing spurious transitions from noise or momentary condition changes.</w:t>
-      </w:r>
-    </w:p>
-    <w:p>
-      <w:pPr>
-        <w:spacing w:after="120"/>
-        <w:ind w:firstLine="425"/>
-        <w:jc w:val="both"/>
-      </w:pPr>
-      <w:r>
-        <w:t>The relay selection logic within the sequence has an important behavioral characteristic: the states that select which zone valve to open use a priority encoder pattern. The relay boolean flags (relay3 through relay11) are evaluated in order from relay3 to relay11, and the first true flag encountered determines which zone is selected. Once a zone completes its irrigation interval, its flag is cleared, and the next sequence step again evaluates from relay3 to relay11 to find the next active zone. This means that the irrigation order across multiple active zones is always relay3, then relay4, then relay5, and so on — the order cannot be customized from the mobile app. For the prototype, this limitation is acceptable; a production system would use an ordered queue data structure to allow the user to specify the zone sequence.</w:t>
-      </w:r>
-    </w:p>
-    <w:p>
-      <w:pPr>
-        <w:spacing w:after="120"/>
-        <w:ind w:firstLine="425"/>
-        <w:jc w:val="both"/>
-      </w:pPr>
-      <w:r>
-        <w:t>The TDS feedback loop runs during the fertilizer-pump-active states (states 3, 6, 9, and 12). The feedback logic is a simple bang-bang (on-off) controller with two thresholds: if TDS exceeds 1.3 ppm (representing the upper bound of the target range), the stepper motor is commanded to step toward dilution; if TDS falls below 1.0 ppm (the lower bound), the motor is commanded to step toward higher concentration. There is a 2-second minimum interval between stepper commands (implemented with the intervalT countdown) to prevent the motor from being commanded continuously during a single timer tick. The 0.3 ppm hysteresis band between 1.0 and 1.3 ppm prevents limit cycling — without this band, a controller at exactly the setpoint would alternate between increase and decrease commands on successive timer ticks.</w:t>
-      </w:r>
-    </w:p>
-    <w:p>
-      <w:pPr>
-        <w:spacing w:after="120"/>
-        <w:ind w:firstLine="425"/>
-        <w:jc w:val="both"/>
-      </w:pPr>
-      <w:r>
-        <w:t>A known limitation of the feedback control implementation is that the TDS measurement is taken in the delivery line, not at the crop root zone. The delivery line TDS represents the concentration of the fertilizer solution being delivered, but the actual concentration reaching the root zone is affected by soil dilution, irrigation rate, and time-of-travel in the drip lines. Professional fertigation systems measure both delivery EC and drainage EC from the root zone to compute the actual nutrient balance at the crop. This two-measurement approach is beyond the scope of the current prototype but is identified as the highest-value sensor addition for future development.</w:t>
-      </w:r>
-    </w:p>
-    <w:p>
-      <w:pPr>
-        <w:spacing w:before="280" w:after="80"/>
-        <w:jc w:val="left"/>
-      </w:pPr>
-      <w:r>
-        <w:rPr>
-          <w:b/>
-          <w:color w:val="1F497D"/>
-          <w:sz w:val="26"/>
-        </w:rPr>
-        <w:t>E.3  Reliability and Fault Tolerance Analysis</w:t>
-      </w:r>
-    </w:p>
-    <w:p>
-      <w:pPr>
-        <w:spacing w:after="120"/>
-        <w:ind w:firstLine="425"/>
-        <w:jc w:val="both"/>
-      </w:pPr>
-      <w:r>
-        <w:t>A field-deployed irrigation control system must continue to operate safely in the presence of component failures, communication interruptions, and power supply disturbances. The following analysis identifies the fault scenarios relevant to Smart Flow 2.0 and describes the current system response to each.</w:t>
-      </w:r>
-    </w:p>
-    <w:p>
-      <w:pPr>
-        <w:spacing w:after="120"/>
-        <w:ind w:firstLine="425"/>
-        <w:jc w:val="both"/>
-      </w:pPr>
-      <w:r>
-        <w:rPr>
-          <w:b/>
-        </w:rPr>
-        <w:t>Power loss during irrigation:</w:t>
-      </w:r>
-      <w:r>
-        <w:t xml:space="preserve"> If power is lost while the main pump and a zone valve are active, all GPIO outputs transition to their reset state (low, corresponding to relay off) as the STM32 loses power. The relay board's mechanical contacts will open, de-energizing the solenoid valve coils, which are spring-return normally-closed. Water flow stops within 100 to 500 milliseconds of power loss. This is the correct fail-safe behavior — irrigation stops rather than continuing uncontrolled. On power restoration, the STM32 boots with sequence state = 0 (idle) and does not resume any in-progress sequence.</w:t>
-      </w:r>
-    </w:p>
-    <w:p>
-      <w:pPr>
-        <w:spacing w:after="120"/>
-        <w:ind w:firstLine="425"/>
-        <w:jc w:val="both"/>
-      </w:pPr>
-      <w:r>
-        <w:rPr>
-          <w:b/>
-        </w:rPr>
-        <w:t>WiFi/MQTT disconnection:</w:t>
-      </w:r>
-      <w:r>
-        <w:t xml:space="preserve"> The ESP32 implements reconnection logic. During a connectivity outage, any in-progress irrigation sequence continues to completion without interruption (the Sensor Module operates independently of the cloud connection). New irrigation cycles cannot be started remotely during the outage, but the local Bluetooth interface remains available for manual control. Sensor data collected during the outage is not buffered — readings during the disconnection period are lost.</w:t>
-      </w:r>
-    </w:p>
-    <w:p>
-      <w:pPr>
-        <w:spacing w:after="120"/>
-        <w:ind w:firstLine="425"/>
-        <w:jc w:val="both"/>
-      </w:pPr>
-      <w:r>
-        <w:rPr>
-          <w:b/>
-        </w:rPr>
-        <w:t>UART communication failure (Sensor Module to Relay Module):</w:t>
-      </w:r>
-      <w:r>
-        <w:t xml:space="preserve"> If the UART cable is disconnected or damaged during a sequence, relay commands are lost and the Relay Module will not receive the command to close the current zone valve or stop the fertilizer pump. The zone valve and pump remain in whatever state they were in when communication was lost. The Sensor Module has no feedback mechanism to detect this failure in the current implementation. This is the most serious unhandled fault scenario and is flagged as a priority reliability improvement: adding a command acknowledgment protocol with timeout and alarm state would allow the Sensor Module to detect relay communication failure and enter a safe state.</w:t>
-      </w:r>
-    </w:p>
-    <w:p>
-      <w:pPr>
-        <w:spacing w:after="120"/>
-        <w:ind w:firstLine="425"/>
-        <w:jc w:val="both"/>
-      </w:pPr>
-      <w:r>
-        <w:rPr>
-          <w:b/>
-        </w:rPr>
-        <w:t>Sensor probe failure:</w:t>
-      </w:r>
-      <w:r>
-        <w:t xml:space="preserve"> If a TDS or pH probe fails (open circuit, short circuit, or calibration drift beyond the valid range), the ADC reading will return a value outside the physically meaningful range. The firmware currently does not implement range checking — invalid ADC readings are processed through the calibration formula and the result, however nonsensical, is used by the feedback controller. Adding input range validation (reject readings outside the physically plausible TDS range of 0 to 5000 ppm, or the pH range of 0 to 14) and flagging an alarm state when out-of-range readings persist would prevent the feedback controller from driving the stepper motor to an extreme position in response to a faulty sensor.</w:t>
-      </w:r>
-    </w:p>
-    <w:sectPr>
-      <w:pgSz w:w="12240" w:h="15840"/>
-      <w:pgMar w:top="1440" w:right="1800" w:bottom="1440" w:left="1800" w:header="720" w:footer="720" w:gutter="0"/>
-      <w:cols w:space="720"/>
-      <w:docGrid w:linePitch="360"/>
-    </w:sectPr>
+        <w:t>13. References</w:t>
+      </w:r>
+    </w:p>
+    <w:p>
+      <w:pPr>
+        <w:spacing w:after="80"/>
+        <w:ind w:left="425" w:hanging="425"/>
+      </w:pPr>
+      <w:r>
+        <w:t>[1] Food and Agriculture Organization of the United Nations (FAO). (2011). The State of the World's Land and Water Resources for Food and Agriculture (SOLAW). FAO, Rome.</w:t>
+      </w:r>
+    </w:p>
+    <w:p>
+      <w:pPr>
+        <w:spacing w:after="80"/>
+        <w:ind w:left="425" w:hanging="425"/>
+      </w:pPr>
+      <w:r>
+        <w:t>[2] FAO. (2012). Coping with Water Scarcity: An Action Framework for Agriculture and Food Security. FAO Water Reports No. 38. FAO, Rome.</w:t>
+      </w:r>
+    </w:p>
+    <w:p>
+      <w:pPr>
+        <w:spacing w:after="80"/>
+        <w:ind w:left="425" w:hanging="425"/>
+      </w:pPr>
+      <w:r>
+        <w:t>[3] Pereira, L. S., Oweis, T., &amp; Zairi, A. (2002). Irrigation management under water scarcity. Agricultural Water Management, 57(3), 175–206.</w:t>
+      </w:r>
+    </w:p>
+    <w:p>
+      <w:pPr>
+        <w:spacing w:after="80"/>
+        <w:ind w:left="425" w:hanging="425"/>
+      </w:pPr>
+      <w:r>
+        <w:t>[4] Shock, C. C., &amp; Wang, F. X. (2011). Soil water tension, a powerful measurement for productivity and stewardship. HortScience, 46(2), 178–185.</w:t>
+      </w:r>
+    </w:p>
+    <w:p>
+      <w:pPr>
+        <w:spacing w:after="80"/>
+        <w:ind w:left="425" w:hanging="425"/>
+      </w:pPr>
+      <w:r>
+        <w:t>[5] Jones, J. B. (2014). Complete Guide for Growing Plants Hydroponically. CRC Press.</w:t>
+      </w:r>
+    </w:p>
+    <w:p>
+      <w:pPr>
+        <w:spacing w:after="80"/>
+        <w:ind w:left="425" w:hanging="425"/>
+      </w:pPr>
+      <w:r>
+        <w:t>[6] STMicroelectronics. (2020). STM32F103x8/B Reference Manual (RM0008 Rev 20). ST, Geneva.</w:t>
+      </w:r>
+    </w:p>
+    <w:p>
+      <w:pPr>
+        <w:spacing w:after="80"/>
+        <w:ind w:left="425" w:hanging="425"/>
+      </w:pPr>
+      <w:r>
+        <w:t>[7] STMicroelectronics. (2019). STM32Cube HAL and Low-layer drivers user manual (UM1850). ST, Geneva.</w:t>
+      </w:r>
+    </w:p>
+    <w:p>
+      <w:pPr>
+        <w:spacing w:after="80"/>
+        <w:ind w:left="425" w:hanging="425"/>
+      </w:pPr>
+      <w:r>
+        <w:t>[8] Espressif Systems. (2023). ESP32 Technical Reference Manual (Version 5.2). Espressif, Shanghai.</w:t>
+      </w:r>
+    </w:p>
+    <w:p>
+      <w:pPr>
+        <w:spacing w:after="80"/>
+        <w:ind w:left="425" w:hanging="425"/>
+      </w:pPr>
+      <w:r>
+        <w:t>[9] OASIS. (2014). MQTT Version 3.1.1 OASIS Standard. OASIS Open.</w:t>
+      </w:r>
+    </w:p>
+    <w:p>
+      <w:pPr>
+        <w:spacing w:after="80"/>
+        <w:ind w:left="425" w:hanging="425"/>
+      </w:pPr>
+      <w:r>
+        <w:t>[10] Banks, A., &amp; Gupta, R. (2014). MQTT Essentials: A Lightweight IoT Protocol. Packt Publishing.</w:t>
+      </w:r>
+    </w:p>
+    <w:p>
+      <w:pPr>
+        <w:spacing w:after="80"/>
+        <w:ind w:left="425" w:hanging="425"/>
+      </w:pPr>
+      <w:r>
+        <w:t>[11] Geostat – National Statistics Office of Georgia. (2023). Agriculture of Georgia — Statistical Publication. Geostat, Tbilisi.</w:t>
+      </w:r>
+    </w:p>
+    <w:p>
+      <w:pPr>
+        <w:spacing w:after="80"/>
+        <w:ind w:left="425" w:hanging="425"/>
+      </w:pPr>
+      <w:r>
+        <w:t>[12] Georgian National Environmental Agency. (2022). Water Resource Management Report 2022. Ministry of Environment, Tbilisi.</w:t>
+      </w:r>
+    </w:p>
+    <w:p>
+      <w:pPr>
+        <w:spacing w:after="80"/>
+        <w:ind w:left="425" w:hanging="425"/>
+      </w:pPr>
+      <w:r>
+        <w:t>[13] Rain Bird Corporation. (2023). IQ4 Central Control System Product Documentation. Azusa, CA.</w:t>
+      </w:r>
+    </w:p>
+    <w:p>
+      <w:pPr>
+        <w:spacing w:after="80"/>
+        <w:ind w:left="425" w:hanging="425"/>
+      </w:pPr>
+      <w:r>
+        <w:t>[14] Netafim. (2022). NetBeat Precision Irrigation Platform — Technical Specification. Netafim, Tel Aviv.</w:t>
+      </w:r>
+    </w:p>
+    <w:p>
+      <w:pPr>
+        <w:spacing w:after="80"/>
+        <w:ind w:left="425" w:hanging="425"/>
+      </w:pPr>
+      <w:r>
+        <w:t>[15] Rachio Inc. (2023). Rachio 3 Smart Sprinkler Controller — Technical Overview. Rachio, Denver, CO.</w:t>
+      </w:r>
+    </w:p>
+    <w:p>
+      <w:pPr>
+        <w:spacing w:after="80"/>
+        <w:ind w:left="425" w:hanging="425"/>
+      </w:pPr>
+      <w:r>
+        <w:t>[16] Markets and Markets Research. (2024). Smart Irrigation Market — Global Forecast to 2030. MarketsandMarkets, Pune.</w:t>
+      </w:r>
+    </w:p>
+    <w:p>
+      <w:pPr>
+        <w:spacing w:after="80"/>
+        <w:ind w:left="425" w:hanging="425"/>
+      </w:pPr>
+      <w:r>
+        <w:t>[17] Grand View Research. (2024). Smart Irrigation Market Size, Share &amp; Trends Analysis Report. GVR, San Francisco.</w:t>
+      </w:r>
+    </w:p>
+    <w:p>
+      <w:pPr>
+        <w:spacing w:after="80"/>
+        <w:ind w:left="425" w:hanging="425"/>
+      </w:pPr>
+      <w:r>
+        <w:t>[18] Drip Works Inc. (2022). Introduction to Drip Irrigation — Technical Reference Guide.</w:t>
+      </w:r>
+    </w:p>
+    <w:p>
+      <w:pPr>
+        <w:spacing w:after="80"/>
+        <w:ind w:left="425" w:hanging="425"/>
+      </w:pPr>
+      <w:r>
+        <w:t>[19] Texas Instruments. (2003). LM2596 SIMPLE SWITCHER Power Converter Datasheet. TI, Dallas.</w:t>
+      </w:r>
+    </w:p>
+    <w:p>
+      <w:pPr>
+        <w:spacing w:after="80"/>
+        <w:ind w:left="425" w:hanging="425"/>
+      </w:pPr>
+      <w:r>
+        <w:t>[20] Maxim Integrated. (2019). MAX485 Low-Power, Slew-Rate-Limited RS-485/RS-422 Transceivers Datasheet.</w:t>
+      </w:r>
+    </w:p>
+    <w:p>
+      <w:r>
+        <w:rPr/>
+        <w:t>[21] Haghverdi, A., Leib, B. G., Washington-Allen, R. A., Ayers, P. D., &amp; Buschermohle, M. J. (2015). Perspectives on delineating management zones for variable rate irrigation. Computers and Electronics in Agriculture, 117, 154–167.</w:t>
+      </w:r>
+    </w:p>
+    <w:p>
+      <w:r>
+        <w:rPr/>
+        <w:t>[22] Pardossi, A., Incrocci, L., Incrocci, G., Malorgio, F., Battista, P., Bacci, L., ... &amp; Campiotti, C. A. (2009). Root zone sensors for irrigation management in intensive agriculture. Sensors, 9(4), 2809–2835.</w:t>
+      </w:r>
+    </w:p>
+    <w:p>
+      <w:r>
+        <w:rPr/>
+        <w:t>[23] Gutiérrez, J., Villa-Medina, J. F., Nieto-Garibay, A., &amp; Porta-Gándara, M. Á. (2014). Automated irrigation system using a wireless sensor network and GPRS module. IEEE Transactions on Instrumentation and Measurement, 63(1), 166–176.</w:t>
+      </w:r>
+    </w:p>
+    <w:p>
+      <w:r>
+        <w:rPr/>
+        <w:t>[24] Rajalakshmi, P., &amp; Devi Mahalakshmi, S. (2016). IOT based crop field monitoring and irrigation automation. Proceedings of the 10th International Conference on Intelligent Systems and Control (ISCO), 1–6.</w:t>
+      </w:r>
+    </w:p>
+    <w:p>
+      <w:r>
+        <w:rPr/>
+        <w:t>[25] Codeluppi, G., Cilfone, A., Davoli, L., &amp; Ferrari, G. (2020). LoRaFarM: A LoRaWAN-based autonomous system for farm management. Sensors, 20(7), 2028.</w:t>
+      </w:r>
+    </w:p>
+    <w:p>
+      <w:r>
+        <w:rPr/>
+        <w:t>[26] Doorenbos, J., &amp; Pruitt, W. O. (1977). Guidelines for Predicting Crop Water Requirements. FAO Irrigation and Drainage Paper No. 24 (2nd ed.). Food and Agriculture Organization, Rome.</w:t>
+      </w:r>
+    </w:p>
+    <w:p>
+      <w:r>
+        <w:rPr/>
+        <w:t>[27] Savić, R., Ondrašek, G., &amp; Josimov-Dunderski, J. (2014). Fertigation systems and principles. Journal of Central European Agriculture, 15(3), 817–827.</w:t>
+      </w:r>
+    </w:p>
+    <w:p>
+      <w:r>
+        <w:rPr/>
+        <w:t>[28] OpenSprinkler. (2023). OpenSprinkler Hardware Documentation v3.0. Ray's Hobby. Retrieved from https://opensprinkler.com/</w:t>
+      </w:r>
+    </w:p>
+    <w:p>
+      <w:r>
+        <w:rPr/>
+        <w:t>[29] Agricultural Projects Management Agency of Georgia (APMA). (2021). Survey on Irrigation Technology Adoption among Small and Medium Farms in Georgia. APMA, Tbilisi.</w:t>
+      </w:r>
+    </w:p>
+    <w:p>
+      <w:r>
+        <w:rPr/>
+        <w:t>[30] Ercisli, S., Esitken, A., &amp; Cangi, R. (2008). Fruit characteristics of Rkatsiteli and Saperavi wine grape cultivars grown in Kakheti, Eastern Georgia. Scientific Works of the Lithuanian Institute of Horticulture and Lithuanian University of Agriculture, 27(2), 207–213.</w:t>
+      </w:r>
+    </w:p>
+    <w:p>
+      <w:r>
+        <w:br w:type="page"/>
+      </w:r>
+    </w:p>
   </w:body>
 </w:document>
 </file>
